--- a/Informe_Actividad_Brayan.docx
+++ b/Informe_Actividad_Brayan.docx
@@ -451,7 +451,7 @@
         <w:t xml:space="preserve">Se desarrolló: </w:t>
       </w:r>
       <w:r>
-        <w:t xml:space="preserve">(a) el frontend SvelteKit del módulo CRUD de Estudiantes con su reto final, (b) los archivos de configuración de las prácticas 3 y 4, y (c) el comando de Docker de la práctica 1 con su equivalente en docker-compose.</w:t>
+        <w:t xml:space="preserve">(a) la API FastAPI del docente, (b) el frontend SvelteKit del módulo CRUD de Estudiantes (Partes 1 a 10 de la guía), (c) los archivos de configuración de las prácticas 3 y 4, y (d) el comando de Docker de la práctica 1.</w:t>
       </w:r>
     </w:p>
     <w:p>
@@ -466,7 +466,7 @@
         <w:t xml:space="preserve">No se incluyó: </w:t>
       </w:r>
       <w:r>
-        <w:t xml:space="preserve">la API FastAPI (la guía indica que ya existe), el módulo de préstamos (la guía lo deja como marcador «en construcción») ni Power BI (no aparece en los documentos entregados).</w:t>
+        <w:t xml:space="preserve">los módulos de libros y préstamos (la guía los deja como marcador «en construcción»), el reto final, los ejercicios de las diapositivas ni Power BI (no aparece en los documentos entregados).</w:t>
       </w:r>
     </w:p>
     <w:p>
@@ -617,6 +617,69 @@
                 <w:szCs w:val="20"/>
               </w:rPr>
               <w:t xml:space="preserve">Guía principal del proyecto frontend (Partes 1 a 10 y reto final).</w:t>
+            </w:r>
+          </w:p>
+        </w:tc>
+      </w:tr>
+      <w:tr>
+        <w:trPr>
+          <w:tblHeader w:val="off"/>
+        </w:trPr>
+        <w:tc>
+          <w:tcPr>
+            <w:tcW w:type="dxa" w:w="3600"/>
+            <w:tcBorders>
+              <w:top w:val="single" w:color="CBD5E1" w:sz="4"/>
+              <w:left w:val="single" w:color="CBD5E1" w:sz="4"/>
+              <w:bottom w:val="single" w:color="CBD5E1" w:sz="4"/>
+              <w:right w:val="single" w:color="CBD5E1" w:sz="4"/>
+            </w:tcBorders>
+            <w:tcMar>
+              <w:top w:type="dxa" w:w="60"/>
+              <w:left w:type="dxa" w:w="100"/>
+              <w:bottom w:type="dxa" w:w="60"/>
+              <w:right w:type="dxa" w:w="100"/>
+            </w:tcMar>
+          </w:tcPr>
+          <w:p>
+            <w:r>
+              <w:rPr>
+                <w:b w:val="false"/>
+                <w:bCs w:val="false"/>
+                <w:color w:val="000000"/>
+                <w:sz w:val="20"/>
+                <w:szCs w:val="20"/>
+              </w:rPr>
+              <w:t xml:space="preserve">api2026 (zip) y Practica 3.docx de la API</w:t>
+            </w:r>
+          </w:p>
+        </w:tc>
+        <w:tc>
+          <w:tcPr>
+            <w:tcW w:type="dxa" w:w="5760"/>
+            <w:tcBorders>
+              <w:top w:val="single" w:color="CBD5E1" w:sz="4"/>
+              <w:left w:val="single" w:color="CBD5E1" w:sz="4"/>
+              <w:bottom w:val="single" w:color="CBD5E1" w:sz="4"/>
+              <w:right w:val="single" w:color="CBD5E1" w:sz="4"/>
+            </w:tcBorders>
+            <w:tcMar>
+              <w:top w:type="dxa" w:w="60"/>
+              <w:left w:type="dxa" w:w="100"/>
+              <w:bottom w:type="dxa" w:w="60"/>
+              <w:right w:type="dxa" w:w="100"/>
+            </w:tcMar>
+          </w:tcPr>
+          <w:p>
+            <w:r>
+              <w:rPr>
+                <w:b w:val="false"/>
+                <w:bCs w:val="false"/>
+                <w:color w:val="000000"/>
+                <w:sz w:val="20"/>
+                <w:szCs w:val="20"/>
+              </w:rPr>
+              <w:t xml:space="preserve">Código y guía de la API FastAPI con Neon.</w:t>
             </w:r>
           </w:p>
         </w:tc>
@@ -957,7 +1020,205 @@
           <w:sz w:val="17"/>
           <w:szCs w:val="17"/>
         </w:rPr>
-        <w:t xml:space="preserve">├── mi-proyecto/                      CRUD SvelteKit</w:t>
+        <w:t xml:space="preserve">├── api2026/                          API FastAPI + PostgreSQL (Neon)</w:t>
+      </w:r>
+    </w:p>
+    <w:p>
+      <w:pPr>
+        <w:pBdr>
+          <w:left w:val="single" w:color="1E3A8A" w:sz="12" w:space="6"/>
+        </w:pBdr>
+        <w:shd w:fill="F3F4F6" w:val="clear"/>
+        <w:spacing w:after="0" w:line="240"/>
+        <w:ind w:left="200"/>
+      </w:pPr>
+      <w:r>
+        <w:rPr>
+          <w:rFonts w:ascii="Consolas" w:cs="Consolas" w:eastAsia="Consolas" w:hAnsi="Consolas"/>
+          <w:sz w:val="17"/>
+          <w:szCs w:val="17"/>
+        </w:rPr>
+        <w:t xml:space="preserve">│   ├── main.py</w:t>
+      </w:r>
+    </w:p>
+    <w:p>
+      <w:pPr>
+        <w:pBdr>
+          <w:left w:val="single" w:color="1E3A8A" w:sz="12" w:space="6"/>
+        </w:pBdr>
+        <w:shd w:fill="F3F4F6" w:val="clear"/>
+        <w:spacing w:after="0" w:line="240"/>
+        <w:ind w:left="200"/>
+      </w:pPr>
+      <w:r>
+        <w:rPr>
+          <w:rFonts w:ascii="Consolas" w:cs="Consolas" w:eastAsia="Consolas" w:hAnsi="Consolas"/>
+          <w:sz w:val="17"/>
+          <w:szCs w:val="17"/>
+        </w:rPr>
+        <w:t xml:space="preserve">│   ├── requirements.txt</w:t>
+      </w:r>
+    </w:p>
+    <w:p>
+      <w:pPr>
+        <w:pBdr>
+          <w:left w:val="single" w:color="1E3A8A" w:sz="12" w:space="6"/>
+        </w:pBdr>
+        <w:shd w:fill="F3F4F6" w:val="clear"/>
+        <w:spacing w:after="0" w:line="240"/>
+        <w:ind w:left="200"/>
+      </w:pPr>
+      <w:r>
+        <w:rPr>
+          <w:rFonts w:ascii="Consolas" w:cs="Consolas" w:eastAsia="Consolas" w:hAnsi="Consolas"/>
+          <w:sz w:val="17"/>
+          <w:szCs w:val="17"/>
+        </w:rPr>
+        <w:t xml:space="preserve">│   ├── .env.example                  (el .env real no se sube)</w:t>
+      </w:r>
+    </w:p>
+    <w:p>
+      <w:pPr>
+        <w:pBdr>
+          <w:left w:val="single" w:color="1E3A8A" w:sz="12" w:space="6"/>
+        </w:pBdr>
+        <w:shd w:fill="F3F4F6" w:val="clear"/>
+        <w:spacing w:after="0" w:line="240"/>
+        <w:ind w:left="200"/>
+      </w:pPr>
+      <w:r>
+        <w:rPr>
+          <w:rFonts w:ascii="Consolas" w:cs="Consolas" w:eastAsia="Consolas" w:hAnsi="Consolas"/>
+          <w:sz w:val="17"/>
+          <w:szCs w:val="17"/>
+        </w:rPr>
+        <w:t xml:space="preserve">│   ├── .gitignore</w:t>
+      </w:r>
+    </w:p>
+    <w:p>
+      <w:pPr>
+        <w:pBdr>
+          <w:left w:val="single" w:color="1E3A8A" w:sz="12" w:space="6"/>
+        </w:pBdr>
+        <w:shd w:fill="F3F4F6" w:val="clear"/>
+        <w:spacing w:after="0" w:line="240"/>
+        <w:ind w:left="200"/>
+      </w:pPr>
+      <w:r>
+        <w:rPr>
+          <w:rFonts w:ascii="Consolas" w:cs="Consolas" w:eastAsia="Consolas" w:hAnsi="Consolas"/>
+          <w:sz w:val="17"/>
+          <w:szCs w:val="17"/>
+        </w:rPr>
+        <w:t xml:space="preserve">│   └── app/</w:t>
+      </w:r>
+    </w:p>
+    <w:p>
+      <w:pPr>
+        <w:pBdr>
+          <w:left w:val="single" w:color="1E3A8A" w:sz="12" w:space="6"/>
+        </w:pBdr>
+        <w:shd w:fill="F3F4F6" w:val="clear"/>
+        <w:spacing w:after="0" w:line="240"/>
+        <w:ind w:left="200"/>
+      </w:pPr>
+      <w:r>
+        <w:rPr>
+          <w:rFonts w:ascii="Consolas" w:cs="Consolas" w:eastAsia="Consolas" w:hAnsi="Consolas"/>
+          <w:sz w:val="17"/>
+          <w:szCs w:val="17"/>
+        </w:rPr>
+        <w:t xml:space="preserve">│       ├── __init__.py</w:t>
+      </w:r>
+    </w:p>
+    <w:p>
+      <w:pPr>
+        <w:pBdr>
+          <w:left w:val="single" w:color="1E3A8A" w:sz="12" w:space="6"/>
+        </w:pBdr>
+        <w:shd w:fill="F3F4F6" w:val="clear"/>
+        <w:spacing w:after="0" w:line="240"/>
+        <w:ind w:left="200"/>
+      </w:pPr>
+      <w:r>
+        <w:rPr>
+          <w:rFonts w:ascii="Consolas" w:cs="Consolas" w:eastAsia="Consolas" w:hAnsi="Consolas"/>
+          <w:sz w:val="17"/>
+          <w:szCs w:val="17"/>
+        </w:rPr>
+        <w:t xml:space="preserve">│       ├── api/            __init__.py, rutas_estudiantes.py</w:t>
+      </w:r>
+    </w:p>
+    <w:p>
+      <w:pPr>
+        <w:pBdr>
+          <w:left w:val="single" w:color="1E3A8A" w:sz="12" w:space="6"/>
+        </w:pBdr>
+        <w:shd w:fill="F3F4F6" w:val="clear"/>
+        <w:spacing w:after="0" w:line="240"/>
+        <w:ind w:left="200"/>
+      </w:pPr>
+      <w:r>
+        <w:rPr>
+          <w:rFonts w:ascii="Consolas" w:cs="Consolas" w:eastAsia="Consolas" w:hAnsi="Consolas"/>
+          <w:sz w:val="17"/>
+          <w:szCs w:val="17"/>
+        </w:rPr>
+        <w:t xml:space="preserve">│       ├── core/           __init__.py, database.py</w:t>
+      </w:r>
+    </w:p>
+    <w:p>
+      <w:pPr>
+        <w:pBdr>
+          <w:left w:val="single" w:color="1E3A8A" w:sz="12" w:space="6"/>
+        </w:pBdr>
+        <w:shd w:fill="F3F4F6" w:val="clear"/>
+        <w:spacing w:after="0" w:line="240"/>
+        <w:ind w:left="200"/>
+      </w:pPr>
+      <w:r>
+        <w:rPr>
+          <w:rFonts w:ascii="Consolas" w:cs="Consolas" w:eastAsia="Consolas" w:hAnsi="Consolas"/>
+          <w:sz w:val="17"/>
+          <w:szCs w:val="17"/>
+        </w:rPr>
+        <w:t xml:space="preserve">│       ├── models/         __init__.py, estudiante.py</w:t>
+      </w:r>
+    </w:p>
+    <w:p>
+      <w:pPr>
+        <w:pBdr>
+          <w:left w:val="single" w:color="1E3A8A" w:sz="12" w:space="6"/>
+        </w:pBdr>
+        <w:shd w:fill="F3F4F6" w:val="clear"/>
+        <w:spacing w:after="0" w:line="240"/>
+        <w:ind w:left="200"/>
+      </w:pPr>
+      <w:r>
+        <w:rPr>
+          <w:rFonts w:ascii="Consolas" w:cs="Consolas" w:eastAsia="Consolas" w:hAnsi="Consolas"/>
+          <w:sz w:val="17"/>
+          <w:szCs w:val="17"/>
+        </w:rPr>
+        <w:t xml:space="preserve">│       └── repositories/   __init__.py, estudiante_repo.py</w:t>
+      </w:r>
+    </w:p>
+    <w:p>
+      <w:pPr>
+        <w:pBdr>
+          <w:left w:val="single" w:color="1E3A8A" w:sz="12" w:space="6"/>
+        </w:pBdr>
+        <w:shd w:fill="F3F4F6" w:val="clear"/>
+        <w:spacing w:after="0" w:line="240"/>
+        <w:ind w:left="200"/>
+      </w:pPr>
+      <w:r>
+        <w:rPr>
+          <w:rFonts w:ascii="Consolas" w:cs="Consolas" w:eastAsia="Consolas" w:hAnsi="Consolas"/>
+          <w:sz w:val="17"/>
+          <w:szCs w:val="17"/>
+        </w:rPr>
+        <w:t xml:space="preserve">├── mi-proyecto/                      CRUD SvelteKit (npx sv create)</w:t>
       </w:r>
     </w:p>
     <w:p>
@@ -1029,6 +1290,24 @@
           <w:sz w:val="17"/>
           <w:szCs w:val="17"/>
         </w:rPr>
+        <w:t xml:space="preserve">│   │   │   ├── index.js</w:t>
+      </w:r>
+    </w:p>
+    <w:p>
+      <w:pPr>
+        <w:pBdr>
+          <w:left w:val="single" w:color="1E3A8A" w:sz="12" w:space="6"/>
+        </w:pBdr>
+        <w:shd w:fill="F3F4F6" w:val="clear"/>
+        <w:spacing w:after="0" w:line="240"/>
+        <w:ind w:left="200"/>
+      </w:pPr>
+      <w:r>
+        <w:rPr>
+          <w:rFonts w:ascii="Consolas" w:cs="Consolas" w:eastAsia="Consolas" w:hAnsi="Consolas"/>
+          <w:sz w:val="17"/>
+          <w:szCs w:val="17"/>
+        </w:rPr>
         <w:t xml:space="preserve">│   │   │   ├── components/           Navbar, Header, Card, Footer</w:t>
       </w:r>
     </w:p>
@@ -1101,7 +1380,25 @@
           <w:sz w:val="17"/>
           <w:szCs w:val="17"/>
         </w:rPr>
-        <w:t xml:space="preserve">│   │       ├── +page.svelte          inicio</w:t>
+        <w:t xml:space="preserve">│   │       ├── +page.svelte          inicio (/)</w:t>
+      </w:r>
+    </w:p>
+    <w:p>
+      <w:pPr>
+        <w:pBdr>
+          <w:left w:val="single" w:color="1E3A8A" w:sz="12" w:space="6"/>
+        </w:pBdr>
+        <w:shd w:fill="F3F4F6" w:val="clear"/>
+        <w:spacing w:after="0" w:line="240"/>
+        <w:ind w:left="200"/>
+      </w:pPr>
+      <w:r>
+        <w:rPr>
+          <w:rFonts w:ascii="Consolas" w:cs="Consolas" w:eastAsia="Consolas" w:hAnsi="Consolas"/>
+          <w:sz w:val="17"/>
+          <w:szCs w:val="17"/>
+        </w:rPr>
+        <w:t xml:space="preserve">│   │       ├── inicio/+page.svelte</w:t>
       </w:r>
     </w:p>
     <w:p>
@@ -1173,79 +1470,43 @@
           <w:sz w:val="17"/>
           <w:szCs w:val="17"/>
         </w:rPr>
-        <w:t xml:space="preserve">│   ├── static/favicon.png</w:t>
-      </w:r>
-    </w:p>
-    <w:p>
-      <w:pPr>
-        <w:pBdr>
-          <w:left w:val="single" w:color="1E3A8A" w:sz="12" w:space="6"/>
-        </w:pBdr>
-        <w:shd w:fill="F3F4F6" w:val="clear"/>
-        <w:spacing w:after="0" w:line="240"/>
-        <w:ind w:left="200"/>
-      </w:pPr>
-      <w:r>
-        <w:rPr>
-          <w:rFonts w:ascii="Consolas" w:cs="Consolas" w:eastAsia="Consolas" w:hAnsi="Consolas"/>
-          <w:sz w:val="17"/>
-          <w:szCs w:val="17"/>
-        </w:rPr>
-        <w:t xml:space="preserve">│   ├── package.json</w:t>
-      </w:r>
-    </w:p>
-    <w:p>
-      <w:pPr>
-        <w:pBdr>
-          <w:left w:val="single" w:color="1E3A8A" w:sz="12" w:space="6"/>
-        </w:pBdr>
-        <w:shd w:fill="F3F4F6" w:val="clear"/>
-        <w:spacing w:after="0" w:line="240"/>
-        <w:ind w:left="200"/>
-      </w:pPr>
-      <w:r>
-        <w:rPr>
-          <w:rFonts w:ascii="Consolas" w:cs="Consolas" w:eastAsia="Consolas" w:hAnsi="Consolas"/>
-          <w:sz w:val="17"/>
-          <w:szCs w:val="17"/>
-        </w:rPr>
-        <w:t xml:space="preserve">│   ├── svelte.config.js</w:t>
-      </w:r>
-    </w:p>
-    <w:p>
-      <w:pPr>
-        <w:pBdr>
-          <w:left w:val="single" w:color="1E3A8A" w:sz="12" w:space="6"/>
-        </w:pBdr>
-        <w:shd w:fill="F3F4F6" w:val="clear"/>
-        <w:spacing w:after="0" w:line="240"/>
-        <w:ind w:left="200"/>
-      </w:pPr>
-      <w:r>
-        <w:rPr>
-          <w:rFonts w:ascii="Consolas" w:cs="Consolas" w:eastAsia="Consolas" w:hAnsi="Consolas"/>
-          <w:sz w:val="17"/>
-          <w:szCs w:val="17"/>
-        </w:rPr>
-        <w:t xml:space="preserve">│   └── vite.config.js                proxy /api -&gt; http://localhost:8000</w:t>
-      </w:r>
-    </w:p>
-    <w:p>
-      <w:pPr>
-        <w:pBdr>
-          <w:left w:val="single" w:color="1E3A8A" w:sz="12" w:space="6"/>
-        </w:pBdr>
-        <w:shd w:fill="F3F4F6" w:val="clear"/>
-        <w:spacing w:after="0" w:line="240"/>
-        <w:ind w:left="200"/>
-      </w:pPr>
-      <w:r>
-        <w:rPr>
-          <w:rFonts w:ascii="Consolas" w:cs="Consolas" w:eastAsia="Consolas" w:hAnsi="Consolas"/>
-          <w:sz w:val="17"/>
-          <w:szCs w:val="17"/>
-        </w:rPr>
-        <w:t xml:space="preserve">├── practica_1_docker/                comandos.ps1, docker-compose.yml</w:t>
+        <w:t xml:space="preserve">│   ├── static/</w:t>
+      </w:r>
+    </w:p>
+    <w:p>
+      <w:pPr>
+        <w:pBdr>
+          <w:left w:val="single" w:color="1E3A8A" w:sz="12" w:space="6"/>
+        </w:pBdr>
+        <w:shd w:fill="F3F4F6" w:val="clear"/>
+        <w:spacing w:after="0" w:line="240"/>
+        <w:ind w:left="200"/>
+      </w:pPr>
+      <w:r>
+        <w:rPr>
+          <w:rFonts w:ascii="Consolas" w:cs="Consolas" w:eastAsia="Consolas" w:hAnsi="Consolas"/>
+          <w:sz w:val="17"/>
+          <w:szCs w:val="17"/>
+        </w:rPr>
+        <w:t xml:space="preserve">│   ├── package.json, svelte.config.js, vite.config.js</w:t>
+      </w:r>
+    </w:p>
+    <w:p>
+      <w:pPr>
+        <w:pBdr>
+          <w:left w:val="single" w:color="1E3A8A" w:sz="12" w:space="6"/>
+        </w:pBdr>
+        <w:shd w:fill="F3F4F6" w:val="clear"/>
+        <w:spacing w:after="0" w:line="240"/>
+        <w:ind w:left="200"/>
+      </w:pPr>
+      <w:r>
+        <w:rPr>
+          <w:rFonts w:ascii="Consolas" w:cs="Consolas" w:eastAsia="Consolas" w:hAnsi="Consolas"/>
+          <w:sz w:val="17"/>
+          <w:szCs w:val="17"/>
+        </w:rPr>
+        <w:t xml:space="preserve">├── practica_1_docker/                comandos.ps1</w:t>
       </w:r>
     </w:p>
     <w:p>
@@ -1295,6 +1556,123 @@
       </w:pPr>
       <w:r>
         <w:t xml:space="preserve">4. Módulo CRUD de Estudiantes (SvelteKit + FastAPI)</w:t>
+      </w:r>
+    </w:p>
+    <w:p>
+      <w:pPr>
+        <w:pStyle w:val="Heading2"/>
+      </w:pPr>
+      <w:r>
+        <w:t xml:space="preserve">4.0 Creación del proyecto con el comando del profesor</w:t>
+      </w:r>
+    </w:p>
+    <w:p>
+      <w:pPr>
+        <w:spacing w:after="120" w:line="300"/>
+      </w:pPr>
+      <w:r>
+        <w:t xml:space="preserve">El proyecto se creó con el asistente oficial, como en SVELT JS 1, eligiendo SvelteKit minimal y JavaScript sin TypeScript. Se fijó la versión sv@0.9.0, porque las versiones más nuevas generan SvelteKit 3 con modo runas obligatorio, y el código de la guía (export let, on:click, $:) pertenece a la versión anterior.</w:t>
+      </w:r>
+    </w:p>
+    <w:p>
+      <w:pPr>
+        <w:keepNext/>
+        <w:spacing w:after="40" w:before="120"/>
+      </w:pPr>
+      <w:r>
+        <w:rPr>
+          <w:b/>
+          <w:bCs/>
+          <w:color w:val="1E3A8A"/>
+          <w:sz w:val="20"/>
+          <w:szCs w:val="20"/>
+        </w:rPr>
+        <w:t xml:space="preserve">Comandos</w:t>
+      </w:r>
+    </w:p>
+    <w:p>
+      <w:pPr>
+        <w:pBdr>
+          <w:left w:val="single" w:color="1E3A8A" w:sz="12" w:space="6"/>
+        </w:pBdr>
+        <w:shd w:fill="F3F4F6" w:val="clear"/>
+        <w:spacing w:after="0" w:line="240"/>
+        <w:ind w:left="200"/>
+      </w:pPr>
+      <w:r>
+        <w:rPr>
+          <w:rFonts w:ascii="Consolas" w:cs="Consolas" w:eastAsia="Consolas" w:hAnsi="Consolas"/>
+          <w:sz w:val="17"/>
+          <w:szCs w:val="17"/>
+        </w:rPr>
+        <w:t xml:space="preserve">npx sv@0.9.0 create mi-proyecto</w:t>
+      </w:r>
+    </w:p>
+    <w:p>
+      <w:pPr>
+        <w:pBdr>
+          <w:left w:val="single" w:color="1E3A8A" w:sz="12" w:space="6"/>
+        </w:pBdr>
+        <w:shd w:fill="F3F4F6" w:val="clear"/>
+        <w:spacing w:after="0" w:line="240"/>
+        <w:ind w:left="200"/>
+      </w:pPr>
+      <w:r>
+        <w:rPr>
+          <w:rFonts w:ascii="Consolas" w:cs="Consolas" w:eastAsia="Consolas" w:hAnsi="Consolas"/>
+          <w:sz w:val="17"/>
+          <w:szCs w:val="17"/>
+        </w:rPr>
+        <w:t xml:space="preserve">cd mi-proyecto</w:t>
+      </w:r>
+    </w:p>
+    <w:p>
+      <w:pPr>
+        <w:pBdr>
+          <w:left w:val="single" w:color="1E3A8A" w:sz="12" w:space="6"/>
+        </w:pBdr>
+        <w:shd w:fill="F3F4F6" w:val="clear"/>
+        <w:spacing w:after="0" w:line="240"/>
+        <w:ind w:left="200"/>
+      </w:pPr>
+      <w:r>
+        <w:rPr>
+          <w:rFonts w:ascii="Consolas" w:cs="Consolas" w:eastAsia="Consolas" w:hAnsi="Consolas"/>
+          <w:sz w:val="17"/>
+          <w:szCs w:val="17"/>
+        </w:rPr>
+        <w:t xml:space="preserve">npm install</w:t>
+      </w:r>
+    </w:p>
+    <w:p>
+      <w:pPr>
+        <w:pBdr>
+          <w:left w:val="single" w:color="1E3A8A" w:sz="12" w:space="6"/>
+        </w:pBdr>
+        <w:shd w:fill="F3F4F6" w:val="clear"/>
+        <w:spacing w:after="0" w:line="240"/>
+        <w:ind w:left="200"/>
+      </w:pPr>
+      <w:r>
+        <w:rPr>
+          <w:rFonts w:ascii="Consolas" w:cs="Consolas" w:eastAsia="Consolas" w:hAnsi="Consolas"/>
+          <w:sz w:val="17"/>
+          <w:szCs w:val="17"/>
+        </w:rPr>
+        <w:t xml:space="preserve">npm run dev</w:t>
+      </w:r>
+    </w:p>
+    <w:p>
+      <w:pPr>
+        <w:spacing w:after="120"/>
+      </w:pPr>
+    </w:p>
+    <w:p>
+      <w:pPr>
+        <w:spacing w:after="120" w:line="300"/>
+      </w:pPr>
+      <w:r>
+        <w:t xml:space="preserve">Sobre ese scaffolding se agregó el código de la guía: componentes, servicios, rutas y vite.config.js.</w:t>
       </w:r>
     </w:p>
     <w:p>
@@ -3807,7 +4185,7 @@
         <w:spacing w:after="120" w:line="300"/>
       </w:pPr>
       <w:r>
-        <w:t xml:space="preserve">La página src/routes/estudiantes/+page.svelte se construyó en la versión final de la Parte 9. Reúne en un solo archivo lo visto en las partes anteriores:</w:t>
+        <w:t xml:space="preserve">La página src/routes/estudiantes/+page.svelte se construyó en la versión final de la Parte 9. Reúne en un solo archivo lo visto en las partes anteriores.:</w:t>
       </w:r>
     </w:p>
     <w:p>
@@ -4313,168 +4691,6 @@
           <w:sz w:val="17"/>
           <w:szCs w:val="17"/>
         </w:rPr>
-        <w:t xml:space="preserve">  // Reto final: búsqueda, contador y promedio general</w:t>
-      </w:r>
-    </w:p>
-    <w:p>
-      <w:pPr>
-        <w:pBdr>
-          <w:left w:val="single" w:color="1E3A8A" w:sz="12" w:space="6"/>
-        </w:pBdr>
-        <w:shd w:fill="F3F4F6" w:val="clear"/>
-        <w:spacing w:after="0" w:line="240"/>
-        <w:ind w:left="200"/>
-      </w:pPr>
-      <w:r>
-        <w:rPr>
-          <w:rFonts w:ascii="Consolas" w:cs="Consolas" w:eastAsia="Consolas" w:hAnsi="Consolas"/>
-          <w:sz w:val="17"/>
-          <w:szCs w:val="17"/>
-        </w:rPr>
-        <w:t xml:space="preserve">  let busqueda = '';</w:t>
-      </w:r>
-    </w:p>
-    <w:p>
-      <w:pPr>
-        <w:pBdr>
-          <w:left w:val="single" w:color="1E3A8A" w:sz="12" w:space="6"/>
-        </w:pBdr>
-        <w:shd w:fill="F3F4F6" w:val="clear"/>
-        <w:spacing w:after="0" w:line="240"/>
-        <w:ind w:left="200"/>
-      </w:pPr>
-      <w:r>
-        <w:rPr>
-          <w:rFonts w:ascii="Consolas" w:cs="Consolas" w:eastAsia="Consolas" w:hAnsi="Consolas"/>
-          <w:sz w:val="17"/>
-          <w:szCs w:val="17"/>
-        </w:rPr>
-        <w:t xml:space="preserve">  $: estudiantesFiltrados = estudiantes.filter((e) =&gt;</w:t>
-      </w:r>
-    </w:p>
-    <w:p>
-      <w:pPr>
-        <w:pBdr>
-          <w:left w:val="single" w:color="1E3A8A" w:sz="12" w:space="6"/>
-        </w:pBdr>
-        <w:shd w:fill="F3F4F6" w:val="clear"/>
-        <w:spacing w:after="0" w:line="240"/>
-        <w:ind w:left="200"/>
-      </w:pPr>
-      <w:r>
-        <w:rPr>
-          <w:rFonts w:ascii="Consolas" w:cs="Consolas" w:eastAsia="Consolas" w:hAnsi="Consolas"/>
-          <w:sz w:val="17"/>
-          <w:szCs w:val="17"/>
-        </w:rPr>
-        <w:t xml:space="preserve">    e.nombre.toLowerCase().includes(busqueda.toLowerCase())</w:t>
-      </w:r>
-    </w:p>
-    <w:p>
-      <w:pPr>
-        <w:pBdr>
-          <w:left w:val="single" w:color="1E3A8A" w:sz="12" w:space="6"/>
-        </w:pBdr>
-        <w:shd w:fill="F3F4F6" w:val="clear"/>
-        <w:spacing w:after="0" w:line="240"/>
-        <w:ind w:left="200"/>
-      </w:pPr>
-      <w:r>
-        <w:rPr>
-          <w:rFonts w:ascii="Consolas" w:cs="Consolas" w:eastAsia="Consolas" w:hAnsi="Consolas"/>
-          <w:sz w:val="17"/>
-          <w:szCs w:val="17"/>
-        </w:rPr>
-        <w:t xml:space="preserve">  );</w:t>
-      </w:r>
-    </w:p>
-    <w:p>
-      <w:pPr>
-        <w:pBdr>
-          <w:left w:val="single" w:color="1E3A8A" w:sz="12" w:space="6"/>
-        </w:pBdr>
-        <w:shd w:fill="F3F4F6" w:val="clear"/>
-        <w:spacing w:after="0" w:line="240"/>
-        <w:ind w:left="200"/>
-      </w:pPr>
-      <w:r>
-        <w:rPr>
-          <w:rFonts w:ascii="Consolas" w:cs="Consolas" w:eastAsia="Consolas" w:hAnsi="Consolas"/>
-          <w:sz w:val="17"/>
-          <w:szCs w:val="17"/>
-        </w:rPr>
-        <w:t xml:space="preserve">  $: promedioGeneral =</w:t>
-      </w:r>
-    </w:p>
-    <w:p>
-      <w:pPr>
-        <w:pBdr>
-          <w:left w:val="single" w:color="1E3A8A" w:sz="12" w:space="6"/>
-        </w:pBdr>
-        <w:shd w:fill="F3F4F6" w:val="clear"/>
-        <w:spacing w:after="0" w:line="240"/>
-        <w:ind w:left="200"/>
-      </w:pPr>
-      <w:r>
-        <w:rPr>
-          <w:rFonts w:ascii="Consolas" w:cs="Consolas" w:eastAsia="Consolas" w:hAnsi="Consolas"/>
-          <w:sz w:val="17"/>
-          <w:szCs w:val="17"/>
-        </w:rPr>
-        <w:t xml:space="preserve">    estudiantes.length === 0</w:t>
-      </w:r>
-    </w:p>
-    <w:p>
-      <w:pPr>
-        <w:pBdr>
-          <w:left w:val="single" w:color="1E3A8A" w:sz="12" w:space="6"/>
-        </w:pBdr>
-        <w:shd w:fill="F3F4F6" w:val="clear"/>
-        <w:spacing w:after="0" w:line="240"/>
-        <w:ind w:left="200"/>
-      </w:pPr>
-      <w:r>
-        <w:rPr>
-          <w:rFonts w:ascii="Consolas" w:cs="Consolas" w:eastAsia="Consolas" w:hAnsi="Consolas"/>
-          <w:sz w:val="17"/>
-          <w:szCs w:val="17"/>
-        </w:rPr>
-        <w:t xml:space="preserve">      ? 0</w:t>
-      </w:r>
-    </w:p>
-    <w:p>
-      <w:pPr>
-        <w:pBdr>
-          <w:left w:val="single" w:color="1E3A8A" w:sz="12" w:space="6"/>
-        </w:pBdr>
-        <w:shd w:fill="F3F4F6" w:val="clear"/>
-        <w:spacing w:after="0" w:line="240"/>
-        <w:ind w:left="200"/>
-      </w:pPr>
-      <w:r>
-        <w:rPr>
-          <w:rFonts w:ascii="Consolas" w:cs="Consolas" w:eastAsia="Consolas" w:hAnsi="Consolas"/>
-          <w:sz w:val="17"/>
-          <w:szCs w:val="17"/>
-        </w:rPr>
-        <w:t xml:space="preserve">      : estudiantes.reduce((suma, e) =&gt; suma + Number(e.promedio), 0) / estudiantes.length;</w:t>
-      </w:r>
-    </w:p>
-    <w:p>
-      <w:pPr>
-        <w:pBdr>
-          <w:left w:val="single" w:color="1E3A8A" w:sz="12" w:space="6"/>
-        </w:pBdr>
-        <w:shd w:fill="F3F4F6" w:val="clear"/>
-        <w:spacing w:after="0" w:line="240"/>
-        <w:ind w:left="200"/>
-      </w:pPr>
-      <w:r>
-        <w:rPr>
-          <w:rFonts w:ascii="Consolas" w:cs="Consolas" w:eastAsia="Consolas" w:hAnsi="Consolas"/>
-          <w:sz w:val="17"/>
-          <w:szCs w:val="17"/>
-        </w:rPr>
         <w:t xml:space="preserve">  async function cargarEstudiantes() {</w:t>
       </w:r>
     </w:p>
@@ -5815,15 +6031,7 @@
         <w:pStyle w:val="Heading2"/>
       </w:pPr>
       <w:r>
-        <w:t xml:space="preserve">4.6 Reto final</w:t>
-      </w:r>
-    </w:p>
-    <w:p>
-      <w:pPr>
-        <w:spacing w:after="120" w:line="300"/>
-      </w:pPr>
-      <w:r>
-        <w:t xml:space="preserve">Se resolvieron los tres puntos de código del reto final de la guía; el cuarto (informe de una página sobre la Parte 10) se cubre con la sección 4.5 de este documento.</w:t>
+        <w:t xml:space="preserve">4.6 Cómo ejecutar</w:t>
       </w:r>
     </w:p>
     <w:p>
@@ -5836,14 +6044,7 @@
         <w:spacing w:after="60"/>
       </w:pPr>
       <w:r>
-        <w:rPr>
-          <w:b/>
-          <w:bCs/>
-        </w:rPr>
-        <w:t xml:space="preserve">Barra de búsqueda por nombre: </w:t>
-      </w:r>
-      <w:r>
-        <w:t xml:space="preserve">variable busqueda y lista filtrada con estudiantes.filter(...).</w:t>
+        <w:t xml:space="preserve">Iniciar la API FastAPI (por ejemplo, uvicorn main:app --reload).</w:t>
       </w:r>
     </w:p>
     <w:p>
@@ -5856,14 +6057,7 @@
         <w:spacing w:after="60"/>
       </w:pPr>
       <w:r>
-        <w:rPr>
-          <w:b/>
-          <w:bCs/>
-        </w:rPr>
-        <w:t xml:space="preserve">Contador y promedio general: </w:t>
-      </w:r>
-      <w:r>
-        <w:t xml:space="preserve">total de estudiantes y promedio calculado con reduce, mostrados sobre la tabla.</w:t>
+        <w:t xml:space="preserve">En la carpeta mi-proyecto: npm install y luego npm run dev.</w:t>
       </w:r>
     </w:p>
     <w:p>
@@ -5876,212 +6070,7 @@
         <w:spacing w:after="60"/>
       </w:pPr>
       <w:r>
-        <w:rPr>
-          <w:b/>
-          <w:bCs/>
-        </w:rPr>
-        <w:t xml:space="preserve">Módulo de libros: </w:t>
-      </w:r>
-      <w:r>
-        <w:t xml:space="preserve">misma estructura con api_libro.js y routes/libros/+page.svelte.</w:t>
-      </w:r>
-    </w:p>
-    <w:p>
-      <w:pPr>
-        <w:keepNext/>
-        <w:spacing w:after="40" w:before="120"/>
-      </w:pPr>
-      <w:r>
-        <w:rPr>
-          <w:b/>
-          <w:bCs/>
-          <w:color w:val="1E3A8A"/>
-          <w:sz w:val="20"/>
-          <w:szCs w:val="20"/>
-        </w:rPr>
-        <w:t xml:space="preserve">Fragmento del reto final</w:t>
-      </w:r>
-    </w:p>
-    <w:p>
-      <w:pPr>
-        <w:pBdr>
-          <w:left w:val="single" w:color="1E3A8A" w:sz="12" w:space="6"/>
-        </w:pBdr>
-        <w:shd w:fill="F3F4F6" w:val="clear"/>
-        <w:spacing w:after="0" w:line="240"/>
-        <w:ind w:left="200"/>
-      </w:pPr>
-      <w:r>
-        <w:rPr>
-          <w:rFonts w:ascii="Consolas" w:cs="Consolas" w:eastAsia="Consolas" w:hAnsi="Consolas"/>
-          <w:sz w:val="17"/>
-          <w:szCs w:val="17"/>
-        </w:rPr>
-        <w:t xml:space="preserve">// Reto final: búsqueda, contador y promedio general</w:t>
-      </w:r>
-    </w:p>
-    <w:p>
-      <w:pPr>
-        <w:pBdr>
-          <w:left w:val="single" w:color="1E3A8A" w:sz="12" w:space="6"/>
-        </w:pBdr>
-        <w:shd w:fill="F3F4F6" w:val="clear"/>
-        <w:spacing w:after="0" w:line="240"/>
-        <w:ind w:left="200"/>
-      </w:pPr>
-      <w:r>
-        <w:rPr>
-          <w:rFonts w:ascii="Consolas" w:cs="Consolas" w:eastAsia="Consolas" w:hAnsi="Consolas"/>
-          <w:sz w:val="17"/>
-          <w:szCs w:val="17"/>
-        </w:rPr>
-        <w:t xml:space="preserve">let busqueda = '';</w:t>
-      </w:r>
-    </w:p>
-    <w:p>
-      <w:pPr>
-        <w:pBdr>
-          <w:left w:val="single" w:color="1E3A8A" w:sz="12" w:space="6"/>
-        </w:pBdr>
-        <w:shd w:fill="F3F4F6" w:val="clear"/>
-        <w:spacing w:after="0" w:line="240"/>
-        <w:ind w:left="200"/>
-      </w:pPr>
-      <w:r>
-        <w:rPr>
-          <w:rFonts w:ascii="Consolas" w:cs="Consolas" w:eastAsia="Consolas" w:hAnsi="Consolas"/>
-          <w:sz w:val="17"/>
-          <w:szCs w:val="17"/>
-        </w:rPr>
-        <w:t xml:space="preserve">$: estudiantesFiltrados = estudiantes.filter((e) =&gt;</w:t>
-      </w:r>
-    </w:p>
-    <w:p>
-      <w:pPr>
-        <w:pBdr>
-          <w:left w:val="single" w:color="1E3A8A" w:sz="12" w:space="6"/>
-        </w:pBdr>
-        <w:shd w:fill="F3F4F6" w:val="clear"/>
-        <w:spacing w:after="0" w:line="240"/>
-        <w:ind w:left="200"/>
-      </w:pPr>
-      <w:r>
-        <w:rPr>
-          <w:rFonts w:ascii="Consolas" w:cs="Consolas" w:eastAsia="Consolas" w:hAnsi="Consolas"/>
-          <w:sz w:val="17"/>
-          <w:szCs w:val="17"/>
-        </w:rPr>
-        <w:t xml:space="preserve">  e.nombre.toLowerCase().includes(busqueda.toLowerCase())</w:t>
-      </w:r>
-    </w:p>
-    <w:p>
-      <w:pPr>
-        <w:pBdr>
-          <w:left w:val="single" w:color="1E3A8A" w:sz="12" w:space="6"/>
-        </w:pBdr>
-        <w:shd w:fill="F3F4F6" w:val="clear"/>
-        <w:spacing w:after="0" w:line="240"/>
-        <w:ind w:left="200"/>
-      </w:pPr>
-      <w:r>
-        <w:rPr>
-          <w:rFonts w:ascii="Consolas" w:cs="Consolas" w:eastAsia="Consolas" w:hAnsi="Consolas"/>
-          <w:sz w:val="17"/>
-          <w:szCs w:val="17"/>
-        </w:rPr>
-        <w:t xml:space="preserve">);</w:t>
-      </w:r>
-    </w:p>
-    <w:p>
-      <w:pPr>
-        <w:pBdr>
-          <w:left w:val="single" w:color="1E3A8A" w:sz="12" w:space="6"/>
-        </w:pBdr>
-        <w:shd w:fill="F3F4F6" w:val="clear"/>
-        <w:spacing w:after="0" w:line="240"/>
-        <w:ind w:left="200"/>
-      </w:pPr>
-      <w:r>
-        <w:rPr>
-          <w:rFonts w:ascii="Consolas" w:cs="Consolas" w:eastAsia="Consolas" w:hAnsi="Consolas"/>
-          <w:sz w:val="17"/>
-          <w:szCs w:val="17"/>
-        </w:rPr>
-        <w:t xml:space="preserve">$: promedioGeneral =</w:t>
-      </w:r>
-    </w:p>
-    <w:p>
-      <w:pPr>
-        <w:pBdr>
-          <w:left w:val="single" w:color="1E3A8A" w:sz="12" w:space="6"/>
-        </w:pBdr>
-        <w:shd w:fill="F3F4F6" w:val="clear"/>
-        <w:spacing w:after="0" w:line="240"/>
-        <w:ind w:left="200"/>
-      </w:pPr>
-      <w:r>
-        <w:rPr>
-          <w:rFonts w:ascii="Consolas" w:cs="Consolas" w:eastAsia="Consolas" w:hAnsi="Consolas"/>
-          <w:sz w:val="17"/>
-          <w:szCs w:val="17"/>
-        </w:rPr>
-        <w:t xml:space="preserve">  estudiantes.length === 0</w:t>
-      </w:r>
-    </w:p>
-    <w:p>
-      <w:pPr>
-        <w:pBdr>
-          <w:left w:val="single" w:color="1E3A8A" w:sz="12" w:space="6"/>
-        </w:pBdr>
-        <w:shd w:fill="F3F4F6" w:val="clear"/>
-        <w:spacing w:after="0" w:line="240"/>
-        <w:ind w:left="200"/>
-      </w:pPr>
-      <w:r>
-        <w:rPr>
-          <w:rFonts w:ascii="Consolas" w:cs="Consolas" w:eastAsia="Consolas" w:hAnsi="Consolas"/>
-          <w:sz w:val="17"/>
-          <w:szCs w:val="17"/>
-        </w:rPr>
-        <w:t xml:space="preserve">    ? 0</w:t>
-      </w:r>
-    </w:p>
-    <w:p>
-      <w:pPr>
-        <w:pBdr>
-          <w:left w:val="single" w:color="1E3A8A" w:sz="12" w:space="6"/>
-        </w:pBdr>
-        <w:shd w:fill="F3F4F6" w:val="clear"/>
-        <w:spacing w:after="0" w:line="240"/>
-        <w:ind w:left="200"/>
-      </w:pPr>
-      <w:r>
-        <w:rPr>
-          <w:rFonts w:ascii="Consolas" w:cs="Consolas" w:eastAsia="Consolas" w:hAnsi="Consolas"/>
-          <w:sz w:val="17"/>
-          <w:szCs w:val="17"/>
-        </w:rPr>
-        <w:t xml:space="preserve">    : estudiantes.reduce((suma, e) =&gt; suma + Number(e.promedio), 0) / estudiantes.length;</w:t>
-      </w:r>
-    </w:p>
-    <w:p>
-      <w:pPr>
-        <w:spacing w:after="120"/>
-      </w:pPr>
-    </w:p>
-    <w:p>
-      <w:pPr>
-        <w:spacing w:after="120" w:line="300"/>
-      </w:pPr>
-      <w:r>
-        <w:rPr>
-          <w:b/>
-          <w:bCs/>
-        </w:rPr>
-        <w:t xml:space="preserve">Supuesto: </w:t>
-      </w:r>
-      <w:r>
-        <w:t xml:space="preserve">la guía no define los campos de la API de libros. Se usaron titulo, autor y anio; deben ajustarse al esquema real que muestre /docs de FastAPI.</w:t>
+        <w:t xml:space="preserve">Abrir http://localhost:5173/estudiantes y probar registrar, editar, eliminar y refrescar la página.</w:t>
       </w:r>
     </w:p>
     <w:p>
@@ -6089,54 +6078,7 @@
         <w:pStyle w:val="Heading2"/>
       </w:pPr>
       <w:r>
-        <w:t xml:space="preserve">4.7 Cómo ejecutar</w:t>
-      </w:r>
-    </w:p>
-    <w:p>
-      <w:pPr>
-        <w:pStyle w:val="ListParagraph"/>
-        <w:numPr>
-          <w:ilvl w:val="0"/>
-          <w:numId w:val="3"/>
-        </w:numPr>
-        <w:spacing w:after="60"/>
-      </w:pPr>
-      <w:r>
-        <w:t xml:space="preserve">Iniciar la API FastAPI (por ejemplo, uvicorn main:app --reload).</w:t>
-      </w:r>
-    </w:p>
-    <w:p>
-      <w:pPr>
-        <w:pStyle w:val="ListParagraph"/>
-        <w:numPr>
-          <w:ilvl w:val="0"/>
-          <w:numId w:val="3"/>
-        </w:numPr>
-        <w:spacing w:after="60"/>
-      </w:pPr>
-      <w:r>
-        <w:t xml:space="preserve">En la carpeta mi-proyecto: npm install y luego npm run dev.</w:t>
-      </w:r>
-    </w:p>
-    <w:p>
-      <w:pPr>
-        <w:pStyle w:val="ListParagraph"/>
-        <w:numPr>
-          <w:ilvl w:val="0"/>
-          <w:numId w:val="3"/>
-        </w:numPr>
-        <w:spacing w:after="60"/>
-      </w:pPr>
-      <w:r>
-        <w:t xml:space="preserve">Abrir http://localhost:5173/estudiantes y probar registrar, editar, eliminar y refrescar la página.</w:t>
-      </w:r>
-    </w:p>
-    <w:p>
-      <w:pPr>
-        <w:pStyle w:val="Heading2"/>
-      </w:pPr>
-      <w:r>
-        <w:t xml:space="preserve">4.8 Lista de verificación de la guía</w:t>
+        <w:t xml:space="preserve">4.7 Lista de verificación de la guía</w:t>
       </w:r>
     </w:p>
     <w:tbl>
@@ -6278,7 +6220,7 @@
                 <w:sz w:val="20"/>
                 <w:szCs w:val="20"/>
               </w:rPr>
-              <w:t xml:space="preserve">Pendiente de probar con la API</w:t>
+              <w:t xml:space="preserve">Pendiente: requiere las credenciales de Neon</w:t>
             </w:r>
           </w:p>
         </w:tc>
@@ -6341,7 +6283,7 @@
                 <w:sz w:val="20"/>
                 <w:szCs w:val="20"/>
               </w:rPr>
-              <w:t xml:space="preserve">Hecho</w:t>
+              <w:t xml:space="preserve">Hecho, igual que la guía</w:t>
             </w:r>
           </w:p>
         </w:tc>
@@ -6604,7 +6546,7 @@
         <w:pStyle w:val="Heading1"/>
       </w:pPr>
       <w:r>
-        <w:t xml:space="preserve">5. Práctica 1 · Open WebUI con Docker</w:t>
+        <w:t xml:space="preserve">5. API FastAPI + PostgreSQL (Práctica 3 de la API)</w:t>
       </w:r>
     </w:p>
     <w:p>
@@ -6612,7 +6554,7 @@
         <w:spacing w:after="120" w:line="300"/>
       </w:pPr>
       <w:r>
-        <w:t xml:space="preserve">Según la práctica, se instala Docker, luego Ollama con un modelo, y Open WebUI se ejecuta como contenedor.</w:t>
+        <w:t xml:space="preserve">Backend modular entregado por el docente (api2026). Usa FastAPI, Pydantic, el patrón Repository y SQL puro con psycopg2 sobre una base PostgreSQL en Neon. Se copió sin modificar su código.</w:t>
       </w:r>
     </w:p>
     <w:p>
@@ -6620,7 +6562,7 @@
         <w:pStyle w:val="Heading2"/>
       </w:pPr>
       <w:r>
-        <w:t xml:space="preserve">5.1 Pasos</w:t>
+        <w:t xml:space="preserve">5.1 Preparación</w:t>
       </w:r>
     </w:p>
     <w:p>
@@ -6633,7 +6575,7 @@
         <w:spacing w:after="60"/>
       </w:pPr>
       <w:r>
-        <w:t xml:space="preserve">Instalar Docker Desktop y Ollama; verificar con ollama --version.</w:t>
+        <w:t xml:space="preserve">Crear el entorno virtual myvenv, activarlo e instalar: pip install fastapi uvicorn pydantic psycopg2-binary python-dotenv.</w:t>
       </w:r>
     </w:p>
     <w:p>
@@ -6646,7 +6588,7 @@
         <w:spacing w:after="60"/>
       </w:pPr>
       <w:r>
-        <w:t xml:space="preserve">Descargar un modelo según el equipo: qwen3:1.7b o qwen2.5:1.5b-instruct (si no hay NVIDIA y 8 GB de RAM). Verificar con ollama list.</w:t>
+        <w:t xml:space="preserve">En Neon, crear un proyecto y ejecutar en el SQL Editor el script que crea la tabla estudiantes; agregar un registro.</w:t>
       </w:r>
     </w:p>
     <w:p>
@@ -6659,7 +6601,7 @@
         <w:spacing w:after="60"/>
       </w:pPr>
       <w:r>
-        <w:t xml:space="preserve">Ejecutar el comando de Docker del profesor y abrir http://localhost:3000/.</w:t>
+        <w:t xml:space="preserve">Copiar las credenciales de conexión al archivo .env (DB_HOST, DB_NAME, DB_USER, DB_PASSWORD, DB_PORT). El .env no se sube a GitHub; en el repositorio solo está .env.example.</w:t>
       </w:r>
     </w:p>
     <w:p>
@@ -6672,7 +6614,7 @@
         <w:spacing w:after="60"/>
       </w:pPr>
       <w:r>
-        <w:t xml:space="preserve">En Open WebUI, verificar el modelo de Ollama y crear una base de conocimiento subiendo archivos.</w:t>
+        <w:t xml:space="preserve">Ejecutar uvicorn main:app --reload y abrir http://127.0.0.1:8000/docs.</w:t>
       </w:r>
     </w:p>
     <w:p>
@@ -6688,169 +6630,115 @@
           <w:sz w:val="20"/>
           <w:szCs w:val="20"/>
         </w:rPr>
-        <w:t xml:space="preserve">practica_1_docker/comandos.ps1</w:t>
-      </w:r>
-    </w:p>
-    <w:p>
-      <w:pPr>
-        <w:pBdr>
-          <w:left w:val="single" w:color="1E3A8A" w:sz="12" w:space="6"/>
-        </w:pBdr>
-        <w:shd w:fill="F3F4F6" w:val="clear"/>
-        <w:spacing w:after="0" w:line="240"/>
-        <w:ind w:left="200"/>
-      </w:pPr>
-      <w:r>
-        <w:rPr>
-          <w:rFonts w:ascii="Consolas" w:cs="Consolas" w:eastAsia="Consolas" w:hAnsi="Consolas"/>
-          <w:sz w:val="17"/>
-          <w:szCs w:val="17"/>
-        </w:rPr>
-        <w:t xml:space="preserve"># PRÁCTICA 1 - Open WebUI con Docker + Ollama</w:t>
-      </w:r>
-    </w:p>
-    <w:p>
-      <w:pPr>
-        <w:pBdr>
-          <w:left w:val="single" w:color="1E3A8A" w:sz="12" w:space="6"/>
-        </w:pBdr>
-        <w:shd w:fill="F3F4F6" w:val="clear"/>
-        <w:spacing w:after="0" w:line="240"/>
-        <w:ind w:left="200"/>
-      </w:pPr>
-      <w:r>
-        <w:rPr>
-          <w:rFonts w:ascii="Consolas" w:cs="Consolas" w:eastAsia="Consolas" w:hAnsi="Consolas"/>
-          <w:sz w:val="17"/>
-          <w:szCs w:val="17"/>
-        </w:rPr>
-        <w:t xml:space="preserve"># Requisitos: Docker Desktop y Ollama instalados.</w:t>
-      </w:r>
-    </w:p>
-    <w:p>
-      <w:pPr>
-        <w:pBdr>
-          <w:left w:val="single" w:color="1E3A8A" w:sz="12" w:space="6"/>
-        </w:pBdr>
-        <w:shd w:fill="F3F4F6" w:val="clear"/>
-        <w:spacing w:after="0" w:line="240"/>
-        <w:ind w:left="200"/>
-      </w:pPr>
-      <w:r>
-        <w:rPr>
-          <w:rFonts w:ascii="Consolas" w:cs="Consolas" w:eastAsia="Consolas" w:hAnsi="Consolas"/>
-          <w:sz w:val="17"/>
-          <w:szCs w:val="17"/>
-        </w:rPr>
-        <w:t xml:space="preserve">ollama --version</w:t>
-      </w:r>
-    </w:p>
-    <w:p>
-      <w:pPr>
-        <w:pBdr>
-          <w:left w:val="single" w:color="1E3A8A" w:sz="12" w:space="6"/>
-        </w:pBdr>
-        <w:shd w:fill="F3F4F6" w:val="clear"/>
-        <w:spacing w:after="0" w:line="240"/>
-        <w:ind w:left="200"/>
-      </w:pPr>
-      <w:r>
-        <w:rPr>
-          <w:rFonts w:ascii="Consolas" w:cs="Consolas" w:eastAsia="Consolas" w:hAnsi="Consolas"/>
-          <w:sz w:val="17"/>
-          <w:szCs w:val="17"/>
-        </w:rPr>
-        <w:t xml:space="preserve">ollama pull qwen3:1.7b</w:t>
-      </w:r>
-    </w:p>
-    <w:p>
-      <w:pPr>
-        <w:pBdr>
-          <w:left w:val="single" w:color="1E3A8A" w:sz="12" w:space="6"/>
-        </w:pBdr>
-        <w:shd w:fill="F3F4F6" w:val="clear"/>
-        <w:spacing w:after="0" w:line="240"/>
-        <w:ind w:left="200"/>
-      </w:pPr>
-      <w:r>
-        <w:rPr>
-          <w:rFonts w:ascii="Consolas" w:cs="Consolas" w:eastAsia="Consolas" w:hAnsi="Consolas"/>
-          <w:sz w:val="17"/>
-          <w:szCs w:val="17"/>
-        </w:rPr>
-        <w:t xml:space="preserve">ollama pull qwen2.5:1.5b-instruct</w:t>
-      </w:r>
-    </w:p>
-    <w:p>
-      <w:pPr>
-        <w:pBdr>
-          <w:left w:val="single" w:color="1E3A8A" w:sz="12" w:space="6"/>
-        </w:pBdr>
-        <w:shd w:fill="F3F4F6" w:val="clear"/>
-        <w:spacing w:after="0" w:line="240"/>
-        <w:ind w:left="200"/>
-      </w:pPr>
-      <w:r>
-        <w:rPr>
-          <w:rFonts w:ascii="Consolas" w:cs="Consolas" w:eastAsia="Consolas" w:hAnsi="Consolas"/>
-          <w:sz w:val="17"/>
-          <w:szCs w:val="17"/>
-        </w:rPr>
-        <w:t xml:space="preserve">ollama list</w:t>
-      </w:r>
-    </w:p>
-    <w:p>
-      <w:pPr>
-        <w:pBdr>
-          <w:left w:val="single" w:color="1E3A8A" w:sz="12" w:space="6"/>
-        </w:pBdr>
-        <w:shd w:fill="F3F4F6" w:val="clear"/>
-        <w:spacing w:after="0" w:line="240"/>
-        <w:ind w:left="200"/>
-      </w:pPr>
-      <w:r>
-        <w:rPr>
-          <w:rFonts w:ascii="Consolas" w:cs="Consolas" w:eastAsia="Consolas" w:hAnsi="Consolas"/>
-          <w:sz w:val="17"/>
-          <w:szCs w:val="17"/>
-        </w:rPr>
-        <w:t xml:space="preserve"> </w:t>
-      </w:r>
-    </w:p>
-    <w:p>
-      <w:pPr>
-        <w:pBdr>
-          <w:left w:val="single" w:color="1E3A8A" w:sz="12" w:space="6"/>
-        </w:pBdr>
-        <w:shd w:fill="F3F4F6" w:val="clear"/>
-        <w:spacing w:after="0" w:line="240"/>
-        <w:ind w:left="200"/>
-      </w:pPr>
-      <w:r>
-        <w:rPr>
-          <w:rFonts w:ascii="Consolas" w:cs="Consolas" w:eastAsia="Consolas" w:hAnsi="Consolas"/>
-          <w:sz w:val="17"/>
-          <w:szCs w:val="17"/>
-        </w:rPr>
-        <w:t xml:space="preserve"># Comando del profesor (Open WebUI en http://localhost:3000/)</w:t>
-      </w:r>
-    </w:p>
-    <w:p>
-      <w:pPr>
-        <w:pBdr>
-          <w:left w:val="single" w:color="1E3A8A" w:sz="12" w:space="6"/>
-        </w:pBdr>
-        <w:shd w:fill="F3F4F6" w:val="clear"/>
-        <w:spacing w:after="0" w:line="240"/>
-        <w:ind w:left="200"/>
-      </w:pPr>
-      <w:r>
-        <w:rPr>
-          <w:rFonts w:ascii="Consolas" w:cs="Consolas" w:eastAsia="Consolas" w:hAnsi="Consolas"/>
-          <w:sz w:val="17"/>
-          <w:szCs w:val="17"/>
-        </w:rPr>
-        <w:t xml:space="preserve">docker run -d -p 3000:8080 --add-host=host.docker.internal:host-gateway -v open-webui:/app/backend/data --name open-webui --restart always ghcr.io/open-webui/open-webui:main</w:t>
+        <w:t xml:space="preserve">Script SQL de la práctica</w:t>
+      </w:r>
+    </w:p>
+    <w:p>
+      <w:pPr>
+        <w:pBdr>
+          <w:left w:val="single" w:color="1E3A8A" w:sz="12" w:space="6"/>
+        </w:pBdr>
+        <w:shd w:fill="F3F4F6" w:val="clear"/>
+        <w:spacing w:after="0" w:line="240"/>
+        <w:ind w:left="200"/>
+      </w:pPr>
+      <w:r>
+        <w:rPr>
+          <w:rFonts w:ascii="Consolas" w:cs="Consolas" w:eastAsia="Consolas" w:hAnsi="Consolas"/>
+          <w:sz w:val="17"/>
+          <w:szCs w:val="17"/>
+        </w:rPr>
+        <w:t xml:space="preserve">CREATE TABLE estudiantes (</w:t>
+      </w:r>
+    </w:p>
+    <w:p>
+      <w:pPr>
+        <w:pBdr>
+          <w:left w:val="single" w:color="1E3A8A" w:sz="12" w:space="6"/>
+        </w:pBdr>
+        <w:shd w:fill="F3F4F6" w:val="clear"/>
+        <w:spacing w:after="0" w:line="240"/>
+        <w:ind w:left="200"/>
+      </w:pPr>
+      <w:r>
+        <w:rPr>
+          <w:rFonts w:ascii="Consolas" w:cs="Consolas" w:eastAsia="Consolas" w:hAnsi="Consolas"/>
+          <w:sz w:val="17"/>
+          <w:szCs w:val="17"/>
+        </w:rPr>
+        <w:t xml:space="preserve">  id SERIAL PRIMARY KEY,</w:t>
+      </w:r>
+    </w:p>
+    <w:p>
+      <w:pPr>
+        <w:pBdr>
+          <w:left w:val="single" w:color="1E3A8A" w:sz="12" w:space="6"/>
+        </w:pBdr>
+        <w:shd w:fill="F3F4F6" w:val="clear"/>
+        <w:spacing w:after="0" w:line="240"/>
+        <w:ind w:left="200"/>
+      </w:pPr>
+      <w:r>
+        <w:rPr>
+          <w:rFonts w:ascii="Consolas" w:cs="Consolas" w:eastAsia="Consolas" w:hAnsi="Consolas"/>
+          <w:sz w:val="17"/>
+          <w:szCs w:val="17"/>
+        </w:rPr>
+        <w:t xml:space="preserve">  nombre VARCHAR(100) NOT NULL,</w:t>
+      </w:r>
+    </w:p>
+    <w:p>
+      <w:pPr>
+        <w:pBdr>
+          <w:left w:val="single" w:color="1E3A8A" w:sz="12" w:space="6"/>
+        </w:pBdr>
+        <w:shd w:fill="F3F4F6" w:val="clear"/>
+        <w:spacing w:after="0" w:line="240"/>
+        <w:ind w:left="200"/>
+      </w:pPr>
+      <w:r>
+        <w:rPr>
+          <w:rFonts w:ascii="Consolas" w:cs="Consolas" w:eastAsia="Consolas" w:hAnsi="Consolas"/>
+          <w:sz w:val="17"/>
+          <w:szCs w:val="17"/>
+        </w:rPr>
+        <w:t xml:space="preserve">  grado INTEGER NOT NULL,</w:t>
+      </w:r>
+    </w:p>
+    <w:p>
+      <w:pPr>
+        <w:pBdr>
+          <w:left w:val="single" w:color="1E3A8A" w:sz="12" w:space="6"/>
+        </w:pBdr>
+        <w:shd w:fill="F3F4F6" w:val="clear"/>
+        <w:spacing w:after="0" w:line="240"/>
+        <w:ind w:left="200"/>
+      </w:pPr>
+      <w:r>
+        <w:rPr>
+          <w:rFonts w:ascii="Consolas" w:cs="Consolas" w:eastAsia="Consolas" w:hAnsi="Consolas"/>
+          <w:sz w:val="17"/>
+          <w:szCs w:val="17"/>
+        </w:rPr>
+        <w:t xml:space="preserve">  promedio NUMERIC(3,2) NOT NULL</w:t>
+      </w:r>
+    </w:p>
+    <w:p>
+      <w:pPr>
+        <w:pBdr>
+          <w:left w:val="single" w:color="1E3A8A" w:sz="12" w:space="6"/>
+        </w:pBdr>
+        <w:shd w:fill="F3F4F6" w:val="clear"/>
+        <w:spacing w:after="0" w:line="240"/>
+        <w:ind w:left="200"/>
+      </w:pPr>
+      <w:r>
+        <w:rPr>
+          <w:rFonts w:ascii="Consolas" w:cs="Consolas" w:eastAsia="Consolas" w:hAnsi="Consolas"/>
+          <w:sz w:val="17"/>
+          <w:szCs w:val="17"/>
+        </w:rPr>
+        <w:t xml:space="preserve">);</w:t>
       </w:r>
     </w:p>
     <w:p>
@@ -6863,16 +6751,473 @@
         <w:pStyle w:val="Heading2"/>
       </w:pPr>
       <w:r>
-        <w:t xml:space="preserve">5.2 Equivalente en docker-compose</w:t>
-      </w:r>
-    </w:p>
-    <w:p>
-      <w:pPr>
-        <w:spacing w:after="120" w:line="300"/>
-      </w:pPr>
-      <w:r>
-        <w:t xml:space="preserve">El archivo docker-compose.yml reproduce el mismo comando (puerto 3000, volumen open-webui, host.docker.internal). Se usa con docker compose up -d.</w:t>
-      </w:r>
+        <w:t xml:space="preserve">5.2 Estructura y responsabilidades</w:t>
+      </w:r>
+    </w:p>
+    <w:tbl>
+      <w:tblPr>
+        <w:tblW w:type="dxa" w:w="9360"/>
+        <w:tblBorders>
+          <w:top w:val="single" w:color="auto" w:sz="4"/>
+          <w:left w:val="single" w:color="auto" w:sz="4"/>
+          <w:bottom w:val="single" w:color="auto" w:sz="4"/>
+          <w:right w:val="single" w:color="auto" w:sz="4"/>
+          <w:insideH w:val="single" w:color="auto" w:sz="4"/>
+          <w:insideV w:val="single" w:color="auto" w:sz="4"/>
+        </w:tblBorders>
+      </w:tblPr>
+      <w:tblGrid>
+        <w:gridCol w:w="3000"/>
+        <w:gridCol w:w="6360"/>
+      </w:tblGrid>
+      <w:tr>
+        <w:trPr>
+          <w:tblHeader/>
+        </w:trPr>
+        <w:tc>
+          <w:tcPr>
+            <w:tcW w:type="dxa" w:w="3000"/>
+            <w:tcBorders>
+              <w:top w:val="single" w:color="CBD5E1" w:sz="4"/>
+              <w:left w:val="single" w:color="CBD5E1" w:sz="4"/>
+              <w:bottom w:val="single" w:color="CBD5E1" w:sz="4"/>
+              <w:right w:val="single" w:color="CBD5E1" w:sz="4"/>
+            </w:tcBorders>
+            <w:shd w:fill="1E3A8A" w:val="clear"/>
+            <w:tcMar>
+              <w:top w:type="dxa" w:w="60"/>
+              <w:left w:type="dxa" w:w="100"/>
+              <w:bottom w:type="dxa" w:w="60"/>
+              <w:right w:type="dxa" w:w="100"/>
+            </w:tcMar>
+          </w:tcPr>
+          <w:p>
+            <w:r>
+              <w:rPr>
+                <w:b/>
+                <w:bCs/>
+                <w:color w:val="FFFFFF"/>
+                <w:sz w:val="20"/>
+                <w:szCs w:val="20"/>
+              </w:rPr>
+              <w:t xml:space="preserve">Archivo</w:t>
+            </w:r>
+          </w:p>
+        </w:tc>
+        <w:tc>
+          <w:tcPr>
+            <w:tcW w:type="dxa" w:w="6360"/>
+            <w:tcBorders>
+              <w:top w:val="single" w:color="CBD5E1" w:sz="4"/>
+              <w:left w:val="single" w:color="CBD5E1" w:sz="4"/>
+              <w:bottom w:val="single" w:color="CBD5E1" w:sz="4"/>
+              <w:right w:val="single" w:color="CBD5E1" w:sz="4"/>
+            </w:tcBorders>
+            <w:shd w:fill="1E3A8A" w:val="clear"/>
+            <w:tcMar>
+              <w:top w:type="dxa" w:w="60"/>
+              <w:left w:type="dxa" w:w="100"/>
+              <w:bottom w:type="dxa" w:w="60"/>
+              <w:right w:type="dxa" w:w="100"/>
+            </w:tcMar>
+          </w:tcPr>
+          <w:p>
+            <w:r>
+              <w:rPr>
+                <w:b/>
+                <w:bCs/>
+                <w:color w:val="FFFFFF"/>
+                <w:sz w:val="20"/>
+                <w:szCs w:val="20"/>
+              </w:rPr>
+              <w:t xml:space="preserve">Responsabilidad</w:t>
+            </w:r>
+          </w:p>
+        </w:tc>
+      </w:tr>
+      <w:tr>
+        <w:trPr>
+          <w:tblHeader w:val="off"/>
+        </w:trPr>
+        <w:tc>
+          <w:tcPr>
+            <w:tcW w:type="dxa" w:w="3000"/>
+            <w:tcBorders>
+              <w:top w:val="single" w:color="CBD5E1" w:sz="4"/>
+              <w:left w:val="single" w:color="CBD5E1" w:sz="4"/>
+              <w:bottom w:val="single" w:color="CBD5E1" w:sz="4"/>
+              <w:right w:val="single" w:color="CBD5E1" w:sz="4"/>
+            </w:tcBorders>
+            <w:tcMar>
+              <w:top w:type="dxa" w:w="60"/>
+              <w:left w:type="dxa" w:w="100"/>
+              <w:bottom w:type="dxa" w:w="60"/>
+              <w:right w:type="dxa" w:w="100"/>
+            </w:tcMar>
+          </w:tcPr>
+          <w:p>
+            <w:r>
+              <w:rPr>
+                <w:b w:val="false"/>
+                <w:bCs w:val="false"/>
+                <w:color w:val="000000"/>
+                <w:sz w:val="20"/>
+                <w:szCs w:val="20"/>
+              </w:rPr>
+              <w:t xml:space="preserve">main.py</w:t>
+            </w:r>
+          </w:p>
+        </w:tc>
+        <w:tc>
+          <w:tcPr>
+            <w:tcW w:type="dxa" w:w="6360"/>
+            <w:tcBorders>
+              <w:top w:val="single" w:color="CBD5E1" w:sz="4"/>
+              <w:left w:val="single" w:color="CBD5E1" w:sz="4"/>
+              <w:bottom w:val="single" w:color="CBD5E1" w:sz="4"/>
+              <w:right w:val="single" w:color="CBD5E1" w:sz="4"/>
+            </w:tcBorders>
+            <w:tcMar>
+              <w:top w:type="dxa" w:w="60"/>
+              <w:left w:type="dxa" w:w="100"/>
+              <w:bottom w:type="dxa" w:w="60"/>
+              <w:right w:type="dxa" w:w="100"/>
+            </w:tcMar>
+          </w:tcPr>
+          <w:p>
+            <w:r>
+              <w:rPr>
+                <w:b w:val="false"/>
+                <w:bCs w:val="false"/>
+                <w:color w:val="000000"/>
+                <w:sz w:val="20"/>
+                <w:szCs w:val="20"/>
+              </w:rPr>
+              <w:t xml:space="preserve">Punto de entrada; crea la aplicación e incluye el router</w:t>
+            </w:r>
+          </w:p>
+        </w:tc>
+      </w:tr>
+      <w:tr>
+        <w:trPr>
+          <w:tblHeader w:val="off"/>
+        </w:trPr>
+        <w:tc>
+          <w:tcPr>
+            <w:tcW w:type="dxa" w:w="3000"/>
+            <w:tcBorders>
+              <w:top w:val="single" w:color="CBD5E1" w:sz="4"/>
+              <w:left w:val="single" w:color="CBD5E1" w:sz="4"/>
+              <w:bottom w:val="single" w:color="CBD5E1" w:sz="4"/>
+              <w:right w:val="single" w:color="CBD5E1" w:sz="4"/>
+            </w:tcBorders>
+            <w:tcMar>
+              <w:top w:type="dxa" w:w="60"/>
+              <w:left w:type="dxa" w:w="100"/>
+              <w:bottom w:type="dxa" w:w="60"/>
+              <w:right w:type="dxa" w:w="100"/>
+            </w:tcMar>
+          </w:tcPr>
+          <w:p>
+            <w:r>
+              <w:rPr>
+                <w:b w:val="false"/>
+                <w:bCs w:val="false"/>
+                <w:color w:val="000000"/>
+                <w:sz w:val="20"/>
+                <w:szCs w:val="20"/>
+              </w:rPr>
+              <w:t xml:space="preserve">app/core/database.py</w:t>
+            </w:r>
+          </w:p>
+        </w:tc>
+        <w:tc>
+          <w:tcPr>
+            <w:tcW w:type="dxa" w:w="6360"/>
+            <w:tcBorders>
+              <w:top w:val="single" w:color="CBD5E1" w:sz="4"/>
+              <w:left w:val="single" w:color="CBD5E1" w:sz="4"/>
+              <w:bottom w:val="single" w:color="CBD5E1" w:sz="4"/>
+              <w:right w:val="single" w:color="CBD5E1" w:sz="4"/>
+            </w:tcBorders>
+            <w:tcMar>
+              <w:top w:type="dxa" w:w="60"/>
+              <w:left w:type="dxa" w:w="100"/>
+              <w:bottom w:type="dxa" w:w="60"/>
+              <w:right w:type="dxa" w:w="100"/>
+            </w:tcMar>
+          </w:tcPr>
+          <w:p>
+            <w:r>
+              <w:rPr>
+                <w:b w:val="false"/>
+                <w:bCs w:val="false"/>
+                <w:color w:val="000000"/>
+                <w:sz w:val="20"/>
+                <w:szCs w:val="20"/>
+              </w:rPr>
+              <w:t xml:space="preserve">Clase Database: entrega la conexión leyendo el .env</w:t>
+            </w:r>
+          </w:p>
+        </w:tc>
+      </w:tr>
+      <w:tr>
+        <w:trPr>
+          <w:tblHeader w:val="off"/>
+        </w:trPr>
+        <w:tc>
+          <w:tcPr>
+            <w:tcW w:type="dxa" w:w="3000"/>
+            <w:tcBorders>
+              <w:top w:val="single" w:color="CBD5E1" w:sz="4"/>
+              <w:left w:val="single" w:color="CBD5E1" w:sz="4"/>
+              <w:bottom w:val="single" w:color="CBD5E1" w:sz="4"/>
+              <w:right w:val="single" w:color="CBD5E1" w:sz="4"/>
+            </w:tcBorders>
+            <w:tcMar>
+              <w:top w:type="dxa" w:w="60"/>
+              <w:left w:type="dxa" w:w="100"/>
+              <w:bottom w:type="dxa" w:w="60"/>
+              <w:right w:type="dxa" w:w="100"/>
+            </w:tcMar>
+          </w:tcPr>
+          <w:p>
+            <w:r>
+              <w:rPr>
+                <w:b w:val="false"/>
+                <w:bCs w:val="false"/>
+                <w:color w:val="000000"/>
+                <w:sz w:val="20"/>
+                <w:szCs w:val="20"/>
+              </w:rPr>
+              <w:t xml:space="preserve">app/models/estudiante.py</w:t>
+            </w:r>
+          </w:p>
+        </w:tc>
+        <w:tc>
+          <w:tcPr>
+            <w:tcW w:type="dxa" w:w="6360"/>
+            <w:tcBorders>
+              <w:top w:val="single" w:color="CBD5E1" w:sz="4"/>
+              <w:left w:val="single" w:color="CBD5E1" w:sz="4"/>
+              <w:bottom w:val="single" w:color="CBD5E1" w:sz="4"/>
+              <w:right w:val="single" w:color="CBD5E1" w:sz="4"/>
+            </w:tcBorders>
+            <w:tcMar>
+              <w:top w:type="dxa" w:w="60"/>
+              <w:left w:type="dxa" w:w="100"/>
+              <w:bottom w:type="dxa" w:w="60"/>
+              <w:right w:type="dxa" w:w="100"/>
+            </w:tcMar>
+          </w:tcPr>
+          <w:p>
+            <w:r>
+              <w:rPr>
+                <w:b w:val="false"/>
+                <w:bCs w:val="false"/>
+                <w:color w:val="000000"/>
+                <w:sz w:val="20"/>
+                <w:szCs w:val="20"/>
+              </w:rPr>
+              <w:t xml:space="preserve">Modelo Pydantic: id, nombre, grado (int), promedio (float)</w:t>
+            </w:r>
+          </w:p>
+        </w:tc>
+      </w:tr>
+      <w:tr>
+        <w:trPr>
+          <w:tblHeader w:val="off"/>
+        </w:trPr>
+        <w:tc>
+          <w:tcPr>
+            <w:tcW w:type="dxa" w:w="3000"/>
+            <w:tcBorders>
+              <w:top w:val="single" w:color="CBD5E1" w:sz="4"/>
+              <w:left w:val="single" w:color="CBD5E1" w:sz="4"/>
+              <w:bottom w:val="single" w:color="CBD5E1" w:sz="4"/>
+              <w:right w:val="single" w:color="CBD5E1" w:sz="4"/>
+            </w:tcBorders>
+            <w:tcMar>
+              <w:top w:type="dxa" w:w="60"/>
+              <w:left w:type="dxa" w:w="100"/>
+              <w:bottom w:type="dxa" w:w="60"/>
+              <w:right w:type="dxa" w:w="100"/>
+            </w:tcMar>
+          </w:tcPr>
+          <w:p>
+            <w:r>
+              <w:rPr>
+                <w:b w:val="false"/>
+                <w:bCs w:val="false"/>
+                <w:color w:val="000000"/>
+                <w:sz w:val="20"/>
+                <w:szCs w:val="20"/>
+              </w:rPr>
+              <w:t xml:space="preserve">app/repositories/estudiante_repo.py</w:t>
+            </w:r>
+          </w:p>
+        </w:tc>
+        <w:tc>
+          <w:tcPr>
+            <w:tcW w:type="dxa" w:w="6360"/>
+            <w:tcBorders>
+              <w:top w:val="single" w:color="CBD5E1" w:sz="4"/>
+              <w:left w:val="single" w:color="CBD5E1" w:sz="4"/>
+              <w:bottom w:val="single" w:color="CBD5E1" w:sz="4"/>
+              <w:right w:val="single" w:color="CBD5E1" w:sz="4"/>
+            </w:tcBorders>
+            <w:tcMar>
+              <w:top w:type="dxa" w:w="60"/>
+              <w:left w:type="dxa" w:w="100"/>
+              <w:bottom w:type="dxa" w:w="60"/>
+              <w:right w:type="dxa" w:w="100"/>
+            </w:tcMar>
+          </w:tcPr>
+          <w:p>
+            <w:r>
+              <w:rPr>
+                <w:b w:val="false"/>
+                <w:bCs w:val="false"/>
+                <w:color w:val="000000"/>
+                <w:sz w:val="20"/>
+                <w:szCs w:val="20"/>
+              </w:rPr>
+              <w:t xml:space="preserve">Todo el SQL: obtener, crear, actualizar y eliminar</w:t>
+            </w:r>
+          </w:p>
+        </w:tc>
+      </w:tr>
+      <w:tr>
+        <w:trPr>
+          <w:tblHeader w:val="off"/>
+        </w:trPr>
+        <w:tc>
+          <w:tcPr>
+            <w:tcW w:type="dxa" w:w="3000"/>
+            <w:tcBorders>
+              <w:top w:val="single" w:color="CBD5E1" w:sz="4"/>
+              <w:left w:val="single" w:color="CBD5E1" w:sz="4"/>
+              <w:bottom w:val="single" w:color="CBD5E1" w:sz="4"/>
+              <w:right w:val="single" w:color="CBD5E1" w:sz="4"/>
+            </w:tcBorders>
+            <w:tcMar>
+              <w:top w:type="dxa" w:w="60"/>
+              <w:left w:type="dxa" w:w="100"/>
+              <w:bottom w:type="dxa" w:w="60"/>
+              <w:right w:type="dxa" w:w="100"/>
+            </w:tcMar>
+          </w:tcPr>
+          <w:p>
+            <w:r>
+              <w:rPr>
+                <w:b w:val="false"/>
+                <w:bCs w:val="false"/>
+                <w:color w:val="000000"/>
+                <w:sz w:val="20"/>
+                <w:szCs w:val="20"/>
+              </w:rPr>
+              <w:t xml:space="preserve">app/api/rutas_estudiantes.py</w:t>
+            </w:r>
+          </w:p>
+        </w:tc>
+        <w:tc>
+          <w:tcPr>
+            <w:tcW w:type="dxa" w:w="6360"/>
+            <w:tcBorders>
+              <w:top w:val="single" w:color="CBD5E1" w:sz="4"/>
+              <w:left w:val="single" w:color="CBD5E1" w:sz="4"/>
+              <w:bottom w:val="single" w:color="CBD5E1" w:sz="4"/>
+              <w:right w:val="single" w:color="CBD5E1" w:sz="4"/>
+            </w:tcBorders>
+            <w:tcMar>
+              <w:top w:type="dxa" w:w="60"/>
+              <w:left w:type="dxa" w:w="100"/>
+              <w:bottom w:type="dxa" w:w="60"/>
+              <w:right w:type="dxa" w:w="100"/>
+            </w:tcMar>
+          </w:tcPr>
+          <w:p>
+            <w:r>
+              <w:rPr>
+                <w:b w:val="false"/>
+                <w:bCs w:val="false"/>
+                <w:color w:val="000000"/>
+                <w:sz w:val="20"/>
+                <w:szCs w:val="20"/>
+              </w:rPr>
+              <w:t xml:space="preserve">Los cinco endpoints bajo /estudiantes</w:t>
+            </w:r>
+          </w:p>
+        </w:tc>
+      </w:tr>
+      <w:tr>
+        <w:trPr>
+          <w:tblHeader w:val="off"/>
+        </w:trPr>
+        <w:tc>
+          <w:tcPr>
+            <w:tcW w:type="dxa" w:w="3000"/>
+            <w:tcBorders>
+              <w:top w:val="single" w:color="CBD5E1" w:sz="4"/>
+              <w:left w:val="single" w:color="CBD5E1" w:sz="4"/>
+              <w:bottom w:val="single" w:color="CBD5E1" w:sz="4"/>
+              <w:right w:val="single" w:color="CBD5E1" w:sz="4"/>
+            </w:tcBorders>
+            <w:tcMar>
+              <w:top w:type="dxa" w:w="60"/>
+              <w:left w:type="dxa" w:w="100"/>
+              <w:bottom w:type="dxa" w:w="60"/>
+              <w:right w:type="dxa" w:w="100"/>
+            </w:tcMar>
+          </w:tcPr>
+          <w:p>
+            <w:r>
+              <w:rPr>
+                <w:b w:val="false"/>
+                <w:bCs w:val="false"/>
+                <w:color w:val="000000"/>
+                <w:sz w:val="20"/>
+                <w:szCs w:val="20"/>
+              </w:rPr>
+              <w:t xml:space="preserve">__init__.py</w:t>
+            </w:r>
+          </w:p>
+        </w:tc>
+        <w:tc>
+          <w:tcPr>
+            <w:tcW w:type="dxa" w:w="6360"/>
+            <w:tcBorders>
+              <w:top w:val="single" w:color="CBD5E1" w:sz="4"/>
+              <w:left w:val="single" w:color="CBD5E1" w:sz="4"/>
+              <w:bottom w:val="single" w:color="CBD5E1" w:sz="4"/>
+              <w:right w:val="single" w:color="CBD5E1" w:sz="4"/>
+            </w:tcBorders>
+            <w:tcMar>
+              <w:top w:type="dxa" w:w="60"/>
+              <w:left w:type="dxa" w:w="100"/>
+              <w:bottom w:type="dxa" w:w="60"/>
+              <w:right w:type="dxa" w:w="100"/>
+            </w:tcMar>
+          </w:tcPr>
+          <w:p>
+            <w:r>
+              <w:rPr>
+                <w:b w:val="false"/>
+                <w:bCs w:val="false"/>
+                <w:color w:val="000000"/>
+                <w:sz w:val="20"/>
+                <w:szCs w:val="20"/>
+              </w:rPr>
+              <w:t xml:space="preserve">Convierte cada carpeta en un paquete de Python</w:t>
+            </w:r>
+          </w:p>
+        </w:tc>
+      </w:tr>
+    </w:tbl>
+    <w:p>
+      <w:pPr>
+        <w:spacing w:after="80"/>
+      </w:pPr>
     </w:p>
     <w:p>
       <w:pPr>
@@ -6887,295 +7232,292 @@
           <w:sz w:val="20"/>
           <w:szCs w:val="20"/>
         </w:rPr>
-        <w:t xml:space="preserve">practica_1_docker/docker-compose.yml</w:t>
-      </w:r>
-    </w:p>
-    <w:p>
-      <w:pPr>
-        <w:pBdr>
-          <w:left w:val="single" w:color="1E3A8A" w:sz="12" w:space="6"/>
-        </w:pBdr>
-        <w:shd w:fill="F3F4F6" w:val="clear"/>
-        <w:spacing w:after="0" w:line="240"/>
-        <w:ind w:left="200"/>
-      </w:pPr>
-      <w:r>
-        <w:rPr>
-          <w:rFonts w:ascii="Consolas" w:cs="Consolas" w:eastAsia="Consolas" w:hAnsi="Consolas"/>
-          <w:sz w:val="17"/>
-          <w:szCs w:val="17"/>
-        </w:rPr>
-        <w:t xml:space="preserve"># Equivalente al "docker run" de la práctica 1 (mismos puertos y volumen).</w:t>
-      </w:r>
-    </w:p>
-    <w:p>
-      <w:pPr>
-        <w:pBdr>
-          <w:left w:val="single" w:color="1E3A8A" w:sz="12" w:space="6"/>
-        </w:pBdr>
-        <w:shd w:fill="F3F4F6" w:val="clear"/>
-        <w:spacing w:after="0" w:line="240"/>
-        <w:ind w:left="200"/>
-      </w:pPr>
-      <w:r>
-        <w:rPr>
-          <w:rFonts w:ascii="Consolas" w:cs="Consolas" w:eastAsia="Consolas" w:hAnsi="Consolas"/>
-          <w:sz w:val="17"/>
-          <w:szCs w:val="17"/>
-        </w:rPr>
-        <w:t xml:space="preserve"># Uso:  docker compose up -d      |      docker compose down</w:t>
-      </w:r>
-    </w:p>
-    <w:p>
-      <w:pPr>
-        <w:pBdr>
-          <w:left w:val="single" w:color="1E3A8A" w:sz="12" w:space="6"/>
-        </w:pBdr>
-        <w:shd w:fill="F3F4F6" w:val="clear"/>
-        <w:spacing w:after="0" w:line="240"/>
-        <w:ind w:left="200"/>
-      </w:pPr>
-      <w:r>
-        <w:rPr>
-          <w:rFonts w:ascii="Consolas" w:cs="Consolas" w:eastAsia="Consolas" w:hAnsi="Consolas"/>
-          <w:sz w:val="17"/>
-          <w:szCs w:val="17"/>
-        </w:rPr>
-        <w:t xml:space="preserve">services:</w:t>
-      </w:r>
-    </w:p>
-    <w:p>
-      <w:pPr>
-        <w:pBdr>
-          <w:left w:val="single" w:color="1E3A8A" w:sz="12" w:space="6"/>
-        </w:pBdr>
-        <w:shd w:fill="F3F4F6" w:val="clear"/>
-        <w:spacing w:after="0" w:line="240"/>
-        <w:ind w:left="200"/>
-      </w:pPr>
-      <w:r>
-        <w:rPr>
-          <w:rFonts w:ascii="Consolas" w:cs="Consolas" w:eastAsia="Consolas" w:hAnsi="Consolas"/>
-          <w:sz w:val="17"/>
-          <w:szCs w:val="17"/>
-        </w:rPr>
-        <w:t xml:space="preserve">  open-webui:</w:t>
-      </w:r>
-    </w:p>
-    <w:p>
-      <w:pPr>
-        <w:pBdr>
-          <w:left w:val="single" w:color="1E3A8A" w:sz="12" w:space="6"/>
-        </w:pBdr>
-        <w:shd w:fill="F3F4F6" w:val="clear"/>
-        <w:spacing w:after="0" w:line="240"/>
-        <w:ind w:left="200"/>
-      </w:pPr>
-      <w:r>
-        <w:rPr>
-          <w:rFonts w:ascii="Consolas" w:cs="Consolas" w:eastAsia="Consolas" w:hAnsi="Consolas"/>
-          <w:sz w:val="17"/>
-          <w:szCs w:val="17"/>
-        </w:rPr>
-        <w:t xml:space="preserve">    image: ghcr.io/open-webui/open-webui:main</w:t>
-      </w:r>
-    </w:p>
-    <w:p>
-      <w:pPr>
-        <w:pBdr>
-          <w:left w:val="single" w:color="1E3A8A" w:sz="12" w:space="6"/>
-        </w:pBdr>
-        <w:shd w:fill="F3F4F6" w:val="clear"/>
-        <w:spacing w:after="0" w:line="240"/>
-        <w:ind w:left="200"/>
-      </w:pPr>
-      <w:r>
-        <w:rPr>
-          <w:rFonts w:ascii="Consolas" w:cs="Consolas" w:eastAsia="Consolas" w:hAnsi="Consolas"/>
-          <w:sz w:val="17"/>
-          <w:szCs w:val="17"/>
-        </w:rPr>
-        <w:t xml:space="preserve">    container_name: open-webui</w:t>
-      </w:r>
-    </w:p>
-    <w:p>
-      <w:pPr>
-        <w:pBdr>
-          <w:left w:val="single" w:color="1E3A8A" w:sz="12" w:space="6"/>
-        </w:pBdr>
-        <w:shd w:fill="F3F4F6" w:val="clear"/>
-        <w:spacing w:after="0" w:line="240"/>
-        <w:ind w:left="200"/>
-      </w:pPr>
-      <w:r>
-        <w:rPr>
-          <w:rFonts w:ascii="Consolas" w:cs="Consolas" w:eastAsia="Consolas" w:hAnsi="Consolas"/>
-          <w:sz w:val="17"/>
-          <w:szCs w:val="17"/>
-        </w:rPr>
-        <w:t xml:space="preserve">    restart: always</w:t>
-      </w:r>
-    </w:p>
-    <w:p>
-      <w:pPr>
-        <w:pBdr>
-          <w:left w:val="single" w:color="1E3A8A" w:sz="12" w:space="6"/>
-        </w:pBdr>
-        <w:shd w:fill="F3F4F6" w:val="clear"/>
-        <w:spacing w:after="0" w:line="240"/>
-        <w:ind w:left="200"/>
-      </w:pPr>
-      <w:r>
-        <w:rPr>
-          <w:rFonts w:ascii="Consolas" w:cs="Consolas" w:eastAsia="Consolas" w:hAnsi="Consolas"/>
-          <w:sz w:val="17"/>
-          <w:szCs w:val="17"/>
-        </w:rPr>
-        <w:t xml:space="preserve">    ports:</w:t>
-      </w:r>
-    </w:p>
-    <w:p>
-      <w:pPr>
-        <w:pBdr>
-          <w:left w:val="single" w:color="1E3A8A" w:sz="12" w:space="6"/>
-        </w:pBdr>
-        <w:shd w:fill="F3F4F6" w:val="clear"/>
-        <w:spacing w:after="0" w:line="240"/>
-        <w:ind w:left="200"/>
-      </w:pPr>
-      <w:r>
-        <w:rPr>
-          <w:rFonts w:ascii="Consolas" w:cs="Consolas" w:eastAsia="Consolas" w:hAnsi="Consolas"/>
-          <w:sz w:val="17"/>
-          <w:szCs w:val="17"/>
-        </w:rPr>
-        <w:t xml:space="preserve">      - "3000:8080"</w:t>
-      </w:r>
-    </w:p>
-    <w:p>
-      <w:pPr>
-        <w:pBdr>
-          <w:left w:val="single" w:color="1E3A8A" w:sz="12" w:space="6"/>
-        </w:pBdr>
-        <w:shd w:fill="F3F4F6" w:val="clear"/>
-        <w:spacing w:after="0" w:line="240"/>
-        <w:ind w:left="200"/>
-      </w:pPr>
-      <w:r>
-        <w:rPr>
-          <w:rFonts w:ascii="Consolas" w:cs="Consolas" w:eastAsia="Consolas" w:hAnsi="Consolas"/>
-          <w:sz w:val="17"/>
-          <w:szCs w:val="17"/>
-        </w:rPr>
-        <w:t xml:space="preserve">    extra_hosts:</w:t>
-      </w:r>
-    </w:p>
-    <w:p>
-      <w:pPr>
-        <w:pBdr>
-          <w:left w:val="single" w:color="1E3A8A" w:sz="12" w:space="6"/>
-        </w:pBdr>
-        <w:shd w:fill="F3F4F6" w:val="clear"/>
-        <w:spacing w:after="0" w:line="240"/>
-        <w:ind w:left="200"/>
-      </w:pPr>
-      <w:r>
-        <w:rPr>
-          <w:rFonts w:ascii="Consolas" w:cs="Consolas" w:eastAsia="Consolas" w:hAnsi="Consolas"/>
-          <w:sz w:val="17"/>
-          <w:szCs w:val="17"/>
-        </w:rPr>
-        <w:t xml:space="preserve">      - "host.docker.internal:host-gateway"</w:t>
-      </w:r>
-    </w:p>
-    <w:p>
-      <w:pPr>
-        <w:pBdr>
-          <w:left w:val="single" w:color="1E3A8A" w:sz="12" w:space="6"/>
-        </w:pBdr>
-        <w:shd w:fill="F3F4F6" w:val="clear"/>
-        <w:spacing w:after="0" w:line="240"/>
-        <w:ind w:left="200"/>
-      </w:pPr>
-      <w:r>
-        <w:rPr>
-          <w:rFonts w:ascii="Consolas" w:cs="Consolas" w:eastAsia="Consolas" w:hAnsi="Consolas"/>
-          <w:sz w:val="17"/>
-          <w:szCs w:val="17"/>
-        </w:rPr>
-        <w:t xml:space="preserve">    volumes:</w:t>
-      </w:r>
-    </w:p>
-    <w:p>
-      <w:pPr>
-        <w:pBdr>
-          <w:left w:val="single" w:color="1E3A8A" w:sz="12" w:space="6"/>
-        </w:pBdr>
-        <w:shd w:fill="F3F4F6" w:val="clear"/>
-        <w:spacing w:after="0" w:line="240"/>
-        <w:ind w:left="200"/>
-      </w:pPr>
-      <w:r>
-        <w:rPr>
-          <w:rFonts w:ascii="Consolas" w:cs="Consolas" w:eastAsia="Consolas" w:hAnsi="Consolas"/>
-          <w:sz w:val="17"/>
-          <w:szCs w:val="17"/>
-        </w:rPr>
-        <w:t xml:space="preserve">      - open-webui:/app/backend/data</w:t>
-      </w:r>
-    </w:p>
-    <w:p>
-      <w:pPr>
-        <w:pBdr>
-          <w:left w:val="single" w:color="1E3A8A" w:sz="12" w:space="6"/>
-        </w:pBdr>
-        <w:shd w:fill="F3F4F6" w:val="clear"/>
-        <w:spacing w:after="0" w:line="240"/>
-        <w:ind w:left="200"/>
-      </w:pPr>
-      <w:r>
-        <w:rPr>
-          <w:rFonts w:ascii="Consolas" w:cs="Consolas" w:eastAsia="Consolas" w:hAnsi="Consolas"/>
-          <w:sz w:val="17"/>
-          <w:szCs w:val="17"/>
-        </w:rPr>
-        <w:t xml:space="preserve"> </w:t>
-      </w:r>
-    </w:p>
-    <w:p>
-      <w:pPr>
-        <w:pBdr>
-          <w:left w:val="single" w:color="1E3A8A" w:sz="12" w:space="6"/>
-        </w:pBdr>
-        <w:shd w:fill="F3F4F6" w:val="clear"/>
-        <w:spacing w:after="0" w:line="240"/>
-        <w:ind w:left="200"/>
-      </w:pPr>
-      <w:r>
-        <w:rPr>
-          <w:rFonts w:ascii="Consolas" w:cs="Consolas" w:eastAsia="Consolas" w:hAnsi="Consolas"/>
-          <w:sz w:val="17"/>
-          <w:szCs w:val="17"/>
-        </w:rPr>
-        <w:t xml:space="preserve">volumes:</w:t>
-      </w:r>
-    </w:p>
-    <w:p>
-      <w:pPr>
-        <w:pBdr>
-          <w:left w:val="single" w:color="1E3A8A" w:sz="12" w:space="6"/>
-        </w:pBdr>
-        <w:shd w:fill="F3F4F6" w:val="clear"/>
-        <w:spacing w:after="0" w:line="240"/>
-        <w:ind w:left="200"/>
-      </w:pPr>
-      <w:r>
-        <w:rPr>
-          <w:rFonts w:ascii="Consolas" w:cs="Consolas" w:eastAsia="Consolas" w:hAnsi="Consolas"/>
-          <w:sz w:val="17"/>
-          <w:szCs w:val="17"/>
-        </w:rPr>
-        <w:t xml:space="preserve">  open-webui:</w:t>
+        <w:t xml:space="preserve">main.py</w:t>
+      </w:r>
+    </w:p>
+    <w:p>
+      <w:pPr>
+        <w:pBdr>
+          <w:left w:val="single" w:color="1E3A8A" w:sz="12" w:space="6"/>
+        </w:pBdr>
+        <w:shd w:fill="F3F4F6" w:val="clear"/>
+        <w:spacing w:after="0" w:line="240"/>
+        <w:ind w:left="200"/>
+      </w:pPr>
+      <w:r>
+        <w:rPr>
+          <w:rFonts w:ascii="Consolas" w:cs="Consolas" w:eastAsia="Consolas" w:hAnsi="Consolas"/>
+          <w:sz w:val="17"/>
+          <w:szCs w:val="17"/>
+        </w:rPr>
+        <w:t xml:space="preserve">from fastapi import FastAPI
+</w:t>
+      </w:r>
+    </w:p>
+    <w:p>
+      <w:pPr>
+        <w:pBdr>
+          <w:left w:val="single" w:color="1E3A8A" w:sz="12" w:space="6"/>
+        </w:pBdr>
+        <w:shd w:fill="F3F4F6" w:val="clear"/>
+        <w:spacing w:after="0" w:line="240"/>
+        <w:ind w:left="200"/>
+      </w:pPr>
+      <w:r>
+        <w:rPr>
+          <w:rFonts w:ascii="Consolas" w:cs="Consolas" w:eastAsia="Consolas" w:hAnsi="Consolas"/>
+          <w:sz w:val="17"/>
+          <w:szCs w:val="17"/>
+        </w:rPr>
+        <w:t xml:space="preserve">from app.api import rutas_estudiantes
+</w:t>
+      </w:r>
+    </w:p>
+    <w:p>
+      <w:pPr>
+        <w:pBdr>
+          <w:left w:val="single" w:color="1E3A8A" w:sz="12" w:space="6"/>
+        </w:pBdr>
+        <w:shd w:fill="F3F4F6" w:val="clear"/>
+        <w:spacing w:after="0" w:line="240"/>
+        <w:ind w:left="200"/>
+      </w:pPr>
+      <w:r>
+        <w:rPr>
+          <w:rFonts w:ascii="Consolas" w:cs="Consolas" w:eastAsia="Consolas" w:hAnsi="Consolas"/>
+          <w:sz w:val="17"/>
+          <w:szCs w:val="17"/>
+        </w:rPr>
+        <w:t xml:space="preserve">
+</w:t>
+      </w:r>
+    </w:p>
+    <w:p>
+      <w:pPr>
+        <w:pBdr>
+          <w:left w:val="single" w:color="1E3A8A" w:sz="12" w:space="6"/>
+        </w:pBdr>
+        <w:shd w:fill="F3F4F6" w:val="clear"/>
+        <w:spacing w:after="0" w:line="240"/>
+        <w:ind w:left="200"/>
+      </w:pPr>
+      <w:r>
+        <w:rPr>
+          <w:rFonts w:ascii="Consolas" w:cs="Consolas" w:eastAsia="Consolas" w:hAnsi="Consolas"/>
+          <w:sz w:val="17"/>
+          <w:szCs w:val="17"/>
+        </w:rPr>
+        <w:t xml:space="preserve">app = FastAPI(
+</w:t>
+      </w:r>
+    </w:p>
+    <w:p>
+      <w:pPr>
+        <w:pBdr>
+          <w:left w:val="single" w:color="1E3A8A" w:sz="12" w:space="6"/>
+        </w:pBdr>
+        <w:shd w:fill="F3F4F6" w:val="clear"/>
+        <w:spacing w:after="0" w:line="240"/>
+        <w:ind w:left="200"/>
+      </w:pPr>
+      <w:r>
+        <w:rPr>
+          <w:rFonts w:ascii="Consolas" w:cs="Consolas" w:eastAsia="Consolas" w:hAnsi="Consolas"/>
+          <w:sz w:val="17"/>
+          <w:szCs w:val="17"/>
+        </w:rPr>
+        <w:t xml:space="preserve">    title="API de Desempeño Estudiantil",
+</w:t>
+      </w:r>
+    </w:p>
+    <w:p>
+      <w:pPr>
+        <w:pBdr>
+          <w:left w:val="single" w:color="1E3A8A" w:sz="12" w:space="6"/>
+        </w:pBdr>
+        <w:shd w:fill="F3F4F6" w:val="clear"/>
+        <w:spacing w:after="0" w:line="240"/>
+        <w:ind w:left="200"/>
+      </w:pPr>
+      <w:r>
+        <w:rPr>
+          <w:rFonts w:ascii="Consolas" w:cs="Consolas" w:eastAsia="Consolas" w:hAnsi="Consolas"/>
+          <w:sz w:val="17"/>
+          <w:szCs w:val="17"/>
+        </w:rPr>
+        <w:t xml:space="preserve">    description="Backend modular para monitoreo académico usando FastAPI y PostgreSQL puro",
+</w:t>
+      </w:r>
+    </w:p>
+    <w:p>
+      <w:pPr>
+        <w:pBdr>
+          <w:left w:val="single" w:color="1E3A8A" w:sz="12" w:space="6"/>
+        </w:pBdr>
+        <w:shd w:fill="F3F4F6" w:val="clear"/>
+        <w:spacing w:after="0" w:line="240"/>
+        <w:ind w:left="200"/>
+      </w:pPr>
+      <w:r>
+        <w:rPr>
+          <w:rFonts w:ascii="Consolas" w:cs="Consolas" w:eastAsia="Consolas" w:hAnsi="Consolas"/>
+          <w:sz w:val="17"/>
+          <w:szCs w:val="17"/>
+        </w:rPr>
+        <w:t xml:space="preserve">    version="1.0.0"
+</w:t>
+      </w:r>
+    </w:p>
+    <w:p>
+      <w:pPr>
+        <w:pBdr>
+          <w:left w:val="single" w:color="1E3A8A" w:sz="12" w:space="6"/>
+        </w:pBdr>
+        <w:shd w:fill="F3F4F6" w:val="clear"/>
+        <w:spacing w:after="0" w:line="240"/>
+        <w:ind w:left="200"/>
+      </w:pPr>
+      <w:r>
+        <w:rPr>
+          <w:rFonts w:ascii="Consolas" w:cs="Consolas" w:eastAsia="Consolas" w:hAnsi="Consolas"/>
+          <w:sz w:val="17"/>
+          <w:szCs w:val="17"/>
+        </w:rPr>
+        <w:t xml:space="preserve">)
+</w:t>
+      </w:r>
+    </w:p>
+    <w:p>
+      <w:pPr>
+        <w:pBdr>
+          <w:left w:val="single" w:color="1E3A8A" w:sz="12" w:space="6"/>
+        </w:pBdr>
+        <w:shd w:fill="F3F4F6" w:val="clear"/>
+        <w:spacing w:after="0" w:line="240"/>
+        <w:ind w:left="200"/>
+      </w:pPr>
+      <w:r>
+        <w:rPr>
+          <w:rFonts w:ascii="Consolas" w:cs="Consolas" w:eastAsia="Consolas" w:hAnsi="Consolas"/>
+          <w:sz w:val="17"/>
+          <w:szCs w:val="17"/>
+        </w:rPr>
+        <w:t xml:space="preserve">
+</w:t>
+      </w:r>
+    </w:p>
+    <w:p>
+      <w:pPr>
+        <w:pBdr>
+          <w:left w:val="single" w:color="1E3A8A" w:sz="12" w:space="6"/>
+        </w:pBdr>
+        <w:shd w:fill="F3F4F6" w:val="clear"/>
+        <w:spacing w:after="0" w:line="240"/>
+        <w:ind w:left="200"/>
+      </w:pPr>
+      <w:r>
+        <w:rPr>
+          <w:rFonts w:ascii="Consolas" w:cs="Consolas" w:eastAsia="Consolas" w:hAnsi="Consolas"/>
+          <w:sz w:val="17"/>
+          <w:szCs w:val="17"/>
+        </w:rPr>
+        <w:t xml:space="preserve"># Conectamos el módulo de rutas a la aplicación principal
+</w:t>
+      </w:r>
+    </w:p>
+    <w:p>
+      <w:pPr>
+        <w:pBdr>
+          <w:left w:val="single" w:color="1E3A8A" w:sz="12" w:space="6"/>
+        </w:pBdr>
+        <w:shd w:fill="F3F4F6" w:val="clear"/>
+        <w:spacing w:after="0" w:line="240"/>
+        <w:ind w:left="200"/>
+      </w:pPr>
+      <w:r>
+        <w:rPr>
+          <w:rFonts w:ascii="Consolas" w:cs="Consolas" w:eastAsia="Consolas" w:hAnsi="Consolas"/>
+          <w:sz w:val="17"/>
+          <w:szCs w:val="17"/>
+        </w:rPr>
+        <w:t xml:space="preserve">app.include_router(rutas_estudiantes.router)
+</w:t>
+      </w:r>
+    </w:p>
+    <w:p>
+      <w:pPr>
+        <w:pBdr>
+          <w:left w:val="single" w:color="1E3A8A" w:sz="12" w:space="6"/>
+        </w:pBdr>
+        <w:shd w:fill="F3F4F6" w:val="clear"/>
+        <w:spacing w:after="0" w:line="240"/>
+        <w:ind w:left="200"/>
+      </w:pPr>
+      <w:r>
+        <w:rPr>
+          <w:rFonts w:ascii="Consolas" w:cs="Consolas" w:eastAsia="Consolas" w:hAnsi="Consolas"/>
+          <w:sz w:val="17"/>
+          <w:szCs w:val="17"/>
+        </w:rPr>
+        <w:t xml:space="preserve">
+</w:t>
+      </w:r>
+    </w:p>
+    <w:p>
+      <w:pPr>
+        <w:pBdr>
+          <w:left w:val="single" w:color="1E3A8A" w:sz="12" w:space="6"/>
+        </w:pBdr>
+        <w:shd w:fill="F3F4F6" w:val="clear"/>
+        <w:spacing w:after="0" w:line="240"/>
+        <w:ind w:left="200"/>
+      </w:pPr>
+      <w:r>
+        <w:rPr>
+          <w:rFonts w:ascii="Consolas" w:cs="Consolas" w:eastAsia="Consolas" w:hAnsi="Consolas"/>
+          <w:sz w:val="17"/>
+          <w:szCs w:val="17"/>
+        </w:rPr>
+        <w:t xml:space="preserve">@app.get("/")
+</w:t>
+      </w:r>
+    </w:p>
+    <w:p>
+      <w:pPr>
+        <w:pBdr>
+          <w:left w:val="single" w:color="1E3A8A" w:sz="12" w:space="6"/>
+        </w:pBdr>
+        <w:shd w:fill="F3F4F6" w:val="clear"/>
+        <w:spacing w:after="0" w:line="240"/>
+        <w:ind w:left="200"/>
+      </w:pPr>
+      <w:r>
+        <w:rPr>
+          <w:rFonts w:ascii="Consolas" w:cs="Consolas" w:eastAsia="Consolas" w:hAnsi="Consolas"/>
+          <w:sz w:val="17"/>
+          <w:szCs w:val="17"/>
+        </w:rPr>
+        <w:t xml:space="preserve">def estado_api():
+</w:t>
+      </w:r>
+    </w:p>
+    <w:p>
+      <w:pPr>
+        <w:pBdr>
+          <w:left w:val="single" w:color="1E3A8A" w:sz="12" w:space="6"/>
+        </w:pBdr>
+        <w:shd w:fill="F3F4F6" w:val="clear"/>
+        <w:spacing w:after="0" w:line="240"/>
+        <w:ind w:left="200"/>
+      </w:pPr>
+      <w:r>
+        <w:rPr>
+          <w:rFonts w:ascii="Consolas" w:cs="Consolas" w:eastAsia="Consolas" w:hAnsi="Consolas"/>
+          <w:sz w:val="17"/>
+          <w:szCs w:val="17"/>
+        </w:rPr>
+        <w:t xml:space="preserve">    return {"mensaje": "La API de monitoreo se encuentra en línea y funcional"}
+</w:t>
       </w:r>
     </w:p>
     <w:p>
@@ -7185,10 +7527,907 @@
     </w:p>
     <w:p>
       <w:pPr>
-        <w:pStyle w:val="Heading1"/>
-      </w:pPr>
-      <w:r>
-        <w:t xml:space="preserve">6. Práctica 3 · Open WebUI con PostgreSQL</w:t>
+        <w:keepNext/>
+        <w:spacing w:after="40" w:before="120"/>
+      </w:pPr>
+      <w:r>
+        <w:rPr>
+          <w:b/>
+          <w:bCs/>
+          <w:color w:val="1E3A8A"/>
+          <w:sz w:val="20"/>
+          <w:szCs w:val="20"/>
+        </w:rPr>
+        <w:t xml:space="preserve">app/models/estudiante.py</w:t>
+      </w:r>
+    </w:p>
+    <w:p>
+      <w:pPr>
+        <w:pBdr>
+          <w:left w:val="single" w:color="1E3A8A" w:sz="12" w:space="6"/>
+        </w:pBdr>
+        <w:shd w:fill="F3F4F6" w:val="clear"/>
+        <w:spacing w:after="0" w:line="240"/>
+        <w:ind w:left="200"/>
+      </w:pPr>
+      <w:r>
+        <w:rPr>
+          <w:rFonts w:ascii="Consolas" w:cs="Consolas" w:eastAsia="Consolas" w:hAnsi="Consolas"/>
+          <w:sz w:val="17"/>
+          <w:szCs w:val="17"/>
+        </w:rPr>
+        <w:t xml:space="preserve">from pydantic import BaseModel
+</w:t>
+      </w:r>
+    </w:p>
+    <w:p>
+      <w:pPr>
+        <w:pBdr>
+          <w:left w:val="single" w:color="1E3A8A" w:sz="12" w:space="6"/>
+        </w:pBdr>
+        <w:shd w:fill="F3F4F6" w:val="clear"/>
+        <w:spacing w:after="0" w:line="240"/>
+        <w:ind w:left="200"/>
+      </w:pPr>
+      <w:r>
+        <w:rPr>
+          <w:rFonts w:ascii="Consolas" w:cs="Consolas" w:eastAsia="Consolas" w:hAnsi="Consolas"/>
+          <w:sz w:val="17"/>
+          <w:szCs w:val="17"/>
+        </w:rPr>
+        <w:t xml:space="preserve">from typing import Optional
+</w:t>
+      </w:r>
+    </w:p>
+    <w:p>
+      <w:pPr>
+        <w:pBdr>
+          <w:left w:val="single" w:color="1E3A8A" w:sz="12" w:space="6"/>
+        </w:pBdr>
+        <w:shd w:fill="F3F4F6" w:val="clear"/>
+        <w:spacing w:after="0" w:line="240"/>
+        <w:ind w:left="200"/>
+      </w:pPr>
+      <w:r>
+        <w:rPr>
+          <w:rFonts w:ascii="Consolas" w:cs="Consolas" w:eastAsia="Consolas" w:hAnsi="Consolas"/>
+          <w:sz w:val="17"/>
+          <w:szCs w:val="17"/>
+        </w:rPr>
+        <w:t xml:space="preserve">
+</w:t>
+      </w:r>
+    </w:p>
+    <w:p>
+      <w:pPr>
+        <w:pBdr>
+          <w:left w:val="single" w:color="1E3A8A" w:sz="12" w:space="6"/>
+        </w:pBdr>
+        <w:shd w:fill="F3F4F6" w:val="clear"/>
+        <w:spacing w:after="0" w:line="240"/>
+        <w:ind w:left="200"/>
+      </w:pPr>
+      <w:r>
+        <w:rPr>
+          <w:rFonts w:ascii="Consolas" w:cs="Consolas" w:eastAsia="Consolas" w:hAnsi="Consolas"/>
+          <w:sz w:val="17"/>
+          <w:szCs w:val="17"/>
+        </w:rPr>
+        <w:t xml:space="preserve">class Estudiante(BaseModel):
+</w:t>
+      </w:r>
+    </w:p>
+    <w:p>
+      <w:pPr>
+        <w:pBdr>
+          <w:left w:val="single" w:color="1E3A8A" w:sz="12" w:space="6"/>
+        </w:pBdr>
+        <w:shd w:fill="F3F4F6" w:val="clear"/>
+        <w:spacing w:after="0" w:line="240"/>
+        <w:ind w:left="200"/>
+      </w:pPr>
+      <w:r>
+        <w:rPr>
+          <w:rFonts w:ascii="Consolas" w:cs="Consolas" w:eastAsia="Consolas" w:hAnsi="Consolas"/>
+          <w:sz w:val="17"/>
+          <w:szCs w:val="17"/>
+        </w:rPr>
+        <w:t xml:space="preserve">    id: Optional[int] = None
+</w:t>
+      </w:r>
+    </w:p>
+    <w:p>
+      <w:pPr>
+        <w:pBdr>
+          <w:left w:val="single" w:color="1E3A8A" w:sz="12" w:space="6"/>
+        </w:pBdr>
+        <w:shd w:fill="F3F4F6" w:val="clear"/>
+        <w:spacing w:after="0" w:line="240"/>
+        <w:ind w:left="200"/>
+      </w:pPr>
+      <w:r>
+        <w:rPr>
+          <w:rFonts w:ascii="Consolas" w:cs="Consolas" w:eastAsia="Consolas" w:hAnsi="Consolas"/>
+          <w:sz w:val="17"/>
+          <w:szCs w:val="17"/>
+        </w:rPr>
+        <w:t xml:space="preserve">    nombre: str
+</w:t>
+      </w:r>
+    </w:p>
+    <w:p>
+      <w:pPr>
+        <w:pBdr>
+          <w:left w:val="single" w:color="1E3A8A" w:sz="12" w:space="6"/>
+        </w:pBdr>
+        <w:shd w:fill="F3F4F6" w:val="clear"/>
+        <w:spacing w:after="0" w:line="240"/>
+        <w:ind w:left="200"/>
+      </w:pPr>
+      <w:r>
+        <w:rPr>
+          <w:rFonts w:ascii="Consolas" w:cs="Consolas" w:eastAsia="Consolas" w:hAnsi="Consolas"/>
+          <w:sz w:val="17"/>
+          <w:szCs w:val="17"/>
+        </w:rPr>
+        <w:t xml:space="preserve">    grado: int
+</w:t>
+      </w:r>
+    </w:p>
+    <w:p>
+      <w:pPr>
+        <w:pBdr>
+          <w:left w:val="single" w:color="1E3A8A" w:sz="12" w:space="6"/>
+        </w:pBdr>
+        <w:shd w:fill="F3F4F6" w:val="clear"/>
+        <w:spacing w:after="0" w:line="240"/>
+        <w:ind w:left="200"/>
+      </w:pPr>
+      <w:r>
+        <w:rPr>
+          <w:rFonts w:ascii="Consolas" w:cs="Consolas" w:eastAsia="Consolas" w:hAnsi="Consolas"/>
+          <w:sz w:val="17"/>
+          <w:szCs w:val="17"/>
+        </w:rPr>
+        <w:t xml:space="preserve">    promedio: float
+</w:t>
+      </w:r>
+    </w:p>
+    <w:p>
+      <w:pPr>
+        <w:pBdr>
+          <w:left w:val="single" w:color="1E3A8A" w:sz="12" w:space="6"/>
+        </w:pBdr>
+        <w:shd w:fill="F3F4F6" w:val="clear"/>
+        <w:spacing w:after="0" w:line="240"/>
+        <w:ind w:left="200"/>
+      </w:pPr>
+      <w:r>
+        <w:rPr>
+          <w:rFonts w:ascii="Consolas" w:cs="Consolas" w:eastAsia="Consolas" w:hAnsi="Consolas"/>
+          <w:sz w:val="17"/>
+          <w:szCs w:val="17"/>
+        </w:rPr>
+        <w:t xml:space="preserve">
+</w:t>
+      </w:r>
+    </w:p>
+    <w:p>
+      <w:pPr>
+        <w:spacing w:after="120"/>
+      </w:pPr>
+    </w:p>
+    <w:p>
+      <w:pPr>
+        <w:keepNext/>
+        <w:spacing w:after="40" w:before="120"/>
+      </w:pPr>
+      <w:r>
+        <w:rPr>
+          <w:b/>
+          <w:bCs/>
+          <w:color w:val="1E3A8A"/>
+          <w:sz w:val="20"/>
+          <w:szCs w:val="20"/>
+        </w:rPr>
+        <w:t xml:space="preserve">app/api/rutas_estudiantes.py</w:t>
+      </w:r>
+    </w:p>
+    <w:p>
+      <w:pPr>
+        <w:pBdr>
+          <w:left w:val="single" w:color="1E3A8A" w:sz="12" w:space="6"/>
+        </w:pBdr>
+        <w:shd w:fill="F3F4F6" w:val="clear"/>
+        <w:spacing w:after="0" w:line="240"/>
+        <w:ind w:left="200"/>
+      </w:pPr>
+      <w:r>
+        <w:rPr>
+          <w:rFonts w:ascii="Consolas" w:cs="Consolas" w:eastAsia="Consolas" w:hAnsi="Consolas"/>
+          <w:sz w:val="17"/>
+          <w:szCs w:val="17"/>
+        </w:rPr>
+        <w:t xml:space="preserve">from fastapi import APIRouter, HTTPException
+</w:t>
+      </w:r>
+    </w:p>
+    <w:p>
+      <w:pPr>
+        <w:pBdr>
+          <w:left w:val="single" w:color="1E3A8A" w:sz="12" w:space="6"/>
+        </w:pBdr>
+        <w:shd w:fill="F3F4F6" w:val="clear"/>
+        <w:spacing w:after="0" w:line="240"/>
+        <w:ind w:left="200"/>
+      </w:pPr>
+      <w:r>
+        <w:rPr>
+          <w:rFonts w:ascii="Consolas" w:cs="Consolas" w:eastAsia="Consolas" w:hAnsi="Consolas"/>
+          <w:sz w:val="17"/>
+          <w:szCs w:val="17"/>
+        </w:rPr>
+        <w:t xml:space="preserve">from app.models.estudiante import Estudiante
+</w:t>
+      </w:r>
+    </w:p>
+    <w:p>
+      <w:pPr>
+        <w:pBdr>
+          <w:left w:val="single" w:color="1E3A8A" w:sz="12" w:space="6"/>
+        </w:pBdr>
+        <w:shd w:fill="F3F4F6" w:val="clear"/>
+        <w:spacing w:after="0" w:line="240"/>
+        <w:ind w:left="200"/>
+      </w:pPr>
+      <w:r>
+        <w:rPr>
+          <w:rFonts w:ascii="Consolas" w:cs="Consolas" w:eastAsia="Consolas" w:hAnsi="Consolas"/>
+          <w:sz w:val="17"/>
+          <w:szCs w:val="17"/>
+        </w:rPr>
+        <w:t xml:space="preserve">from app.repositories.estudiante_repo import EstudianteRepository
+</w:t>
+      </w:r>
+    </w:p>
+    <w:p>
+      <w:pPr>
+        <w:pBdr>
+          <w:left w:val="single" w:color="1E3A8A" w:sz="12" w:space="6"/>
+        </w:pBdr>
+        <w:shd w:fill="F3F4F6" w:val="clear"/>
+        <w:spacing w:after="0" w:line="240"/>
+        <w:ind w:left="200"/>
+      </w:pPr>
+      <w:r>
+        <w:rPr>
+          <w:rFonts w:ascii="Consolas" w:cs="Consolas" w:eastAsia="Consolas" w:hAnsi="Consolas"/>
+          <w:sz w:val="17"/>
+          <w:szCs w:val="17"/>
+        </w:rPr>
+        <w:t xml:space="preserve">
+</w:t>
+      </w:r>
+    </w:p>
+    <w:p>
+      <w:pPr>
+        <w:pBdr>
+          <w:left w:val="single" w:color="1E3A8A" w:sz="12" w:space="6"/>
+        </w:pBdr>
+        <w:shd w:fill="F3F4F6" w:val="clear"/>
+        <w:spacing w:after="0" w:line="240"/>
+        <w:ind w:left="200"/>
+      </w:pPr>
+      <w:r>
+        <w:rPr>
+          <w:rFonts w:ascii="Consolas" w:cs="Consolas" w:eastAsia="Consolas" w:hAnsi="Consolas"/>
+          <w:sz w:val="17"/>
+          <w:szCs w:val="17"/>
+        </w:rPr>
+        <w:t xml:space="preserve">router = APIRouter(prefix="/estudiantes", tags=["Gestión de Estudiantes"])
+</w:t>
+      </w:r>
+    </w:p>
+    <w:p>
+      <w:pPr>
+        <w:pBdr>
+          <w:left w:val="single" w:color="1E3A8A" w:sz="12" w:space="6"/>
+        </w:pBdr>
+        <w:shd w:fill="F3F4F6" w:val="clear"/>
+        <w:spacing w:after="0" w:line="240"/>
+        <w:ind w:left="200"/>
+      </w:pPr>
+      <w:r>
+        <w:rPr>
+          <w:rFonts w:ascii="Consolas" w:cs="Consolas" w:eastAsia="Consolas" w:hAnsi="Consolas"/>
+          <w:sz w:val="17"/>
+          <w:szCs w:val="17"/>
+        </w:rPr>
+        <w:t xml:space="preserve">repo = EstudianteRepository()
+</w:t>
+      </w:r>
+    </w:p>
+    <w:p>
+      <w:pPr>
+        <w:pBdr>
+          <w:left w:val="single" w:color="1E3A8A" w:sz="12" w:space="6"/>
+        </w:pBdr>
+        <w:shd w:fill="F3F4F6" w:val="clear"/>
+        <w:spacing w:after="0" w:line="240"/>
+        <w:ind w:left="200"/>
+      </w:pPr>
+      <w:r>
+        <w:rPr>
+          <w:rFonts w:ascii="Consolas" w:cs="Consolas" w:eastAsia="Consolas" w:hAnsi="Consolas"/>
+          <w:sz w:val="17"/>
+          <w:szCs w:val="17"/>
+        </w:rPr>
+        <w:t xml:space="preserve">
+</w:t>
+      </w:r>
+    </w:p>
+    <w:p>
+      <w:pPr>
+        <w:pBdr>
+          <w:left w:val="single" w:color="1E3A8A" w:sz="12" w:space="6"/>
+        </w:pBdr>
+        <w:shd w:fill="F3F4F6" w:val="clear"/>
+        <w:spacing w:after="0" w:line="240"/>
+        <w:ind w:left="200"/>
+      </w:pPr>
+      <w:r>
+        <w:rPr>
+          <w:rFonts w:ascii="Consolas" w:cs="Consolas" w:eastAsia="Consolas" w:hAnsi="Consolas"/>
+          <w:sz w:val="17"/>
+          <w:szCs w:val="17"/>
+        </w:rPr>
+        <w:t xml:space="preserve">@router.get("/")
+</w:t>
+      </w:r>
+    </w:p>
+    <w:p>
+      <w:pPr>
+        <w:pBdr>
+          <w:left w:val="single" w:color="1E3A8A" w:sz="12" w:space="6"/>
+        </w:pBdr>
+        <w:shd w:fill="F3F4F6" w:val="clear"/>
+        <w:spacing w:after="0" w:line="240"/>
+        <w:ind w:left="200"/>
+      </w:pPr>
+      <w:r>
+        <w:rPr>
+          <w:rFonts w:ascii="Consolas" w:cs="Consolas" w:eastAsia="Consolas" w:hAnsi="Consolas"/>
+          <w:sz w:val="17"/>
+          <w:szCs w:val="17"/>
+        </w:rPr>
+        <w:t xml:space="preserve">def listar_estudiantes():
+</w:t>
+      </w:r>
+    </w:p>
+    <w:p>
+      <w:pPr>
+        <w:pBdr>
+          <w:left w:val="single" w:color="1E3A8A" w:sz="12" w:space="6"/>
+        </w:pBdr>
+        <w:shd w:fill="F3F4F6" w:val="clear"/>
+        <w:spacing w:after="0" w:line="240"/>
+        <w:ind w:left="200"/>
+      </w:pPr>
+      <w:r>
+        <w:rPr>
+          <w:rFonts w:ascii="Consolas" w:cs="Consolas" w:eastAsia="Consolas" w:hAnsi="Consolas"/>
+          <w:sz w:val="17"/>
+          <w:szCs w:val="17"/>
+        </w:rPr>
+        <w:t xml:space="preserve">    return repo.obtener_todos()
+</w:t>
+      </w:r>
+    </w:p>
+    <w:p>
+      <w:pPr>
+        <w:pBdr>
+          <w:left w:val="single" w:color="1E3A8A" w:sz="12" w:space="6"/>
+        </w:pBdr>
+        <w:shd w:fill="F3F4F6" w:val="clear"/>
+        <w:spacing w:after="0" w:line="240"/>
+        <w:ind w:left="200"/>
+      </w:pPr>
+      <w:r>
+        <w:rPr>
+          <w:rFonts w:ascii="Consolas" w:cs="Consolas" w:eastAsia="Consolas" w:hAnsi="Consolas"/>
+          <w:sz w:val="17"/>
+          <w:szCs w:val="17"/>
+        </w:rPr>
+        <w:t xml:space="preserve">
+</w:t>
+      </w:r>
+    </w:p>
+    <w:p>
+      <w:pPr>
+        <w:pBdr>
+          <w:left w:val="single" w:color="1E3A8A" w:sz="12" w:space="6"/>
+        </w:pBdr>
+        <w:shd w:fill="F3F4F6" w:val="clear"/>
+        <w:spacing w:after="0" w:line="240"/>
+        <w:ind w:left="200"/>
+      </w:pPr>
+      <w:r>
+        <w:rPr>
+          <w:rFonts w:ascii="Consolas" w:cs="Consolas" w:eastAsia="Consolas" w:hAnsi="Consolas"/>
+          <w:sz w:val="17"/>
+          <w:szCs w:val="17"/>
+        </w:rPr>
+        <w:t xml:space="preserve">@router.get("/{estudiante_id}")
+</w:t>
+      </w:r>
+    </w:p>
+    <w:p>
+      <w:pPr>
+        <w:pBdr>
+          <w:left w:val="single" w:color="1E3A8A" w:sz="12" w:space="6"/>
+        </w:pBdr>
+        <w:shd w:fill="F3F4F6" w:val="clear"/>
+        <w:spacing w:after="0" w:line="240"/>
+        <w:ind w:left="200"/>
+      </w:pPr>
+      <w:r>
+        <w:rPr>
+          <w:rFonts w:ascii="Consolas" w:cs="Consolas" w:eastAsia="Consolas" w:hAnsi="Consolas"/>
+          <w:sz w:val="17"/>
+          <w:szCs w:val="17"/>
+        </w:rPr>
+        <w:t xml:space="preserve">def obtener_estudiante(estudiante_id: int):
+</w:t>
+      </w:r>
+    </w:p>
+    <w:p>
+      <w:pPr>
+        <w:pBdr>
+          <w:left w:val="single" w:color="1E3A8A" w:sz="12" w:space="6"/>
+        </w:pBdr>
+        <w:shd w:fill="F3F4F6" w:val="clear"/>
+        <w:spacing w:after="0" w:line="240"/>
+        <w:ind w:left="200"/>
+      </w:pPr>
+      <w:r>
+        <w:rPr>
+          <w:rFonts w:ascii="Consolas" w:cs="Consolas" w:eastAsia="Consolas" w:hAnsi="Consolas"/>
+          <w:sz w:val="17"/>
+          <w:szCs w:val="17"/>
+        </w:rPr>
+        <w:t xml:space="preserve">    estudiante = repo.obtener_por_id(estudiante_id)
+</w:t>
+      </w:r>
+    </w:p>
+    <w:p>
+      <w:pPr>
+        <w:pBdr>
+          <w:left w:val="single" w:color="1E3A8A" w:sz="12" w:space="6"/>
+        </w:pBdr>
+        <w:shd w:fill="F3F4F6" w:val="clear"/>
+        <w:spacing w:after="0" w:line="240"/>
+        <w:ind w:left="200"/>
+      </w:pPr>
+      <w:r>
+        <w:rPr>
+          <w:rFonts w:ascii="Consolas" w:cs="Consolas" w:eastAsia="Consolas" w:hAnsi="Consolas"/>
+          <w:sz w:val="17"/>
+          <w:szCs w:val="17"/>
+        </w:rPr>
+        <w:t xml:space="preserve">    if not estudiante:
+</w:t>
+      </w:r>
+    </w:p>
+    <w:p>
+      <w:pPr>
+        <w:pBdr>
+          <w:left w:val="single" w:color="1E3A8A" w:sz="12" w:space="6"/>
+        </w:pBdr>
+        <w:shd w:fill="F3F4F6" w:val="clear"/>
+        <w:spacing w:after="0" w:line="240"/>
+        <w:ind w:left="200"/>
+      </w:pPr>
+      <w:r>
+        <w:rPr>
+          <w:rFonts w:ascii="Consolas" w:cs="Consolas" w:eastAsia="Consolas" w:hAnsi="Consolas"/>
+          <w:sz w:val="17"/>
+          <w:szCs w:val="17"/>
+        </w:rPr>
+        <w:t xml:space="preserve">        raise HTTPException(status_code=404, detail="Estudiante no encontrado")
+</w:t>
+      </w:r>
+    </w:p>
+    <w:p>
+      <w:pPr>
+        <w:pBdr>
+          <w:left w:val="single" w:color="1E3A8A" w:sz="12" w:space="6"/>
+        </w:pBdr>
+        <w:shd w:fill="F3F4F6" w:val="clear"/>
+        <w:spacing w:after="0" w:line="240"/>
+        <w:ind w:left="200"/>
+      </w:pPr>
+      <w:r>
+        <w:rPr>
+          <w:rFonts w:ascii="Consolas" w:cs="Consolas" w:eastAsia="Consolas" w:hAnsi="Consolas"/>
+          <w:sz w:val="17"/>
+          <w:szCs w:val="17"/>
+        </w:rPr>
+        <w:t xml:space="preserve">    return estudiante
+</w:t>
+      </w:r>
+    </w:p>
+    <w:p>
+      <w:pPr>
+        <w:pBdr>
+          <w:left w:val="single" w:color="1E3A8A" w:sz="12" w:space="6"/>
+        </w:pBdr>
+        <w:shd w:fill="F3F4F6" w:val="clear"/>
+        <w:spacing w:after="0" w:line="240"/>
+        <w:ind w:left="200"/>
+      </w:pPr>
+      <w:r>
+        <w:rPr>
+          <w:rFonts w:ascii="Consolas" w:cs="Consolas" w:eastAsia="Consolas" w:hAnsi="Consolas"/>
+          <w:sz w:val="17"/>
+          <w:szCs w:val="17"/>
+        </w:rPr>
+        <w:t xml:space="preserve">
+</w:t>
+      </w:r>
+    </w:p>
+    <w:p>
+      <w:pPr>
+        <w:pBdr>
+          <w:left w:val="single" w:color="1E3A8A" w:sz="12" w:space="6"/>
+        </w:pBdr>
+        <w:shd w:fill="F3F4F6" w:val="clear"/>
+        <w:spacing w:after="0" w:line="240"/>
+        <w:ind w:left="200"/>
+      </w:pPr>
+      <w:r>
+        <w:rPr>
+          <w:rFonts w:ascii="Consolas" w:cs="Consolas" w:eastAsia="Consolas" w:hAnsi="Consolas"/>
+          <w:sz w:val="17"/>
+          <w:szCs w:val="17"/>
+        </w:rPr>
+        <w:t xml:space="preserve">@router.post("/")
+</w:t>
+      </w:r>
+    </w:p>
+    <w:p>
+      <w:pPr>
+        <w:pBdr>
+          <w:left w:val="single" w:color="1E3A8A" w:sz="12" w:space="6"/>
+        </w:pBdr>
+        <w:shd w:fill="F3F4F6" w:val="clear"/>
+        <w:spacing w:after="0" w:line="240"/>
+        <w:ind w:left="200"/>
+      </w:pPr>
+      <w:r>
+        <w:rPr>
+          <w:rFonts w:ascii="Consolas" w:cs="Consolas" w:eastAsia="Consolas" w:hAnsi="Consolas"/>
+          <w:sz w:val="17"/>
+          <w:szCs w:val="17"/>
+        </w:rPr>
+        <w:t xml:space="preserve">def crear_estudiante(estudiante: Estudiante):
+</w:t>
+      </w:r>
+    </w:p>
+    <w:p>
+      <w:pPr>
+        <w:pBdr>
+          <w:left w:val="single" w:color="1E3A8A" w:sz="12" w:space="6"/>
+        </w:pBdr>
+        <w:shd w:fill="F3F4F6" w:val="clear"/>
+        <w:spacing w:after="0" w:line="240"/>
+        <w:ind w:left="200"/>
+      </w:pPr>
+      <w:r>
+        <w:rPr>
+          <w:rFonts w:ascii="Consolas" w:cs="Consolas" w:eastAsia="Consolas" w:hAnsi="Consolas"/>
+          <w:sz w:val="17"/>
+          <w:szCs w:val="17"/>
+        </w:rPr>
+        <w:t xml:space="preserve">    nuevo_id = repo.crear(estudiante)
+</w:t>
+      </w:r>
+    </w:p>
+    <w:p>
+      <w:pPr>
+        <w:pBdr>
+          <w:left w:val="single" w:color="1E3A8A" w:sz="12" w:space="6"/>
+        </w:pBdr>
+        <w:shd w:fill="F3F4F6" w:val="clear"/>
+        <w:spacing w:after="0" w:line="240"/>
+        <w:ind w:left="200"/>
+      </w:pPr>
+      <w:r>
+        <w:rPr>
+          <w:rFonts w:ascii="Consolas" w:cs="Consolas" w:eastAsia="Consolas" w:hAnsi="Consolas"/>
+          <w:sz w:val="17"/>
+          <w:szCs w:val="17"/>
+        </w:rPr>
+        <w:t xml:space="preserve">    return {"mensaje": "Estudiante registrado exitosamente", "id": nuevo_id}
+</w:t>
+      </w:r>
+    </w:p>
+    <w:p>
+      <w:pPr>
+        <w:pBdr>
+          <w:left w:val="single" w:color="1E3A8A" w:sz="12" w:space="6"/>
+        </w:pBdr>
+        <w:shd w:fill="F3F4F6" w:val="clear"/>
+        <w:spacing w:after="0" w:line="240"/>
+        <w:ind w:left="200"/>
+      </w:pPr>
+      <w:r>
+        <w:rPr>
+          <w:rFonts w:ascii="Consolas" w:cs="Consolas" w:eastAsia="Consolas" w:hAnsi="Consolas"/>
+          <w:sz w:val="17"/>
+          <w:szCs w:val="17"/>
+        </w:rPr>
+        <w:t xml:space="preserve">
+</w:t>
+      </w:r>
+    </w:p>
+    <w:p>
+      <w:pPr>
+        <w:pBdr>
+          <w:left w:val="single" w:color="1E3A8A" w:sz="12" w:space="6"/>
+        </w:pBdr>
+        <w:shd w:fill="F3F4F6" w:val="clear"/>
+        <w:spacing w:after="0" w:line="240"/>
+        <w:ind w:left="200"/>
+      </w:pPr>
+      <w:r>
+        <w:rPr>
+          <w:rFonts w:ascii="Consolas" w:cs="Consolas" w:eastAsia="Consolas" w:hAnsi="Consolas"/>
+          <w:sz w:val="17"/>
+          <w:szCs w:val="17"/>
+        </w:rPr>
+        <w:t xml:space="preserve">@router.delete("/{estudiante_id}")
+</w:t>
+      </w:r>
+    </w:p>
+    <w:p>
+      <w:pPr>
+        <w:pBdr>
+          <w:left w:val="single" w:color="1E3A8A" w:sz="12" w:space="6"/>
+        </w:pBdr>
+        <w:shd w:fill="F3F4F6" w:val="clear"/>
+        <w:spacing w:after="0" w:line="240"/>
+        <w:ind w:left="200"/>
+      </w:pPr>
+      <w:r>
+        <w:rPr>
+          <w:rFonts w:ascii="Consolas" w:cs="Consolas" w:eastAsia="Consolas" w:hAnsi="Consolas"/>
+          <w:sz w:val="17"/>
+          <w:szCs w:val="17"/>
+        </w:rPr>
+        <w:t xml:space="preserve">def eliminar_estudiante(estudiante_id: int):
+</w:t>
+      </w:r>
+    </w:p>
+    <w:p>
+      <w:pPr>
+        <w:pBdr>
+          <w:left w:val="single" w:color="1E3A8A" w:sz="12" w:space="6"/>
+        </w:pBdr>
+        <w:shd w:fill="F3F4F6" w:val="clear"/>
+        <w:spacing w:after="0" w:line="240"/>
+        <w:ind w:left="200"/>
+      </w:pPr>
+      <w:r>
+        <w:rPr>
+          <w:rFonts w:ascii="Consolas" w:cs="Consolas" w:eastAsia="Consolas" w:hAnsi="Consolas"/>
+          <w:sz w:val="17"/>
+          <w:szCs w:val="17"/>
+        </w:rPr>
+        <w:t xml:space="preserve">    exito = repo.eliminar(estudiante_id)
+</w:t>
+      </w:r>
+    </w:p>
+    <w:p>
+      <w:pPr>
+        <w:pBdr>
+          <w:left w:val="single" w:color="1E3A8A" w:sz="12" w:space="6"/>
+        </w:pBdr>
+        <w:shd w:fill="F3F4F6" w:val="clear"/>
+        <w:spacing w:after="0" w:line="240"/>
+        <w:ind w:left="200"/>
+      </w:pPr>
+      <w:r>
+        <w:rPr>
+          <w:rFonts w:ascii="Consolas" w:cs="Consolas" w:eastAsia="Consolas" w:hAnsi="Consolas"/>
+          <w:sz w:val="17"/>
+          <w:szCs w:val="17"/>
+        </w:rPr>
+        <w:t xml:space="preserve">    if not exito:
+</w:t>
+      </w:r>
+    </w:p>
+    <w:p>
+      <w:pPr>
+        <w:pBdr>
+          <w:left w:val="single" w:color="1E3A8A" w:sz="12" w:space="6"/>
+        </w:pBdr>
+        <w:shd w:fill="F3F4F6" w:val="clear"/>
+        <w:spacing w:after="0" w:line="240"/>
+        <w:ind w:left="200"/>
+      </w:pPr>
+      <w:r>
+        <w:rPr>
+          <w:rFonts w:ascii="Consolas" w:cs="Consolas" w:eastAsia="Consolas" w:hAnsi="Consolas"/>
+          <w:sz w:val="17"/>
+          <w:szCs w:val="17"/>
+        </w:rPr>
+        <w:t xml:space="preserve">        raise HTTPException(status_code=404, detail="Estudiante no encontrado")
+</w:t>
+      </w:r>
+    </w:p>
+    <w:p>
+      <w:pPr>
+        <w:pBdr>
+          <w:left w:val="single" w:color="1E3A8A" w:sz="12" w:space="6"/>
+        </w:pBdr>
+        <w:shd w:fill="F3F4F6" w:val="clear"/>
+        <w:spacing w:after="0" w:line="240"/>
+        <w:ind w:left="200"/>
+      </w:pPr>
+      <w:r>
+        <w:rPr>
+          <w:rFonts w:ascii="Consolas" w:cs="Consolas" w:eastAsia="Consolas" w:hAnsi="Consolas"/>
+          <w:sz w:val="17"/>
+          <w:szCs w:val="17"/>
+        </w:rPr>
+        <w:t xml:space="preserve">    return {"mensaje": "Estudiante eliminado correctamente"}
+</w:t>
+      </w:r>
+    </w:p>
+    <w:p>
+      <w:pPr>
+        <w:pBdr>
+          <w:left w:val="single" w:color="1E3A8A" w:sz="12" w:space="6"/>
+        </w:pBdr>
+        <w:shd w:fill="F3F4F6" w:val="clear"/>
+        <w:spacing w:after="0" w:line="240"/>
+        <w:ind w:left="200"/>
+      </w:pPr>
+      <w:r>
+        <w:rPr>
+          <w:rFonts w:ascii="Consolas" w:cs="Consolas" w:eastAsia="Consolas" w:hAnsi="Consolas"/>
+          <w:sz w:val="17"/>
+          <w:szCs w:val="17"/>
+        </w:rPr>
+        <w:t xml:space="preserve">
+</w:t>
+      </w:r>
+    </w:p>
+    <w:p>
+      <w:pPr>
+        <w:pBdr>
+          <w:left w:val="single" w:color="1E3A8A" w:sz="12" w:space="6"/>
+        </w:pBdr>
+        <w:shd w:fill="F3F4F6" w:val="clear"/>
+        <w:spacing w:after="0" w:line="240"/>
+        <w:ind w:left="200"/>
+      </w:pPr>
+      <w:r>
+        <w:rPr>
+          <w:rFonts w:ascii="Consolas" w:cs="Consolas" w:eastAsia="Consolas" w:hAnsi="Consolas"/>
+          <w:sz w:val="17"/>
+          <w:szCs w:val="17"/>
+        </w:rPr>
+        <w:t xml:space="preserve">@router.put("/{estudiante_id}")
+</w:t>
+      </w:r>
+    </w:p>
+    <w:p>
+      <w:pPr>
+        <w:pBdr>
+          <w:left w:val="single" w:color="1E3A8A" w:sz="12" w:space="6"/>
+        </w:pBdr>
+        <w:shd w:fill="F3F4F6" w:val="clear"/>
+        <w:spacing w:after="0" w:line="240"/>
+        <w:ind w:left="200"/>
+      </w:pPr>
+      <w:r>
+        <w:rPr>
+          <w:rFonts w:ascii="Consolas" w:cs="Consolas" w:eastAsia="Consolas" w:hAnsi="Consolas"/>
+          <w:sz w:val="17"/>
+          <w:szCs w:val="17"/>
+        </w:rPr>
+        <w:t xml:space="preserve">def actualizar_estudiante(estudiante_id: int, estudiante: Estudiante):
+</w:t>
+      </w:r>
+    </w:p>
+    <w:p>
+      <w:pPr>
+        <w:pBdr>
+          <w:left w:val="single" w:color="1E3A8A" w:sz="12" w:space="6"/>
+        </w:pBdr>
+        <w:shd w:fill="F3F4F6" w:val="clear"/>
+        <w:spacing w:after="0" w:line="240"/>
+        <w:ind w:left="200"/>
+      </w:pPr>
+      <w:r>
+        <w:rPr>
+          <w:rFonts w:ascii="Consolas" w:cs="Consolas" w:eastAsia="Consolas" w:hAnsi="Consolas"/>
+          <w:sz w:val="17"/>
+          <w:szCs w:val="17"/>
+        </w:rPr>
+        <w:t xml:space="preserve">    exito = repo.actualizar(estudiante_id, estudiante)
+</w:t>
+      </w:r>
+    </w:p>
+    <w:p>
+      <w:pPr>
+        <w:pBdr>
+          <w:left w:val="single" w:color="1E3A8A" w:sz="12" w:space="6"/>
+        </w:pBdr>
+        <w:shd w:fill="F3F4F6" w:val="clear"/>
+        <w:spacing w:after="0" w:line="240"/>
+        <w:ind w:left="200"/>
+      </w:pPr>
+      <w:r>
+        <w:rPr>
+          <w:rFonts w:ascii="Consolas" w:cs="Consolas" w:eastAsia="Consolas" w:hAnsi="Consolas"/>
+          <w:sz w:val="17"/>
+          <w:szCs w:val="17"/>
+        </w:rPr>
+        <w:t xml:space="preserve">    if not exito:
+</w:t>
+      </w:r>
+    </w:p>
+    <w:p>
+      <w:pPr>
+        <w:pBdr>
+          <w:left w:val="single" w:color="1E3A8A" w:sz="12" w:space="6"/>
+        </w:pBdr>
+        <w:shd w:fill="F3F4F6" w:val="clear"/>
+        <w:spacing w:after="0" w:line="240"/>
+        <w:ind w:left="200"/>
+      </w:pPr>
+      <w:r>
+        <w:rPr>
+          <w:rFonts w:ascii="Consolas" w:cs="Consolas" w:eastAsia="Consolas" w:hAnsi="Consolas"/>
+          <w:sz w:val="17"/>
+          <w:szCs w:val="17"/>
+        </w:rPr>
+        <w:t xml:space="preserve">        raise HTTPException(status_code=404, detail="Estudiante no encontrado")
+</w:t>
+      </w:r>
+    </w:p>
+    <w:p>
+      <w:pPr>
+        <w:pBdr>
+          <w:left w:val="single" w:color="1E3A8A" w:sz="12" w:space="6"/>
+        </w:pBdr>
+        <w:shd w:fill="F3F4F6" w:val="clear"/>
+        <w:spacing w:after="0" w:line="240"/>
+        <w:ind w:left="200"/>
+      </w:pPr>
+      <w:r>
+        <w:rPr>
+          <w:rFonts w:ascii="Consolas" w:cs="Consolas" w:eastAsia="Consolas" w:hAnsi="Consolas"/>
+          <w:sz w:val="17"/>
+          <w:szCs w:val="17"/>
+        </w:rPr>
+        <w:t xml:space="preserve">    return {"mensaje": "Estudiante actualizado correctamente"}
+</w:t>
+      </w:r>
+    </w:p>
+    <w:p>
+      <w:pPr>
+        <w:spacing w:after="120"/>
+      </w:pPr>
+    </w:p>
+    <w:p>
+      <w:pPr>
+        <w:pStyle w:val="Heading2"/>
+      </w:pPr>
+      <w:r>
+        <w:t xml:space="preserve">5.3 Pruebas del docente en /docs</w:t>
       </w:r>
     </w:p>
     <w:p>
@@ -7196,15 +8435,7 @@
         <w:spacing w:after="120" w:line="300"/>
       </w:pPr>
       <w:r>
-        <w:t xml:space="preserve">Esta práctica instala Open WebUI con pip (Python 3.11 o 3.12) y le da al modelo una herramienta para consultar la base de datos biblioteca_db2 solo con sentencias SELECT.</w:t>
-      </w:r>
-    </w:p>
-    <w:p>
-      <w:pPr>
-        <w:pStyle w:val="Heading2"/>
-      </w:pPr>
-      <w:r>
-        <w:t xml:space="preserve">6.1 Pasos</w:t>
+        <w:t xml:space="preserve">Se prueba cada operación y se valida en la base de datos después de cada una:</w:t>
       </w:r>
     </w:p>
     <w:p>
@@ -7217,7 +8448,7 @@
         <w:spacing w:after="60"/>
       </w:pPr>
       <w:r>
-        <w:t xml:space="preserve">Instalar Ollama y los modelos (igual que en la práctica 1).</w:t>
+        <w:t xml:space="preserve">GET /estudiantes.</w:t>
       </w:r>
     </w:p>
     <w:p>
@@ -7230,7 +8461,7 @@
         <w:spacing w:after="60"/>
       </w:pPr>
       <w:r>
-        <w:t xml:space="preserve">Crear la carpeta openwebui, el entorno virtual e instalar psycopg2-binary y open-webui.</w:t>
+        <w:t xml:space="preserve">POST /estudiantes, y validar en Neon.</w:t>
       </w:r>
     </w:p>
     <w:p>
@@ -7243,7 +8474,7 @@
         <w:spacing w:after="60"/>
       </w:pPr>
       <w:r>
-        <w:t xml:space="preserve">Ejecutar open-webui serve y cargar la copia de la base de datos en PostgreSQL.</w:t>
+        <w:t xml:space="preserve">GET /estudiantes/{id}.</w:t>
       </w:r>
     </w:p>
     <w:p>
@@ -7256,7 +8487,7 @@
         <w:spacing w:after="60"/>
       </w:pPr>
       <w:r>
-        <w:t xml:space="preserve">En Open WebUI, crear la herramienta con el código de postgresql_text_to_sql.py, guardar y asociarla al modelo.</w:t>
+        <w:t xml:space="preserve">PUT /estudiantes/{id}, y validar.</w:t>
       </w:r>
     </w:p>
     <w:p>
@@ -7269,7 +8500,23 @@
         <w:spacing w:after="60"/>
       </w:pPr>
       <w:r>
-        <w:t xml:space="preserve">Pegar el prompt del sistema (prompt_del_sistema.txt) en el modelo y guardar.</w:t>
+        <w:t xml:space="preserve">DELETE /estudiantes/{id}, y validar.</w:t>
+      </w:r>
+    </w:p>
+    <w:p>
+      <w:pPr>
+        <w:pStyle w:val="Heading1"/>
+      </w:pPr>
+      <w:r>
+        <w:t xml:space="preserve">6. Práctica 1 · Open WebUI con Docker</w:t>
+      </w:r>
+    </w:p>
+    <w:p>
+      <w:pPr>
+        <w:spacing w:after="120" w:line="300"/>
+      </w:pPr>
+      <w:r>
+        <w:t xml:space="preserve">Según la práctica, se instala Docker, luego Ollama con un modelo, y Open WebUI se ejecuta como contenedor.</w:t>
       </w:r>
     </w:p>
     <w:p>
@@ -7277,7 +8524,59 @@
         <w:pStyle w:val="Heading2"/>
       </w:pPr>
       <w:r>
-        <w:t xml:space="preserve">6.2 Archivos</w:t>
+        <w:t xml:space="preserve">6.1 Pasos</w:t>
+      </w:r>
+    </w:p>
+    <w:p>
+      <w:pPr>
+        <w:pStyle w:val="ListParagraph"/>
+        <w:numPr>
+          <w:ilvl w:val="0"/>
+          <w:numId w:val="3"/>
+        </w:numPr>
+        <w:spacing w:after="60"/>
+      </w:pPr>
+      <w:r>
+        <w:t xml:space="preserve">Instalar Docker Desktop y Ollama; verificar con ollama --version.</w:t>
+      </w:r>
+    </w:p>
+    <w:p>
+      <w:pPr>
+        <w:pStyle w:val="ListParagraph"/>
+        <w:numPr>
+          <w:ilvl w:val="0"/>
+          <w:numId w:val="3"/>
+        </w:numPr>
+        <w:spacing w:after="60"/>
+      </w:pPr>
+      <w:r>
+        <w:t xml:space="preserve">Descargar un modelo según el equipo: qwen3:1.7b o qwen2.5:1.5b-instruct (si no hay NVIDIA y 8 GB de RAM). Verificar con ollama list.</w:t>
+      </w:r>
+    </w:p>
+    <w:p>
+      <w:pPr>
+        <w:pStyle w:val="ListParagraph"/>
+        <w:numPr>
+          <w:ilvl w:val="0"/>
+          <w:numId w:val="3"/>
+        </w:numPr>
+        <w:spacing w:after="60"/>
+      </w:pPr>
+      <w:r>
+        <w:t xml:space="preserve">Ejecutar el comando de Docker del profesor y abrir http://localhost:3000/.</w:t>
+      </w:r>
+    </w:p>
+    <w:p>
+      <w:pPr>
+        <w:pStyle w:val="ListParagraph"/>
+        <w:numPr>
+          <w:ilvl w:val="0"/>
+          <w:numId w:val="3"/>
+        </w:numPr>
+        <w:spacing w:after="60"/>
+      </w:pPr>
+      <w:r>
+        <w:t xml:space="preserve">En Open WebUI, verificar el modelo de Ollama y crear una base de conocimiento subiendo archivos.</w:t>
       </w:r>
     </w:p>
     <w:p>
@@ -7293,79 +8592,115 @@
           <w:sz w:val="20"/>
           <w:szCs w:val="20"/>
         </w:rPr>
-        <w:t xml:space="preserve">practica_3_openwebui_postgres/postgresql_text_to_sql.py</w:t>
-      </w:r>
-    </w:p>
-    <w:p>
-      <w:pPr>
-        <w:pBdr>
-          <w:left w:val="single" w:color="1E3A8A" w:sz="12" w:space="6"/>
-        </w:pBdr>
-        <w:shd w:fill="F3F4F6" w:val="clear"/>
-        <w:spacing w:after="0" w:line="240"/>
-        <w:ind w:left="200"/>
-      </w:pPr>
-      <w:r>
-        <w:rPr>
-          <w:rFonts w:ascii="Consolas" w:cs="Consolas" w:eastAsia="Consolas" w:hAnsi="Consolas"/>
-          <w:sz w:val="17"/>
-          <w:szCs w:val="17"/>
-        </w:rPr>
-        <w:t xml:space="preserve">"""</w:t>
-      </w:r>
-    </w:p>
-    <w:p>
-      <w:pPr>
-        <w:pBdr>
-          <w:left w:val="single" w:color="1E3A8A" w:sz="12" w:space="6"/>
-        </w:pBdr>
-        <w:shd w:fill="F3F4F6" w:val="clear"/>
-        <w:spacing w:after="0" w:line="240"/>
-        <w:ind w:left="200"/>
-      </w:pPr>
-      <w:r>
-        <w:rPr>
-          <w:rFonts w:ascii="Consolas" w:cs="Consolas" w:eastAsia="Consolas" w:hAnsi="Consolas"/>
-          <w:sz w:val="17"/>
-          <w:szCs w:val="17"/>
-        </w:rPr>
-        <w:t xml:space="preserve">title: PostgreSQL Text-to-SQL</w:t>
-      </w:r>
-    </w:p>
-    <w:p>
-      <w:pPr>
-        <w:pBdr>
-          <w:left w:val="single" w:color="1E3A8A" w:sz="12" w:space="6"/>
-        </w:pBdr>
-        <w:shd w:fill="F3F4F6" w:val="clear"/>
-        <w:spacing w:after="0" w:line="240"/>
-        <w:ind w:left="200"/>
-      </w:pPr>
-      <w:r>
-        <w:rPr>
-          <w:rFonts w:ascii="Consolas" w:cs="Consolas" w:eastAsia="Consolas" w:hAnsi="Consolas"/>
-          <w:sz w:val="17"/>
-          <w:szCs w:val="17"/>
-        </w:rPr>
-        <w:t xml:space="preserve">description: Ejecuta consultas SELECT de solo lectura contra PostgreSQL (base de datos "prueba")</w:t>
-      </w:r>
-    </w:p>
-    <w:p>
-      <w:pPr>
-        <w:pBdr>
-          <w:left w:val="single" w:color="1E3A8A" w:sz="12" w:space="6"/>
-        </w:pBdr>
-        <w:shd w:fill="F3F4F6" w:val="clear"/>
-        <w:spacing w:after="0" w:line="240"/>
-        <w:ind w:left="200"/>
-      </w:pPr>
-      <w:r>
-        <w:rPr>
-          <w:rFonts w:ascii="Consolas" w:cs="Consolas" w:eastAsia="Consolas" w:hAnsi="Consolas"/>
-          <w:sz w:val="17"/>
-          <w:szCs w:val="17"/>
-        </w:rPr>
-        <w:t xml:space="preserve">"""</w:t>
+        <w:t xml:space="preserve">practica_1_docker/comandos.ps1</w:t>
+      </w:r>
+    </w:p>
+    <w:p>
+      <w:pPr>
+        <w:pBdr>
+          <w:left w:val="single" w:color="1E3A8A" w:sz="12" w:space="6"/>
+        </w:pBdr>
+        <w:shd w:fill="F3F4F6" w:val="clear"/>
+        <w:spacing w:after="0" w:line="240"/>
+        <w:ind w:left="200"/>
+      </w:pPr>
+      <w:r>
+        <w:rPr>
+          <w:rFonts w:ascii="Consolas" w:cs="Consolas" w:eastAsia="Consolas" w:hAnsi="Consolas"/>
+          <w:sz w:val="17"/>
+          <w:szCs w:val="17"/>
+        </w:rPr>
+        <w:t xml:space="preserve"># PRÁCTICA 1 - Open WebUI con Docker + Ollama</w:t>
+      </w:r>
+    </w:p>
+    <w:p>
+      <w:pPr>
+        <w:pBdr>
+          <w:left w:val="single" w:color="1E3A8A" w:sz="12" w:space="6"/>
+        </w:pBdr>
+        <w:shd w:fill="F3F4F6" w:val="clear"/>
+        <w:spacing w:after="0" w:line="240"/>
+        <w:ind w:left="200"/>
+      </w:pPr>
+      <w:r>
+        <w:rPr>
+          <w:rFonts w:ascii="Consolas" w:cs="Consolas" w:eastAsia="Consolas" w:hAnsi="Consolas"/>
+          <w:sz w:val="17"/>
+          <w:szCs w:val="17"/>
+        </w:rPr>
+        <w:t xml:space="preserve"># Requisitos: Docker Desktop y Ollama instalados.</w:t>
+      </w:r>
+    </w:p>
+    <w:p>
+      <w:pPr>
+        <w:pBdr>
+          <w:left w:val="single" w:color="1E3A8A" w:sz="12" w:space="6"/>
+        </w:pBdr>
+        <w:shd w:fill="F3F4F6" w:val="clear"/>
+        <w:spacing w:after="0" w:line="240"/>
+        <w:ind w:left="200"/>
+      </w:pPr>
+      <w:r>
+        <w:rPr>
+          <w:rFonts w:ascii="Consolas" w:cs="Consolas" w:eastAsia="Consolas" w:hAnsi="Consolas"/>
+          <w:sz w:val="17"/>
+          <w:szCs w:val="17"/>
+        </w:rPr>
+        <w:t xml:space="preserve">ollama --version</w:t>
+      </w:r>
+    </w:p>
+    <w:p>
+      <w:pPr>
+        <w:pBdr>
+          <w:left w:val="single" w:color="1E3A8A" w:sz="12" w:space="6"/>
+        </w:pBdr>
+        <w:shd w:fill="F3F4F6" w:val="clear"/>
+        <w:spacing w:after="0" w:line="240"/>
+        <w:ind w:left="200"/>
+      </w:pPr>
+      <w:r>
+        <w:rPr>
+          <w:rFonts w:ascii="Consolas" w:cs="Consolas" w:eastAsia="Consolas" w:hAnsi="Consolas"/>
+          <w:sz w:val="17"/>
+          <w:szCs w:val="17"/>
+        </w:rPr>
+        <w:t xml:space="preserve">ollama pull qwen3:1.7b</w:t>
+      </w:r>
+    </w:p>
+    <w:p>
+      <w:pPr>
+        <w:pBdr>
+          <w:left w:val="single" w:color="1E3A8A" w:sz="12" w:space="6"/>
+        </w:pBdr>
+        <w:shd w:fill="F3F4F6" w:val="clear"/>
+        <w:spacing w:after="0" w:line="240"/>
+        <w:ind w:left="200"/>
+      </w:pPr>
+      <w:r>
+        <w:rPr>
+          <w:rFonts w:ascii="Consolas" w:cs="Consolas" w:eastAsia="Consolas" w:hAnsi="Consolas"/>
+          <w:sz w:val="17"/>
+          <w:szCs w:val="17"/>
+        </w:rPr>
+        <w:t xml:space="preserve">ollama pull qwen2.5:1.5b-instruct</w:t>
+      </w:r>
+    </w:p>
+    <w:p>
+      <w:pPr>
+        <w:pBdr>
+          <w:left w:val="single" w:color="1E3A8A" w:sz="12" w:space="6"/>
+        </w:pBdr>
+        <w:shd w:fill="F3F4F6" w:val="clear"/>
+        <w:spacing w:after="0" w:line="240"/>
+        <w:ind w:left="200"/>
+      </w:pPr>
+      <w:r>
+        <w:rPr>
+          <w:rFonts w:ascii="Consolas" w:cs="Consolas" w:eastAsia="Consolas" w:hAnsi="Consolas"/>
+          <w:sz w:val="17"/>
+          <w:szCs w:val="17"/>
+        </w:rPr>
+        <w:t xml:space="preserve">ollama list</w:t>
       </w:r>
     </w:p>
     <w:p>
@@ -7401,1273 +8736,128 @@
           <w:sz w:val="17"/>
           <w:szCs w:val="17"/>
         </w:rPr>
-        <w:t xml:space="preserve">import psycopg2</w:t>
-      </w:r>
-    </w:p>
-    <w:p>
-      <w:pPr>
-        <w:pBdr>
-          <w:left w:val="single" w:color="1E3A8A" w:sz="12" w:space="6"/>
-        </w:pBdr>
-        <w:shd w:fill="F3F4F6" w:val="clear"/>
-        <w:spacing w:after="0" w:line="240"/>
-        <w:ind w:left="200"/>
-      </w:pPr>
-      <w:r>
-        <w:rPr>
-          <w:rFonts w:ascii="Consolas" w:cs="Consolas" w:eastAsia="Consolas" w:hAnsi="Consolas"/>
-          <w:sz w:val="17"/>
-          <w:szCs w:val="17"/>
-        </w:rPr>
-        <w:t xml:space="preserve">from pydantic import BaseModel, Field</w:t>
-      </w:r>
-    </w:p>
-    <w:p>
-      <w:pPr>
-        <w:pBdr>
-          <w:left w:val="single" w:color="1E3A8A" w:sz="12" w:space="6"/>
-        </w:pBdr>
-        <w:shd w:fill="F3F4F6" w:val="clear"/>
-        <w:spacing w:after="0" w:line="240"/>
-        <w:ind w:left="200"/>
-      </w:pPr>
-      <w:r>
-        <w:rPr>
-          <w:rFonts w:ascii="Consolas" w:cs="Consolas" w:eastAsia="Consolas" w:hAnsi="Consolas"/>
-          <w:sz w:val="17"/>
-          <w:szCs w:val="17"/>
-        </w:rPr>
-        <w:t xml:space="preserve"> </w:t>
-      </w:r>
-    </w:p>
-    <w:p>
-      <w:pPr>
-        <w:pBdr>
-          <w:left w:val="single" w:color="1E3A8A" w:sz="12" w:space="6"/>
-        </w:pBdr>
-        <w:shd w:fill="F3F4F6" w:val="clear"/>
-        <w:spacing w:after="0" w:line="240"/>
-        <w:ind w:left="200"/>
-      </w:pPr>
-      <w:r>
-        <w:rPr>
-          <w:rFonts w:ascii="Consolas" w:cs="Consolas" w:eastAsia="Consolas" w:hAnsi="Consolas"/>
-          <w:sz w:val="17"/>
-          <w:szCs w:val="17"/>
-        </w:rPr>
-        <w:t xml:space="preserve"> </w:t>
-      </w:r>
-    </w:p>
-    <w:p>
-      <w:pPr>
-        <w:pBdr>
-          <w:left w:val="single" w:color="1E3A8A" w:sz="12" w:space="6"/>
-        </w:pBdr>
-        <w:shd w:fill="F3F4F6" w:val="clear"/>
-        <w:spacing w:after="0" w:line="240"/>
-        <w:ind w:left="200"/>
-      </w:pPr>
-      <w:r>
-        <w:rPr>
-          <w:rFonts w:ascii="Consolas" w:cs="Consolas" w:eastAsia="Consolas" w:hAnsi="Consolas"/>
-          <w:sz w:val="17"/>
-          <w:szCs w:val="17"/>
-        </w:rPr>
-        <w:t xml:space="preserve">class Tools:</w:t>
-      </w:r>
-    </w:p>
-    <w:p>
-      <w:pPr>
-        <w:pBdr>
-          <w:left w:val="single" w:color="1E3A8A" w:sz="12" w:space="6"/>
-        </w:pBdr>
-        <w:shd w:fill="F3F4F6" w:val="clear"/>
-        <w:spacing w:after="0" w:line="240"/>
-        <w:ind w:left="200"/>
-      </w:pPr>
-      <w:r>
-        <w:rPr>
-          <w:rFonts w:ascii="Consolas" w:cs="Consolas" w:eastAsia="Consolas" w:hAnsi="Consolas"/>
-          <w:sz w:val="17"/>
-          <w:szCs w:val="17"/>
-        </w:rPr>
-        <w:t xml:space="preserve">    class Valves(BaseModel):</w:t>
-      </w:r>
-    </w:p>
-    <w:p>
-      <w:pPr>
-        <w:pBdr>
-          <w:left w:val="single" w:color="1E3A8A" w:sz="12" w:space="6"/>
-        </w:pBdr>
-        <w:shd w:fill="F3F4F6" w:val="clear"/>
-        <w:spacing w:after="0" w:line="240"/>
-        <w:ind w:left="200"/>
-      </w:pPr>
-      <w:r>
-        <w:rPr>
-          <w:rFonts w:ascii="Consolas" w:cs="Consolas" w:eastAsia="Consolas" w:hAnsi="Consolas"/>
-          <w:sz w:val="17"/>
-          <w:szCs w:val="17"/>
-        </w:rPr>
-        <w:t xml:space="preserve">        host: str = Field(default="localhost", description="Host de Postgres")</w:t>
-      </w:r>
-    </w:p>
-    <w:p>
-      <w:pPr>
-        <w:pBdr>
-          <w:left w:val="single" w:color="1E3A8A" w:sz="12" w:space="6"/>
-        </w:pBdr>
-        <w:shd w:fill="F3F4F6" w:val="clear"/>
-        <w:spacing w:after="0" w:line="240"/>
-        <w:ind w:left="200"/>
-      </w:pPr>
-      <w:r>
-        <w:rPr>
-          <w:rFonts w:ascii="Consolas" w:cs="Consolas" w:eastAsia="Consolas" w:hAnsi="Consolas"/>
-          <w:sz w:val="17"/>
-          <w:szCs w:val="17"/>
-        </w:rPr>
-        <w:t xml:space="preserve">        port: int = Field(default=5432)</w:t>
-      </w:r>
-    </w:p>
-    <w:p>
-      <w:pPr>
-        <w:pBdr>
-          <w:left w:val="single" w:color="1E3A8A" w:sz="12" w:space="6"/>
-        </w:pBdr>
-        <w:shd w:fill="F3F4F6" w:val="clear"/>
-        <w:spacing w:after="0" w:line="240"/>
-        <w:ind w:left="200"/>
-      </w:pPr>
-      <w:r>
-        <w:rPr>
-          <w:rFonts w:ascii="Consolas" w:cs="Consolas" w:eastAsia="Consolas" w:hAnsi="Consolas"/>
-          <w:sz w:val="17"/>
-          <w:szCs w:val="17"/>
-        </w:rPr>
-        <w:t xml:space="preserve">        dbname: str = Field(default="biblioteca_db2")</w:t>
-      </w:r>
-    </w:p>
-    <w:p>
-      <w:pPr>
-        <w:pBdr>
-          <w:left w:val="single" w:color="1E3A8A" w:sz="12" w:space="6"/>
-        </w:pBdr>
-        <w:shd w:fill="F3F4F6" w:val="clear"/>
-        <w:spacing w:after="0" w:line="240"/>
-        <w:ind w:left="200"/>
-      </w:pPr>
-      <w:r>
-        <w:rPr>
-          <w:rFonts w:ascii="Consolas" w:cs="Consolas" w:eastAsia="Consolas" w:hAnsi="Consolas"/>
-          <w:sz w:val="17"/>
-          <w:szCs w:val="17"/>
-        </w:rPr>
-        <w:t xml:space="preserve">        user: str = Field(default="postgres")</w:t>
-      </w:r>
-    </w:p>
-    <w:p>
-      <w:pPr>
-        <w:pBdr>
-          <w:left w:val="single" w:color="1E3A8A" w:sz="12" w:space="6"/>
-        </w:pBdr>
-        <w:shd w:fill="F3F4F6" w:val="clear"/>
-        <w:spacing w:after="0" w:line="240"/>
-        <w:ind w:left="200"/>
-      </w:pPr>
-      <w:r>
-        <w:rPr>
-          <w:rFonts w:ascii="Consolas" w:cs="Consolas" w:eastAsia="Consolas" w:hAnsi="Consolas"/>
-          <w:sz w:val="17"/>
-          <w:szCs w:val="17"/>
-        </w:rPr>
-        <w:t xml:space="preserve">        password: str = Field(</w:t>
-      </w:r>
-    </w:p>
-    <w:p>
-      <w:pPr>
-        <w:pBdr>
-          <w:left w:val="single" w:color="1E3A8A" w:sz="12" w:space="6"/>
-        </w:pBdr>
-        <w:shd w:fill="F3F4F6" w:val="clear"/>
-        <w:spacing w:after="0" w:line="240"/>
-        <w:ind w:left="200"/>
-      </w:pPr>
-      <w:r>
-        <w:rPr>
-          <w:rFonts w:ascii="Consolas" w:cs="Consolas" w:eastAsia="Consolas" w:hAnsi="Consolas"/>
-          <w:sz w:val="17"/>
-          <w:szCs w:val="17"/>
-        </w:rPr>
-        <w:t xml:space="preserve">            default="123456789",</w:t>
-      </w:r>
-    </w:p>
-    <w:p>
-      <w:pPr>
-        <w:pBdr>
-          <w:left w:val="single" w:color="1E3A8A" w:sz="12" w:space="6"/>
-        </w:pBdr>
-        <w:shd w:fill="F3F4F6" w:val="clear"/>
-        <w:spacing w:after="0" w:line="240"/>
-        <w:ind w:left="200"/>
-      </w:pPr>
-      <w:r>
-        <w:rPr>
-          <w:rFonts w:ascii="Consolas" w:cs="Consolas" w:eastAsia="Consolas" w:hAnsi="Consolas"/>
-          <w:sz w:val="17"/>
-          <w:szCs w:val="17"/>
-        </w:rPr>
-        <w:t xml:space="preserve">            description="Configura esto en el panel de Valves, no aquí",</w:t>
-      </w:r>
-    </w:p>
-    <w:p>
-      <w:pPr>
-        <w:pBdr>
-          <w:left w:val="single" w:color="1E3A8A" w:sz="12" w:space="6"/>
-        </w:pBdr>
-        <w:shd w:fill="F3F4F6" w:val="clear"/>
-        <w:spacing w:after="0" w:line="240"/>
-        <w:ind w:left="200"/>
-      </w:pPr>
-      <w:r>
-        <w:rPr>
-          <w:rFonts w:ascii="Consolas" w:cs="Consolas" w:eastAsia="Consolas" w:hAnsi="Consolas"/>
-          <w:sz w:val="17"/>
-          <w:szCs w:val="17"/>
-        </w:rPr>
-        <w:t xml:space="preserve">        )</w:t>
-      </w:r>
-    </w:p>
-    <w:p>
-      <w:pPr>
-        <w:pBdr>
-          <w:left w:val="single" w:color="1E3A8A" w:sz="12" w:space="6"/>
-        </w:pBdr>
-        <w:shd w:fill="F3F4F6" w:val="clear"/>
-        <w:spacing w:after="0" w:line="240"/>
-        <w:ind w:left="200"/>
-      </w:pPr>
-      <w:r>
-        <w:rPr>
-          <w:rFonts w:ascii="Consolas" w:cs="Consolas" w:eastAsia="Consolas" w:hAnsi="Consolas"/>
-          <w:sz w:val="17"/>
-          <w:szCs w:val="17"/>
-        </w:rPr>
-        <w:t xml:space="preserve">        max_rows: int = Field(default=50, description="Filas máximas devueltas")</w:t>
-      </w:r>
-    </w:p>
-    <w:p>
-      <w:pPr>
-        <w:pBdr>
-          <w:left w:val="single" w:color="1E3A8A" w:sz="12" w:space="6"/>
-        </w:pBdr>
-        <w:shd w:fill="F3F4F6" w:val="clear"/>
-        <w:spacing w:after="0" w:line="240"/>
-        <w:ind w:left="200"/>
-      </w:pPr>
-      <w:r>
-        <w:rPr>
-          <w:rFonts w:ascii="Consolas" w:cs="Consolas" w:eastAsia="Consolas" w:hAnsi="Consolas"/>
-          <w:sz w:val="17"/>
-          <w:szCs w:val="17"/>
-        </w:rPr>
-        <w:t xml:space="preserve"> </w:t>
-      </w:r>
-    </w:p>
-    <w:p>
-      <w:pPr>
-        <w:pBdr>
-          <w:left w:val="single" w:color="1E3A8A" w:sz="12" w:space="6"/>
-        </w:pBdr>
-        <w:shd w:fill="F3F4F6" w:val="clear"/>
-        <w:spacing w:after="0" w:line="240"/>
-        <w:ind w:left="200"/>
-      </w:pPr>
-      <w:r>
-        <w:rPr>
-          <w:rFonts w:ascii="Consolas" w:cs="Consolas" w:eastAsia="Consolas" w:hAnsi="Consolas"/>
-          <w:sz w:val="17"/>
-          <w:szCs w:val="17"/>
-        </w:rPr>
-        <w:t xml:space="preserve">    def __init__(self):</w:t>
-      </w:r>
-    </w:p>
-    <w:p>
-      <w:pPr>
-        <w:pBdr>
-          <w:left w:val="single" w:color="1E3A8A" w:sz="12" w:space="6"/>
-        </w:pBdr>
-        <w:shd w:fill="F3F4F6" w:val="clear"/>
-        <w:spacing w:after="0" w:line="240"/>
-        <w:ind w:left="200"/>
-      </w:pPr>
-      <w:r>
-        <w:rPr>
-          <w:rFonts w:ascii="Consolas" w:cs="Consolas" w:eastAsia="Consolas" w:hAnsi="Consolas"/>
-          <w:sz w:val="17"/>
-          <w:szCs w:val="17"/>
-        </w:rPr>
-        <w:t xml:space="preserve">        self.valves = self.Valves()</w:t>
-      </w:r>
-    </w:p>
-    <w:p>
-      <w:pPr>
-        <w:pBdr>
-          <w:left w:val="single" w:color="1E3A8A" w:sz="12" w:space="6"/>
-        </w:pBdr>
-        <w:shd w:fill="F3F4F6" w:val="clear"/>
-        <w:spacing w:after="0" w:line="240"/>
-        <w:ind w:left="200"/>
-      </w:pPr>
-      <w:r>
-        <w:rPr>
-          <w:rFonts w:ascii="Consolas" w:cs="Consolas" w:eastAsia="Consolas" w:hAnsi="Consolas"/>
-          <w:sz w:val="17"/>
-          <w:szCs w:val="17"/>
-        </w:rPr>
-        <w:t xml:space="preserve"> </w:t>
-      </w:r>
-    </w:p>
-    <w:p>
-      <w:pPr>
-        <w:pBdr>
-          <w:left w:val="single" w:color="1E3A8A" w:sz="12" w:space="6"/>
-        </w:pBdr>
-        <w:shd w:fill="F3F4F6" w:val="clear"/>
-        <w:spacing w:after="0" w:line="240"/>
-        <w:ind w:left="200"/>
-      </w:pPr>
-      <w:r>
-        <w:rPr>
-          <w:rFonts w:ascii="Consolas" w:cs="Consolas" w:eastAsia="Consolas" w:hAnsi="Consolas"/>
-          <w:sz w:val="17"/>
-          <w:szCs w:val="17"/>
-        </w:rPr>
-        <w:t xml:space="preserve">    def get_schema(self) -&gt; str:</w:t>
-      </w:r>
-    </w:p>
-    <w:p>
-      <w:pPr>
-        <w:pBdr>
-          <w:left w:val="single" w:color="1E3A8A" w:sz="12" w:space="6"/>
-        </w:pBdr>
-        <w:shd w:fill="F3F4F6" w:val="clear"/>
-        <w:spacing w:after="0" w:line="240"/>
-        <w:ind w:left="200"/>
-      </w:pPr>
-      <w:r>
-        <w:rPr>
-          <w:rFonts w:ascii="Consolas" w:cs="Consolas" w:eastAsia="Consolas" w:hAnsi="Consolas"/>
-          <w:sz w:val="17"/>
-          <w:szCs w:val="17"/>
-        </w:rPr>
-        <w:t xml:space="preserve">        """</w:t>
-      </w:r>
-    </w:p>
-    <w:p>
-      <w:pPr>
-        <w:pBdr>
-          <w:left w:val="single" w:color="1E3A8A" w:sz="12" w:space="6"/>
-        </w:pBdr>
-        <w:shd w:fill="F3F4F6" w:val="clear"/>
-        <w:spacing w:after="0" w:line="240"/>
-        <w:ind w:left="200"/>
-      </w:pPr>
-      <w:r>
-        <w:rPr>
-          <w:rFonts w:ascii="Consolas" w:cs="Consolas" w:eastAsia="Consolas" w:hAnsi="Consolas"/>
-          <w:sz w:val="17"/>
-          <w:szCs w:val="17"/>
-        </w:rPr>
-        <w:t xml:space="preserve">        Devuelve las tablas, columnas y tipos de datos de la base de datos.</w:t>
-      </w:r>
-    </w:p>
-    <w:p>
-      <w:pPr>
-        <w:pBdr>
-          <w:left w:val="single" w:color="1E3A8A" w:sz="12" w:space="6"/>
-        </w:pBdr>
-        <w:shd w:fill="F3F4F6" w:val="clear"/>
-        <w:spacing w:after="0" w:line="240"/>
-        <w:ind w:left="200"/>
-      </w:pPr>
-      <w:r>
-        <w:rPr>
-          <w:rFonts w:ascii="Consolas" w:cs="Consolas" w:eastAsia="Consolas" w:hAnsi="Consolas"/>
-          <w:sz w:val="17"/>
-          <w:szCs w:val="17"/>
-        </w:rPr>
-        <w:t xml:space="preserve">        Úsala SIEMPRE antes de generar una consulta SQL para conocer los nombres reales de tablas y columnas.</w:t>
-      </w:r>
-    </w:p>
-    <w:p>
-      <w:pPr>
-        <w:pBdr>
-          <w:left w:val="single" w:color="1E3A8A" w:sz="12" w:space="6"/>
-        </w:pBdr>
-        <w:shd w:fill="F3F4F6" w:val="clear"/>
-        <w:spacing w:after="0" w:line="240"/>
-        <w:ind w:left="200"/>
-      </w:pPr>
-      <w:r>
-        <w:rPr>
-          <w:rFonts w:ascii="Consolas" w:cs="Consolas" w:eastAsia="Consolas" w:hAnsi="Consolas"/>
-          <w:sz w:val="17"/>
-          <w:szCs w:val="17"/>
-        </w:rPr>
-        <w:t xml:space="preserve">        """</w:t>
-      </w:r>
-    </w:p>
-    <w:p>
-      <w:pPr>
-        <w:pBdr>
-          <w:left w:val="single" w:color="1E3A8A" w:sz="12" w:space="6"/>
-        </w:pBdr>
-        <w:shd w:fill="F3F4F6" w:val="clear"/>
-        <w:spacing w:after="0" w:line="240"/>
-        <w:ind w:left="200"/>
-      </w:pPr>
-      <w:r>
-        <w:rPr>
-          <w:rFonts w:ascii="Consolas" w:cs="Consolas" w:eastAsia="Consolas" w:hAnsi="Consolas"/>
-          <w:sz w:val="17"/>
-          <w:szCs w:val="17"/>
-        </w:rPr>
-        <w:t xml:space="preserve">        query = """</w:t>
-      </w:r>
-    </w:p>
-    <w:p>
-      <w:pPr>
-        <w:pBdr>
-          <w:left w:val="single" w:color="1E3A8A" w:sz="12" w:space="6"/>
-        </w:pBdr>
-        <w:shd w:fill="F3F4F6" w:val="clear"/>
-        <w:spacing w:after="0" w:line="240"/>
-        <w:ind w:left="200"/>
-      </w:pPr>
-      <w:r>
-        <w:rPr>
-          <w:rFonts w:ascii="Consolas" w:cs="Consolas" w:eastAsia="Consolas" w:hAnsi="Consolas"/>
-          <w:sz w:val="17"/>
-          <w:szCs w:val="17"/>
-        </w:rPr>
-        <w:t xml:space="preserve">        SELECT table_name, column_name, data_type</w:t>
-      </w:r>
-    </w:p>
-    <w:p>
-      <w:pPr>
-        <w:pBdr>
-          <w:left w:val="single" w:color="1E3A8A" w:sz="12" w:space="6"/>
-        </w:pBdr>
-        <w:shd w:fill="F3F4F6" w:val="clear"/>
-        <w:spacing w:after="0" w:line="240"/>
-        <w:ind w:left="200"/>
-      </w:pPr>
-      <w:r>
-        <w:rPr>
-          <w:rFonts w:ascii="Consolas" w:cs="Consolas" w:eastAsia="Consolas" w:hAnsi="Consolas"/>
-          <w:sz w:val="17"/>
-          <w:szCs w:val="17"/>
-        </w:rPr>
-        <w:t xml:space="preserve">        FROM information_schema.columns</w:t>
-      </w:r>
-    </w:p>
-    <w:p>
-      <w:pPr>
-        <w:pBdr>
-          <w:left w:val="single" w:color="1E3A8A" w:sz="12" w:space="6"/>
-        </w:pBdr>
-        <w:shd w:fill="F3F4F6" w:val="clear"/>
-        <w:spacing w:after="0" w:line="240"/>
-        <w:ind w:left="200"/>
-      </w:pPr>
-      <w:r>
-        <w:rPr>
-          <w:rFonts w:ascii="Consolas" w:cs="Consolas" w:eastAsia="Consolas" w:hAnsi="Consolas"/>
-          <w:sz w:val="17"/>
-          <w:szCs w:val="17"/>
-        </w:rPr>
-        <w:t xml:space="preserve">        WHERE table_schema = 'public'</w:t>
-      </w:r>
-    </w:p>
-    <w:p>
-      <w:pPr>
-        <w:pBdr>
-          <w:left w:val="single" w:color="1E3A8A" w:sz="12" w:space="6"/>
-        </w:pBdr>
-        <w:shd w:fill="F3F4F6" w:val="clear"/>
-        <w:spacing w:after="0" w:line="240"/>
-        <w:ind w:left="200"/>
-      </w:pPr>
-      <w:r>
-        <w:rPr>
-          <w:rFonts w:ascii="Consolas" w:cs="Consolas" w:eastAsia="Consolas" w:hAnsi="Consolas"/>
-          <w:sz w:val="17"/>
-          <w:szCs w:val="17"/>
-        </w:rPr>
-        <w:t xml:space="preserve">        ORDER BY table_name, ordinal_position;</w:t>
-      </w:r>
-    </w:p>
-    <w:p>
-      <w:pPr>
-        <w:pBdr>
-          <w:left w:val="single" w:color="1E3A8A" w:sz="12" w:space="6"/>
-        </w:pBdr>
-        <w:shd w:fill="F3F4F6" w:val="clear"/>
-        <w:spacing w:after="0" w:line="240"/>
-        <w:ind w:left="200"/>
-      </w:pPr>
-      <w:r>
-        <w:rPr>
-          <w:rFonts w:ascii="Consolas" w:cs="Consolas" w:eastAsia="Consolas" w:hAnsi="Consolas"/>
-          <w:sz w:val="17"/>
-          <w:szCs w:val="17"/>
-        </w:rPr>
-        <w:t xml:space="preserve">        """</w:t>
-      </w:r>
-    </w:p>
-    <w:p>
-      <w:pPr>
-        <w:pBdr>
-          <w:left w:val="single" w:color="1E3A8A" w:sz="12" w:space="6"/>
-        </w:pBdr>
-        <w:shd w:fill="F3F4F6" w:val="clear"/>
-        <w:spacing w:after="0" w:line="240"/>
-        <w:ind w:left="200"/>
-      </w:pPr>
-      <w:r>
-        <w:rPr>
-          <w:rFonts w:ascii="Consolas" w:cs="Consolas" w:eastAsia="Consolas" w:hAnsi="Consolas"/>
-          <w:sz w:val="17"/>
-          <w:szCs w:val="17"/>
-        </w:rPr>
-        <w:t xml:space="preserve">        rows = self._run(query)</w:t>
-      </w:r>
-    </w:p>
-    <w:p>
-      <w:pPr>
-        <w:pBdr>
-          <w:left w:val="single" w:color="1E3A8A" w:sz="12" w:space="6"/>
-        </w:pBdr>
-        <w:shd w:fill="F3F4F6" w:val="clear"/>
-        <w:spacing w:after="0" w:line="240"/>
-        <w:ind w:left="200"/>
-      </w:pPr>
-      <w:r>
-        <w:rPr>
-          <w:rFonts w:ascii="Consolas" w:cs="Consolas" w:eastAsia="Consolas" w:hAnsi="Consolas"/>
-          <w:sz w:val="17"/>
-          <w:szCs w:val="17"/>
-        </w:rPr>
-        <w:t xml:space="preserve">        if not rows:</w:t>
-      </w:r>
-    </w:p>
-    <w:p>
-      <w:pPr>
-        <w:pBdr>
-          <w:left w:val="single" w:color="1E3A8A" w:sz="12" w:space="6"/>
-        </w:pBdr>
-        <w:shd w:fill="F3F4F6" w:val="clear"/>
-        <w:spacing w:after="0" w:line="240"/>
-        <w:ind w:left="200"/>
-      </w:pPr>
-      <w:r>
-        <w:rPr>
-          <w:rFonts w:ascii="Consolas" w:cs="Consolas" w:eastAsia="Consolas" w:hAnsi="Consolas"/>
-          <w:sz w:val="17"/>
-          <w:szCs w:val="17"/>
-        </w:rPr>
-        <w:t xml:space="preserve">            return "No se encontraron tablas en el esquema public."</w:t>
-      </w:r>
-    </w:p>
-    <w:p>
-      <w:pPr>
-        <w:pBdr>
-          <w:left w:val="single" w:color="1E3A8A" w:sz="12" w:space="6"/>
-        </w:pBdr>
-        <w:shd w:fill="F3F4F6" w:val="clear"/>
-        <w:spacing w:after="0" w:line="240"/>
-        <w:ind w:left="200"/>
-      </w:pPr>
-      <w:r>
-        <w:rPr>
-          <w:rFonts w:ascii="Consolas" w:cs="Consolas" w:eastAsia="Consolas" w:hAnsi="Consolas"/>
-          <w:sz w:val="17"/>
-          <w:szCs w:val="17"/>
-        </w:rPr>
-        <w:t xml:space="preserve">        out = {}</w:t>
-      </w:r>
-    </w:p>
-    <w:p>
-      <w:pPr>
-        <w:pBdr>
-          <w:left w:val="single" w:color="1E3A8A" w:sz="12" w:space="6"/>
-        </w:pBdr>
-        <w:shd w:fill="F3F4F6" w:val="clear"/>
-        <w:spacing w:after="0" w:line="240"/>
-        <w:ind w:left="200"/>
-      </w:pPr>
-      <w:r>
-        <w:rPr>
-          <w:rFonts w:ascii="Consolas" w:cs="Consolas" w:eastAsia="Consolas" w:hAnsi="Consolas"/>
-          <w:sz w:val="17"/>
-          <w:szCs w:val="17"/>
-        </w:rPr>
-        <w:t xml:space="preserve">        for t, c, d in rows:</w:t>
-      </w:r>
-    </w:p>
-    <w:p>
-      <w:pPr>
-        <w:pBdr>
-          <w:left w:val="single" w:color="1E3A8A" w:sz="12" w:space="6"/>
-        </w:pBdr>
-        <w:shd w:fill="F3F4F6" w:val="clear"/>
-        <w:spacing w:after="0" w:line="240"/>
-        <w:ind w:left="200"/>
-      </w:pPr>
-      <w:r>
-        <w:rPr>
-          <w:rFonts w:ascii="Consolas" w:cs="Consolas" w:eastAsia="Consolas" w:hAnsi="Consolas"/>
-          <w:sz w:val="17"/>
-          <w:szCs w:val="17"/>
-        </w:rPr>
-        <w:t xml:space="preserve">            out.setdefault(t, []).append(f"{c} ({d})")</w:t>
-      </w:r>
-    </w:p>
-    <w:p>
-      <w:pPr>
-        <w:pBdr>
-          <w:left w:val="single" w:color="1E3A8A" w:sz="12" w:space="6"/>
-        </w:pBdr>
-        <w:shd w:fill="F3F4F6" w:val="clear"/>
-        <w:spacing w:after="0" w:line="240"/>
-        <w:ind w:left="200"/>
-      </w:pPr>
-      <w:r>
-        <w:rPr>
-          <w:rFonts w:ascii="Consolas" w:cs="Consolas" w:eastAsia="Consolas" w:hAnsi="Consolas"/>
-          <w:sz w:val="17"/>
-          <w:szCs w:val="17"/>
-        </w:rPr>
-        <w:t xml:space="preserve">        return "\n".join(f"{t}: {', '.join(cols)}" for t, cols in out.items())</w:t>
-      </w:r>
-    </w:p>
-    <w:p>
-      <w:pPr>
-        <w:pBdr>
-          <w:left w:val="single" w:color="1E3A8A" w:sz="12" w:space="6"/>
-        </w:pBdr>
-        <w:shd w:fill="F3F4F6" w:val="clear"/>
-        <w:spacing w:after="0" w:line="240"/>
-        <w:ind w:left="200"/>
-      </w:pPr>
-      <w:r>
-        <w:rPr>
-          <w:rFonts w:ascii="Consolas" w:cs="Consolas" w:eastAsia="Consolas" w:hAnsi="Consolas"/>
-          <w:sz w:val="17"/>
-          <w:szCs w:val="17"/>
-        </w:rPr>
-        <w:t xml:space="preserve"> </w:t>
-      </w:r>
-    </w:p>
-    <w:p>
-      <w:pPr>
-        <w:pBdr>
-          <w:left w:val="single" w:color="1E3A8A" w:sz="12" w:space="6"/>
-        </w:pBdr>
-        <w:shd w:fill="F3F4F6" w:val="clear"/>
-        <w:spacing w:after="0" w:line="240"/>
-        <w:ind w:left="200"/>
-      </w:pPr>
-      <w:r>
-        <w:rPr>
-          <w:rFonts w:ascii="Consolas" w:cs="Consolas" w:eastAsia="Consolas" w:hAnsi="Consolas"/>
-          <w:sz w:val="17"/>
-          <w:szCs w:val="17"/>
-        </w:rPr>
-        <w:t xml:space="preserve">    def run_sql_query(self, sql_query: str) -&gt; str:</w:t>
-      </w:r>
-    </w:p>
-    <w:p>
-      <w:pPr>
-        <w:pBdr>
-          <w:left w:val="single" w:color="1E3A8A" w:sz="12" w:space="6"/>
-        </w:pBdr>
-        <w:shd w:fill="F3F4F6" w:val="clear"/>
-        <w:spacing w:after="0" w:line="240"/>
-        <w:ind w:left="200"/>
-      </w:pPr>
-      <w:r>
-        <w:rPr>
-          <w:rFonts w:ascii="Consolas" w:cs="Consolas" w:eastAsia="Consolas" w:hAnsi="Consolas"/>
-          <w:sz w:val="17"/>
-          <w:szCs w:val="17"/>
-        </w:rPr>
-        <w:t xml:space="preserve">        """</w:t>
-      </w:r>
-    </w:p>
-    <w:p>
-      <w:pPr>
-        <w:pBdr>
-          <w:left w:val="single" w:color="1E3A8A" w:sz="12" w:space="6"/>
-        </w:pBdr>
-        <w:shd w:fill="F3F4F6" w:val="clear"/>
-        <w:spacing w:after="0" w:line="240"/>
-        <w:ind w:left="200"/>
-      </w:pPr>
-      <w:r>
-        <w:rPr>
-          <w:rFonts w:ascii="Consolas" w:cs="Consolas" w:eastAsia="Consolas" w:hAnsi="Consolas"/>
-          <w:sz w:val="17"/>
-          <w:szCs w:val="17"/>
-        </w:rPr>
-        <w:t xml:space="preserve">        Ejecuta una consulta SQL de tipo SELECT contra la base de datos PostgreSQL y devuelve el resultado.</w:t>
-      </w:r>
-    </w:p>
-    <w:p>
-      <w:pPr>
-        <w:pBdr>
-          <w:left w:val="single" w:color="1E3A8A" w:sz="12" w:space="6"/>
-        </w:pBdr>
-        <w:shd w:fill="F3F4F6" w:val="clear"/>
-        <w:spacing w:after="0" w:line="240"/>
-        <w:ind w:left="200"/>
-      </w:pPr>
-      <w:r>
-        <w:rPr>
-          <w:rFonts w:ascii="Consolas" w:cs="Consolas" w:eastAsia="Consolas" w:hAnsi="Consolas"/>
-          <w:sz w:val="17"/>
-          <w:szCs w:val="17"/>
-        </w:rPr>
-        <w:t xml:space="preserve">        SOLO se permiten sentencias SELECT. No uses INSERT, UPDATE, DELETE, DROP ni ALTER.</w:t>
-      </w:r>
-    </w:p>
-    <w:p>
-      <w:pPr>
-        <w:pBdr>
-          <w:left w:val="single" w:color="1E3A8A" w:sz="12" w:space="6"/>
-        </w:pBdr>
-        <w:shd w:fill="F3F4F6" w:val="clear"/>
-        <w:spacing w:after="0" w:line="240"/>
-        <w:ind w:left="200"/>
-      </w:pPr>
-      <w:r>
-        <w:rPr>
-          <w:rFonts w:ascii="Consolas" w:cs="Consolas" w:eastAsia="Consolas" w:hAnsi="Consolas"/>
-          <w:sz w:val="17"/>
-          <w:szCs w:val="17"/>
-        </w:rPr>
-        <w:t xml:space="preserve">        :param sql_query: La consulta SQL en formato SELECT a ejecutar.</w:t>
-      </w:r>
-    </w:p>
-    <w:p>
-      <w:pPr>
-        <w:pBdr>
-          <w:left w:val="single" w:color="1E3A8A" w:sz="12" w:space="6"/>
-        </w:pBdr>
-        <w:shd w:fill="F3F4F6" w:val="clear"/>
-        <w:spacing w:after="0" w:line="240"/>
-        <w:ind w:left="200"/>
-      </w:pPr>
-      <w:r>
-        <w:rPr>
-          <w:rFonts w:ascii="Consolas" w:cs="Consolas" w:eastAsia="Consolas" w:hAnsi="Consolas"/>
-          <w:sz w:val="17"/>
-          <w:szCs w:val="17"/>
-        </w:rPr>
-        <w:t xml:space="preserve">        """</w:t>
-      </w:r>
-    </w:p>
-    <w:p>
-      <w:pPr>
-        <w:pBdr>
-          <w:left w:val="single" w:color="1E3A8A" w:sz="12" w:space="6"/>
-        </w:pBdr>
-        <w:shd w:fill="F3F4F6" w:val="clear"/>
-        <w:spacing w:after="0" w:line="240"/>
-        <w:ind w:left="200"/>
-      </w:pPr>
-      <w:r>
-        <w:rPr>
-          <w:rFonts w:ascii="Consolas" w:cs="Consolas" w:eastAsia="Consolas" w:hAnsi="Consolas"/>
-          <w:sz w:val="17"/>
-          <w:szCs w:val="17"/>
-        </w:rPr>
-        <w:t xml:space="preserve">        cleaned = sql_query.strip().rstrip(";")</w:t>
-      </w:r>
-    </w:p>
-    <w:p>
-      <w:pPr>
-        <w:pBdr>
-          <w:left w:val="single" w:color="1E3A8A" w:sz="12" w:space="6"/>
-        </w:pBdr>
-        <w:shd w:fill="F3F4F6" w:val="clear"/>
-        <w:spacing w:after="0" w:line="240"/>
-        <w:ind w:left="200"/>
-      </w:pPr>
-      <w:r>
-        <w:rPr>
-          <w:rFonts w:ascii="Consolas" w:cs="Consolas" w:eastAsia="Consolas" w:hAnsi="Consolas"/>
-          <w:sz w:val="17"/>
-          <w:szCs w:val="17"/>
-        </w:rPr>
-        <w:t xml:space="preserve">        if not cleaned.lower().startswith("select"):</w:t>
-      </w:r>
-    </w:p>
-    <w:p>
-      <w:pPr>
-        <w:pBdr>
-          <w:left w:val="single" w:color="1E3A8A" w:sz="12" w:space="6"/>
-        </w:pBdr>
-        <w:shd w:fill="F3F4F6" w:val="clear"/>
-        <w:spacing w:after="0" w:line="240"/>
-        <w:ind w:left="200"/>
-      </w:pPr>
-      <w:r>
-        <w:rPr>
-          <w:rFonts w:ascii="Consolas" w:cs="Consolas" w:eastAsia="Consolas" w:hAnsi="Consolas"/>
-          <w:sz w:val="17"/>
-          <w:szCs w:val="17"/>
-        </w:rPr>
-        <w:t xml:space="preserve">            return "Error: solo se permiten consultas SELECT."</w:t>
-      </w:r>
-    </w:p>
-    <w:p>
-      <w:pPr>
-        <w:pBdr>
-          <w:left w:val="single" w:color="1E3A8A" w:sz="12" w:space="6"/>
-        </w:pBdr>
-        <w:shd w:fill="F3F4F6" w:val="clear"/>
-        <w:spacing w:after="0" w:line="240"/>
-        <w:ind w:left="200"/>
-      </w:pPr>
-      <w:r>
-        <w:rPr>
-          <w:rFonts w:ascii="Consolas" w:cs="Consolas" w:eastAsia="Consolas" w:hAnsi="Consolas"/>
-          <w:sz w:val="17"/>
-          <w:szCs w:val="17"/>
-        </w:rPr>
-        <w:t xml:space="preserve">        try:</w:t>
-      </w:r>
-    </w:p>
-    <w:p>
-      <w:pPr>
-        <w:pBdr>
-          <w:left w:val="single" w:color="1E3A8A" w:sz="12" w:space="6"/>
-        </w:pBdr>
-        <w:shd w:fill="F3F4F6" w:val="clear"/>
-        <w:spacing w:after="0" w:line="240"/>
-        <w:ind w:left="200"/>
-      </w:pPr>
-      <w:r>
-        <w:rPr>
-          <w:rFonts w:ascii="Consolas" w:cs="Consolas" w:eastAsia="Consolas" w:hAnsi="Consolas"/>
-          <w:sz w:val="17"/>
-          <w:szCs w:val="17"/>
-        </w:rPr>
-        <w:t xml:space="preserve">            rows = self._run(cleaned)</w:t>
-      </w:r>
-    </w:p>
-    <w:p>
-      <w:pPr>
-        <w:pBdr>
-          <w:left w:val="single" w:color="1E3A8A" w:sz="12" w:space="6"/>
-        </w:pBdr>
-        <w:shd w:fill="F3F4F6" w:val="clear"/>
-        <w:spacing w:after="0" w:line="240"/>
-        <w:ind w:left="200"/>
-      </w:pPr>
-      <w:r>
-        <w:rPr>
-          <w:rFonts w:ascii="Consolas" w:cs="Consolas" w:eastAsia="Consolas" w:hAnsi="Consolas"/>
-          <w:sz w:val="17"/>
-          <w:szCs w:val="17"/>
-        </w:rPr>
-        <w:t xml:space="preserve">        except Exception as e:</w:t>
-      </w:r>
-    </w:p>
-    <w:p>
-      <w:pPr>
-        <w:pBdr>
-          <w:left w:val="single" w:color="1E3A8A" w:sz="12" w:space="6"/>
-        </w:pBdr>
-        <w:shd w:fill="F3F4F6" w:val="clear"/>
-        <w:spacing w:after="0" w:line="240"/>
-        <w:ind w:left="200"/>
-      </w:pPr>
-      <w:r>
-        <w:rPr>
-          <w:rFonts w:ascii="Consolas" w:cs="Consolas" w:eastAsia="Consolas" w:hAnsi="Consolas"/>
-          <w:sz w:val="17"/>
-          <w:szCs w:val="17"/>
-        </w:rPr>
-        <w:t xml:space="preserve">            return f"Error ejecutando la consulta: {e}"</w:t>
-      </w:r>
-    </w:p>
-    <w:p>
-      <w:pPr>
-        <w:pBdr>
-          <w:left w:val="single" w:color="1E3A8A" w:sz="12" w:space="6"/>
-        </w:pBdr>
-        <w:shd w:fill="F3F4F6" w:val="clear"/>
-        <w:spacing w:after="0" w:line="240"/>
-        <w:ind w:left="200"/>
-      </w:pPr>
-      <w:r>
-        <w:rPr>
-          <w:rFonts w:ascii="Consolas" w:cs="Consolas" w:eastAsia="Consolas" w:hAnsi="Consolas"/>
-          <w:sz w:val="17"/>
-          <w:szCs w:val="17"/>
-        </w:rPr>
-        <w:t xml:space="preserve">        if not rows:</w:t>
-      </w:r>
-    </w:p>
-    <w:p>
-      <w:pPr>
-        <w:pBdr>
-          <w:left w:val="single" w:color="1E3A8A" w:sz="12" w:space="6"/>
-        </w:pBdr>
-        <w:shd w:fill="F3F4F6" w:val="clear"/>
-        <w:spacing w:after="0" w:line="240"/>
-        <w:ind w:left="200"/>
-      </w:pPr>
-      <w:r>
-        <w:rPr>
-          <w:rFonts w:ascii="Consolas" w:cs="Consolas" w:eastAsia="Consolas" w:hAnsi="Consolas"/>
-          <w:sz w:val="17"/>
-          <w:szCs w:val="17"/>
-        </w:rPr>
-        <w:t xml:space="preserve">            return "La consulta no devolvió resultados."</w:t>
-      </w:r>
-    </w:p>
-    <w:p>
-      <w:pPr>
-        <w:pBdr>
-          <w:left w:val="single" w:color="1E3A8A" w:sz="12" w:space="6"/>
-        </w:pBdr>
-        <w:shd w:fill="F3F4F6" w:val="clear"/>
-        <w:spacing w:after="0" w:line="240"/>
-        <w:ind w:left="200"/>
-      </w:pPr>
-      <w:r>
-        <w:rPr>
-          <w:rFonts w:ascii="Consolas" w:cs="Consolas" w:eastAsia="Consolas" w:hAnsi="Consolas"/>
-          <w:sz w:val="17"/>
-          <w:szCs w:val="17"/>
-        </w:rPr>
-        <w:t xml:space="preserve">        rows = rows[: self.valves.max_rows]</w:t>
-      </w:r>
-    </w:p>
-    <w:p>
-      <w:pPr>
-        <w:pBdr>
-          <w:left w:val="single" w:color="1E3A8A" w:sz="12" w:space="6"/>
-        </w:pBdr>
-        <w:shd w:fill="F3F4F6" w:val="clear"/>
-        <w:spacing w:after="0" w:line="240"/>
-        <w:ind w:left="200"/>
-      </w:pPr>
-      <w:r>
-        <w:rPr>
-          <w:rFonts w:ascii="Consolas" w:cs="Consolas" w:eastAsia="Consolas" w:hAnsi="Consolas"/>
-          <w:sz w:val="17"/>
-          <w:szCs w:val="17"/>
-        </w:rPr>
-        <w:t xml:space="preserve">        return "\n".join(str(r) for r in rows)</w:t>
-      </w:r>
-    </w:p>
-    <w:p>
-      <w:pPr>
-        <w:pBdr>
-          <w:left w:val="single" w:color="1E3A8A" w:sz="12" w:space="6"/>
-        </w:pBdr>
-        <w:shd w:fill="F3F4F6" w:val="clear"/>
-        <w:spacing w:after="0" w:line="240"/>
-        <w:ind w:left="200"/>
-      </w:pPr>
-      <w:r>
-        <w:rPr>
-          <w:rFonts w:ascii="Consolas" w:cs="Consolas" w:eastAsia="Consolas" w:hAnsi="Consolas"/>
-          <w:sz w:val="17"/>
-          <w:szCs w:val="17"/>
-        </w:rPr>
-        <w:t xml:space="preserve"> </w:t>
-      </w:r>
-    </w:p>
-    <w:p>
-      <w:pPr>
-        <w:pBdr>
-          <w:left w:val="single" w:color="1E3A8A" w:sz="12" w:space="6"/>
-        </w:pBdr>
-        <w:shd w:fill="F3F4F6" w:val="clear"/>
-        <w:spacing w:after="0" w:line="240"/>
-        <w:ind w:left="200"/>
-      </w:pPr>
-      <w:r>
-        <w:rPr>
-          <w:rFonts w:ascii="Consolas" w:cs="Consolas" w:eastAsia="Consolas" w:hAnsi="Consolas"/>
-          <w:sz w:val="17"/>
-          <w:szCs w:val="17"/>
-        </w:rPr>
-        <w:t xml:space="preserve">    def _run(self, query: str):</w:t>
-      </w:r>
-    </w:p>
-    <w:p>
-      <w:pPr>
-        <w:pBdr>
-          <w:left w:val="single" w:color="1E3A8A" w:sz="12" w:space="6"/>
-        </w:pBdr>
-        <w:shd w:fill="F3F4F6" w:val="clear"/>
-        <w:spacing w:after="0" w:line="240"/>
-        <w:ind w:left="200"/>
-      </w:pPr>
-      <w:r>
-        <w:rPr>
-          <w:rFonts w:ascii="Consolas" w:cs="Consolas" w:eastAsia="Consolas" w:hAnsi="Consolas"/>
-          <w:sz w:val="17"/>
-          <w:szCs w:val="17"/>
-        </w:rPr>
-        <w:t xml:space="preserve">        conn = psycopg2.connect(</w:t>
-      </w:r>
-    </w:p>
-    <w:p>
-      <w:pPr>
-        <w:pBdr>
-          <w:left w:val="single" w:color="1E3A8A" w:sz="12" w:space="6"/>
-        </w:pBdr>
-        <w:shd w:fill="F3F4F6" w:val="clear"/>
-        <w:spacing w:after="0" w:line="240"/>
-        <w:ind w:left="200"/>
-      </w:pPr>
-      <w:r>
-        <w:rPr>
-          <w:rFonts w:ascii="Consolas" w:cs="Consolas" w:eastAsia="Consolas" w:hAnsi="Consolas"/>
-          <w:sz w:val="17"/>
-          <w:szCs w:val="17"/>
-        </w:rPr>
-        <w:t xml:space="preserve">            host=self.valves.host,</w:t>
-      </w:r>
-    </w:p>
-    <w:p>
-      <w:pPr>
-        <w:pBdr>
-          <w:left w:val="single" w:color="1E3A8A" w:sz="12" w:space="6"/>
-        </w:pBdr>
-        <w:shd w:fill="F3F4F6" w:val="clear"/>
-        <w:spacing w:after="0" w:line="240"/>
-        <w:ind w:left="200"/>
-      </w:pPr>
-      <w:r>
-        <w:rPr>
-          <w:rFonts w:ascii="Consolas" w:cs="Consolas" w:eastAsia="Consolas" w:hAnsi="Consolas"/>
-          <w:sz w:val="17"/>
-          <w:szCs w:val="17"/>
-        </w:rPr>
-        <w:t xml:space="preserve">            port=self.valves.port,</w:t>
-      </w:r>
-    </w:p>
-    <w:p>
-      <w:pPr>
-        <w:pBdr>
-          <w:left w:val="single" w:color="1E3A8A" w:sz="12" w:space="6"/>
-        </w:pBdr>
-        <w:shd w:fill="F3F4F6" w:val="clear"/>
-        <w:spacing w:after="0" w:line="240"/>
-        <w:ind w:left="200"/>
-      </w:pPr>
-      <w:r>
-        <w:rPr>
-          <w:rFonts w:ascii="Consolas" w:cs="Consolas" w:eastAsia="Consolas" w:hAnsi="Consolas"/>
-          <w:sz w:val="17"/>
-          <w:szCs w:val="17"/>
-        </w:rPr>
-        <w:t xml:space="preserve">            dbname=self.valves.dbname,</w:t>
-      </w:r>
-    </w:p>
-    <w:p>
-      <w:pPr>
-        <w:pBdr>
-          <w:left w:val="single" w:color="1E3A8A" w:sz="12" w:space="6"/>
-        </w:pBdr>
-        <w:shd w:fill="F3F4F6" w:val="clear"/>
-        <w:spacing w:after="0" w:line="240"/>
-        <w:ind w:left="200"/>
-      </w:pPr>
-      <w:r>
-        <w:rPr>
-          <w:rFonts w:ascii="Consolas" w:cs="Consolas" w:eastAsia="Consolas" w:hAnsi="Consolas"/>
-          <w:sz w:val="17"/>
-          <w:szCs w:val="17"/>
-        </w:rPr>
-        <w:t xml:space="preserve">            user=self.valves.user,</w:t>
-      </w:r>
-    </w:p>
-    <w:p>
-      <w:pPr>
-        <w:pBdr>
-          <w:left w:val="single" w:color="1E3A8A" w:sz="12" w:space="6"/>
-        </w:pBdr>
-        <w:shd w:fill="F3F4F6" w:val="clear"/>
-        <w:spacing w:after="0" w:line="240"/>
-        <w:ind w:left="200"/>
-      </w:pPr>
-      <w:r>
-        <w:rPr>
-          <w:rFonts w:ascii="Consolas" w:cs="Consolas" w:eastAsia="Consolas" w:hAnsi="Consolas"/>
-          <w:sz w:val="17"/>
-          <w:szCs w:val="17"/>
-        </w:rPr>
-        <w:t xml:space="preserve">            password=self.valves.password,</w:t>
-      </w:r>
-    </w:p>
-    <w:p>
-      <w:pPr>
-        <w:pBdr>
-          <w:left w:val="single" w:color="1E3A8A" w:sz="12" w:space="6"/>
-        </w:pBdr>
-        <w:shd w:fill="F3F4F6" w:val="clear"/>
-        <w:spacing w:after="0" w:line="240"/>
-        <w:ind w:left="200"/>
-      </w:pPr>
-      <w:r>
-        <w:rPr>
-          <w:rFonts w:ascii="Consolas" w:cs="Consolas" w:eastAsia="Consolas" w:hAnsi="Consolas"/>
-          <w:sz w:val="17"/>
-          <w:szCs w:val="17"/>
-        </w:rPr>
-        <w:t xml:space="preserve">            options="-c statement_timeout=5000",</w:t>
-      </w:r>
-    </w:p>
-    <w:p>
-      <w:pPr>
-        <w:pBdr>
-          <w:left w:val="single" w:color="1E3A8A" w:sz="12" w:space="6"/>
-        </w:pBdr>
-        <w:shd w:fill="F3F4F6" w:val="clear"/>
-        <w:spacing w:after="0" w:line="240"/>
-        <w:ind w:left="200"/>
-      </w:pPr>
-      <w:r>
-        <w:rPr>
-          <w:rFonts w:ascii="Consolas" w:cs="Consolas" w:eastAsia="Consolas" w:hAnsi="Consolas"/>
-          <w:sz w:val="17"/>
-          <w:szCs w:val="17"/>
-        </w:rPr>
-        <w:t xml:space="preserve">        )</w:t>
-      </w:r>
-    </w:p>
-    <w:p>
-      <w:pPr>
-        <w:pBdr>
-          <w:left w:val="single" w:color="1E3A8A" w:sz="12" w:space="6"/>
-        </w:pBdr>
-        <w:shd w:fill="F3F4F6" w:val="clear"/>
-        <w:spacing w:after="0" w:line="240"/>
-        <w:ind w:left="200"/>
-      </w:pPr>
-      <w:r>
-        <w:rPr>
-          <w:rFonts w:ascii="Consolas" w:cs="Consolas" w:eastAsia="Consolas" w:hAnsi="Consolas"/>
-          <w:sz w:val="17"/>
-          <w:szCs w:val="17"/>
-        </w:rPr>
-        <w:t xml:space="preserve">        try:</w:t>
-      </w:r>
-    </w:p>
-    <w:p>
-      <w:pPr>
-        <w:pBdr>
-          <w:left w:val="single" w:color="1E3A8A" w:sz="12" w:space="6"/>
-        </w:pBdr>
-        <w:shd w:fill="F3F4F6" w:val="clear"/>
-        <w:spacing w:after="0" w:line="240"/>
-        <w:ind w:left="200"/>
-      </w:pPr>
-      <w:r>
-        <w:rPr>
-          <w:rFonts w:ascii="Consolas" w:cs="Consolas" w:eastAsia="Consolas" w:hAnsi="Consolas"/>
-          <w:sz w:val="17"/>
-          <w:szCs w:val="17"/>
-        </w:rPr>
-        <w:t xml:space="preserve">            with conn.cursor() as cur:</w:t>
-      </w:r>
-    </w:p>
-    <w:p>
-      <w:pPr>
-        <w:pBdr>
-          <w:left w:val="single" w:color="1E3A8A" w:sz="12" w:space="6"/>
-        </w:pBdr>
-        <w:shd w:fill="F3F4F6" w:val="clear"/>
-        <w:spacing w:after="0" w:line="240"/>
-        <w:ind w:left="200"/>
-      </w:pPr>
-      <w:r>
-        <w:rPr>
-          <w:rFonts w:ascii="Consolas" w:cs="Consolas" w:eastAsia="Consolas" w:hAnsi="Consolas"/>
-          <w:sz w:val="17"/>
-          <w:szCs w:val="17"/>
-        </w:rPr>
-        <w:t xml:space="preserve">                cur.execute(query)</w:t>
-      </w:r>
-    </w:p>
-    <w:p>
-      <w:pPr>
-        <w:pBdr>
-          <w:left w:val="single" w:color="1E3A8A" w:sz="12" w:space="6"/>
-        </w:pBdr>
-        <w:shd w:fill="F3F4F6" w:val="clear"/>
-        <w:spacing w:after="0" w:line="240"/>
-        <w:ind w:left="200"/>
-      </w:pPr>
-      <w:r>
-        <w:rPr>
-          <w:rFonts w:ascii="Consolas" w:cs="Consolas" w:eastAsia="Consolas" w:hAnsi="Consolas"/>
-          <w:sz w:val="17"/>
-          <w:szCs w:val="17"/>
-        </w:rPr>
-        <w:t xml:space="preserve">                return cur.fetchall()</w:t>
-      </w:r>
-    </w:p>
-    <w:p>
-      <w:pPr>
-        <w:pBdr>
-          <w:left w:val="single" w:color="1E3A8A" w:sz="12" w:space="6"/>
-        </w:pBdr>
-        <w:shd w:fill="F3F4F6" w:val="clear"/>
-        <w:spacing w:after="0" w:line="240"/>
-        <w:ind w:left="200"/>
-      </w:pPr>
-      <w:r>
-        <w:rPr>
-          <w:rFonts w:ascii="Consolas" w:cs="Consolas" w:eastAsia="Consolas" w:hAnsi="Consolas"/>
-          <w:sz w:val="17"/>
-          <w:szCs w:val="17"/>
-        </w:rPr>
-        <w:t xml:space="preserve">        finally:</w:t>
-      </w:r>
-    </w:p>
-    <w:p>
-      <w:pPr>
-        <w:pBdr>
-          <w:left w:val="single" w:color="1E3A8A" w:sz="12" w:space="6"/>
-        </w:pBdr>
-        <w:shd w:fill="F3F4F6" w:val="clear"/>
-        <w:spacing w:after="0" w:line="240"/>
-        <w:ind w:left="200"/>
-      </w:pPr>
-      <w:r>
-        <w:rPr>
-          <w:rFonts w:ascii="Consolas" w:cs="Consolas" w:eastAsia="Consolas" w:hAnsi="Consolas"/>
-          <w:sz w:val="17"/>
-          <w:szCs w:val="17"/>
-        </w:rPr>
-        <w:t xml:space="preserve">            conn.close()</w:t>
+        <w:t xml:space="preserve"># Comando del profesor (Open WebUI en http://localhost:3000/)</w:t>
+      </w:r>
+    </w:p>
+    <w:p>
+      <w:pPr>
+        <w:pBdr>
+          <w:left w:val="single" w:color="1E3A8A" w:sz="12" w:space="6"/>
+        </w:pBdr>
+        <w:shd w:fill="F3F4F6" w:val="clear"/>
+        <w:spacing w:after="0" w:line="240"/>
+        <w:ind w:left="200"/>
+      </w:pPr>
+      <w:r>
+        <w:rPr>
+          <w:rFonts w:ascii="Consolas" w:cs="Consolas" w:eastAsia="Consolas" w:hAnsi="Consolas"/>
+          <w:sz w:val="17"/>
+          <w:szCs w:val="17"/>
+        </w:rPr>
+        <w:t xml:space="preserve">docker run -d -p 3000:8080 --add-host=host.docker.internal:host-gateway -v open-webui:/app/backend/data --name open-webui --restart always ghcr.io/open-webui/open-webui:main</w:t>
       </w:r>
     </w:p>
     <w:p>
       <w:pPr>
         <w:spacing w:after="120"/>
       </w:pPr>
+    </w:p>
+    <w:p>
+      <w:pPr>
+        <w:pStyle w:val="Heading1"/>
+      </w:pPr>
+      <w:r>
+        <w:t xml:space="preserve">7. Práctica 3 · Open WebUI con PostgreSQL</w:t>
+      </w:r>
+    </w:p>
+    <w:p>
+      <w:pPr>
+        <w:spacing w:after="120" w:line="300"/>
+      </w:pPr>
+      <w:r>
+        <w:t xml:space="preserve">Esta práctica instala Open WebUI con pip (Python 3.11 o 3.12) y le da al modelo una herramienta para consultar la base de datos biblioteca_db2 solo con sentencias SELECT.</w:t>
+      </w:r>
+    </w:p>
+    <w:p>
+      <w:pPr>
+        <w:pStyle w:val="Heading2"/>
+      </w:pPr>
+      <w:r>
+        <w:t xml:space="preserve">7.1 Pasos</w:t>
+      </w:r>
+    </w:p>
+    <w:p>
+      <w:pPr>
+        <w:pStyle w:val="ListParagraph"/>
+        <w:numPr>
+          <w:ilvl w:val="0"/>
+          <w:numId w:val="3"/>
+        </w:numPr>
+        <w:spacing w:after="60"/>
+      </w:pPr>
+      <w:r>
+        <w:t xml:space="preserve">Instalar Ollama y los modelos (igual que en la práctica 1).</w:t>
+      </w:r>
+    </w:p>
+    <w:p>
+      <w:pPr>
+        <w:pStyle w:val="ListParagraph"/>
+        <w:numPr>
+          <w:ilvl w:val="0"/>
+          <w:numId w:val="3"/>
+        </w:numPr>
+        <w:spacing w:after="60"/>
+      </w:pPr>
+      <w:r>
+        <w:t xml:space="preserve">Crear la carpeta openwebui, el entorno virtual e instalar psycopg2-binary y open-webui.</w:t>
+      </w:r>
+    </w:p>
+    <w:p>
+      <w:pPr>
+        <w:pStyle w:val="ListParagraph"/>
+        <w:numPr>
+          <w:ilvl w:val="0"/>
+          <w:numId w:val="3"/>
+        </w:numPr>
+        <w:spacing w:after="60"/>
+      </w:pPr>
+      <w:r>
+        <w:t xml:space="preserve">Ejecutar open-webui serve y cargar la copia de la base de datos en PostgreSQL.</w:t>
+      </w:r>
+    </w:p>
+    <w:p>
+      <w:pPr>
+        <w:pStyle w:val="ListParagraph"/>
+        <w:numPr>
+          <w:ilvl w:val="0"/>
+          <w:numId w:val="3"/>
+        </w:numPr>
+        <w:spacing w:after="60"/>
+      </w:pPr>
+      <w:r>
+        <w:t xml:space="preserve">En Open WebUI, crear la herramienta con el código de postgresql_text_to_sql.py, guardar y asociarla al modelo.</w:t>
+      </w:r>
+    </w:p>
+    <w:p>
+      <w:pPr>
+        <w:pStyle w:val="ListParagraph"/>
+        <w:numPr>
+          <w:ilvl w:val="0"/>
+          <w:numId w:val="3"/>
+        </w:numPr>
+        <w:spacing w:after="60"/>
+      </w:pPr>
+      <w:r>
+        <w:t xml:space="preserve">Pegar el prompt del sistema (prompt_del_sistema.txt) en el modelo y guardar.</w:t>
+      </w:r>
+    </w:p>
+    <w:p>
+      <w:pPr>
+        <w:pStyle w:val="Heading2"/>
+      </w:pPr>
+      <w:r>
+        <w:t xml:space="preserve">7.2 Archivos</w:t>
+      </w:r>
     </w:p>
     <w:p>
       <w:pPr>
@@ -8682,6 +8872,1395 @@
           <w:sz w:val="20"/>
           <w:szCs w:val="20"/>
         </w:rPr>
+        <w:t xml:space="preserve">practica_3_openwebui_postgres/postgresql_text_to_sql.py</w:t>
+      </w:r>
+    </w:p>
+    <w:p>
+      <w:pPr>
+        <w:pBdr>
+          <w:left w:val="single" w:color="1E3A8A" w:sz="12" w:space="6"/>
+        </w:pBdr>
+        <w:shd w:fill="F3F4F6" w:val="clear"/>
+        <w:spacing w:after="0" w:line="240"/>
+        <w:ind w:left="200"/>
+      </w:pPr>
+      <w:r>
+        <w:rPr>
+          <w:rFonts w:ascii="Consolas" w:cs="Consolas" w:eastAsia="Consolas" w:hAnsi="Consolas"/>
+          <w:sz w:val="17"/>
+          <w:szCs w:val="17"/>
+        </w:rPr>
+        <w:t xml:space="preserve">"""</w:t>
+      </w:r>
+    </w:p>
+    <w:p>
+      <w:pPr>
+        <w:pBdr>
+          <w:left w:val="single" w:color="1E3A8A" w:sz="12" w:space="6"/>
+        </w:pBdr>
+        <w:shd w:fill="F3F4F6" w:val="clear"/>
+        <w:spacing w:after="0" w:line="240"/>
+        <w:ind w:left="200"/>
+      </w:pPr>
+      <w:r>
+        <w:rPr>
+          <w:rFonts w:ascii="Consolas" w:cs="Consolas" w:eastAsia="Consolas" w:hAnsi="Consolas"/>
+          <w:sz w:val="17"/>
+          <w:szCs w:val="17"/>
+        </w:rPr>
+        <w:t xml:space="preserve">title: PostgreSQL Text-to-SQL</w:t>
+      </w:r>
+    </w:p>
+    <w:p>
+      <w:pPr>
+        <w:pBdr>
+          <w:left w:val="single" w:color="1E3A8A" w:sz="12" w:space="6"/>
+        </w:pBdr>
+        <w:shd w:fill="F3F4F6" w:val="clear"/>
+        <w:spacing w:after="0" w:line="240"/>
+        <w:ind w:left="200"/>
+      </w:pPr>
+      <w:r>
+        <w:rPr>
+          <w:rFonts w:ascii="Consolas" w:cs="Consolas" w:eastAsia="Consolas" w:hAnsi="Consolas"/>
+          <w:sz w:val="17"/>
+          <w:szCs w:val="17"/>
+        </w:rPr>
+        <w:t xml:space="preserve">description: Ejecuta consultas SELECT de solo lectura contra PostgreSQL (base de datos "prueba")</w:t>
+      </w:r>
+    </w:p>
+    <w:p>
+      <w:pPr>
+        <w:pBdr>
+          <w:left w:val="single" w:color="1E3A8A" w:sz="12" w:space="6"/>
+        </w:pBdr>
+        <w:shd w:fill="F3F4F6" w:val="clear"/>
+        <w:spacing w:after="0" w:line="240"/>
+        <w:ind w:left="200"/>
+      </w:pPr>
+      <w:r>
+        <w:rPr>
+          <w:rFonts w:ascii="Consolas" w:cs="Consolas" w:eastAsia="Consolas" w:hAnsi="Consolas"/>
+          <w:sz w:val="17"/>
+          <w:szCs w:val="17"/>
+        </w:rPr>
+        <w:t xml:space="preserve">"""</w:t>
+      </w:r>
+    </w:p>
+    <w:p>
+      <w:pPr>
+        <w:pBdr>
+          <w:left w:val="single" w:color="1E3A8A" w:sz="12" w:space="6"/>
+        </w:pBdr>
+        <w:shd w:fill="F3F4F6" w:val="clear"/>
+        <w:spacing w:after="0" w:line="240"/>
+        <w:ind w:left="200"/>
+      </w:pPr>
+      <w:r>
+        <w:rPr>
+          <w:rFonts w:ascii="Consolas" w:cs="Consolas" w:eastAsia="Consolas" w:hAnsi="Consolas"/>
+          <w:sz w:val="17"/>
+          <w:szCs w:val="17"/>
+        </w:rPr>
+        <w:t xml:space="preserve"> </w:t>
+      </w:r>
+    </w:p>
+    <w:p>
+      <w:pPr>
+        <w:pBdr>
+          <w:left w:val="single" w:color="1E3A8A" w:sz="12" w:space="6"/>
+        </w:pBdr>
+        <w:shd w:fill="F3F4F6" w:val="clear"/>
+        <w:spacing w:after="0" w:line="240"/>
+        <w:ind w:left="200"/>
+      </w:pPr>
+      <w:r>
+        <w:rPr>
+          <w:rFonts w:ascii="Consolas" w:cs="Consolas" w:eastAsia="Consolas" w:hAnsi="Consolas"/>
+          <w:sz w:val="17"/>
+          <w:szCs w:val="17"/>
+        </w:rPr>
+        <w:t xml:space="preserve">import psycopg2</w:t>
+      </w:r>
+    </w:p>
+    <w:p>
+      <w:pPr>
+        <w:pBdr>
+          <w:left w:val="single" w:color="1E3A8A" w:sz="12" w:space="6"/>
+        </w:pBdr>
+        <w:shd w:fill="F3F4F6" w:val="clear"/>
+        <w:spacing w:after="0" w:line="240"/>
+        <w:ind w:left="200"/>
+      </w:pPr>
+      <w:r>
+        <w:rPr>
+          <w:rFonts w:ascii="Consolas" w:cs="Consolas" w:eastAsia="Consolas" w:hAnsi="Consolas"/>
+          <w:sz w:val="17"/>
+          <w:szCs w:val="17"/>
+        </w:rPr>
+        <w:t xml:space="preserve">from pydantic import BaseModel, Field</w:t>
+      </w:r>
+    </w:p>
+    <w:p>
+      <w:pPr>
+        <w:pBdr>
+          <w:left w:val="single" w:color="1E3A8A" w:sz="12" w:space="6"/>
+        </w:pBdr>
+        <w:shd w:fill="F3F4F6" w:val="clear"/>
+        <w:spacing w:after="0" w:line="240"/>
+        <w:ind w:left="200"/>
+      </w:pPr>
+      <w:r>
+        <w:rPr>
+          <w:rFonts w:ascii="Consolas" w:cs="Consolas" w:eastAsia="Consolas" w:hAnsi="Consolas"/>
+          <w:sz w:val="17"/>
+          <w:szCs w:val="17"/>
+        </w:rPr>
+        <w:t xml:space="preserve"> </w:t>
+      </w:r>
+    </w:p>
+    <w:p>
+      <w:pPr>
+        <w:pBdr>
+          <w:left w:val="single" w:color="1E3A8A" w:sz="12" w:space="6"/>
+        </w:pBdr>
+        <w:shd w:fill="F3F4F6" w:val="clear"/>
+        <w:spacing w:after="0" w:line="240"/>
+        <w:ind w:left="200"/>
+      </w:pPr>
+      <w:r>
+        <w:rPr>
+          <w:rFonts w:ascii="Consolas" w:cs="Consolas" w:eastAsia="Consolas" w:hAnsi="Consolas"/>
+          <w:sz w:val="17"/>
+          <w:szCs w:val="17"/>
+        </w:rPr>
+        <w:t xml:space="preserve"> </w:t>
+      </w:r>
+    </w:p>
+    <w:p>
+      <w:pPr>
+        <w:pBdr>
+          <w:left w:val="single" w:color="1E3A8A" w:sz="12" w:space="6"/>
+        </w:pBdr>
+        <w:shd w:fill="F3F4F6" w:val="clear"/>
+        <w:spacing w:after="0" w:line="240"/>
+        <w:ind w:left="200"/>
+      </w:pPr>
+      <w:r>
+        <w:rPr>
+          <w:rFonts w:ascii="Consolas" w:cs="Consolas" w:eastAsia="Consolas" w:hAnsi="Consolas"/>
+          <w:sz w:val="17"/>
+          <w:szCs w:val="17"/>
+        </w:rPr>
+        <w:t xml:space="preserve">class Tools:</w:t>
+      </w:r>
+    </w:p>
+    <w:p>
+      <w:pPr>
+        <w:pBdr>
+          <w:left w:val="single" w:color="1E3A8A" w:sz="12" w:space="6"/>
+        </w:pBdr>
+        <w:shd w:fill="F3F4F6" w:val="clear"/>
+        <w:spacing w:after="0" w:line="240"/>
+        <w:ind w:left="200"/>
+      </w:pPr>
+      <w:r>
+        <w:rPr>
+          <w:rFonts w:ascii="Consolas" w:cs="Consolas" w:eastAsia="Consolas" w:hAnsi="Consolas"/>
+          <w:sz w:val="17"/>
+          <w:szCs w:val="17"/>
+        </w:rPr>
+        <w:t xml:space="preserve">    class Valves(BaseModel):</w:t>
+      </w:r>
+    </w:p>
+    <w:p>
+      <w:pPr>
+        <w:pBdr>
+          <w:left w:val="single" w:color="1E3A8A" w:sz="12" w:space="6"/>
+        </w:pBdr>
+        <w:shd w:fill="F3F4F6" w:val="clear"/>
+        <w:spacing w:after="0" w:line="240"/>
+        <w:ind w:left="200"/>
+      </w:pPr>
+      <w:r>
+        <w:rPr>
+          <w:rFonts w:ascii="Consolas" w:cs="Consolas" w:eastAsia="Consolas" w:hAnsi="Consolas"/>
+          <w:sz w:val="17"/>
+          <w:szCs w:val="17"/>
+        </w:rPr>
+        <w:t xml:space="preserve">        host: str = Field(default="localhost", description="Host de Postgres")</w:t>
+      </w:r>
+    </w:p>
+    <w:p>
+      <w:pPr>
+        <w:pBdr>
+          <w:left w:val="single" w:color="1E3A8A" w:sz="12" w:space="6"/>
+        </w:pBdr>
+        <w:shd w:fill="F3F4F6" w:val="clear"/>
+        <w:spacing w:after="0" w:line="240"/>
+        <w:ind w:left="200"/>
+      </w:pPr>
+      <w:r>
+        <w:rPr>
+          <w:rFonts w:ascii="Consolas" w:cs="Consolas" w:eastAsia="Consolas" w:hAnsi="Consolas"/>
+          <w:sz w:val="17"/>
+          <w:szCs w:val="17"/>
+        </w:rPr>
+        <w:t xml:space="preserve">        port: int = Field(default=5432)</w:t>
+      </w:r>
+    </w:p>
+    <w:p>
+      <w:pPr>
+        <w:pBdr>
+          <w:left w:val="single" w:color="1E3A8A" w:sz="12" w:space="6"/>
+        </w:pBdr>
+        <w:shd w:fill="F3F4F6" w:val="clear"/>
+        <w:spacing w:after="0" w:line="240"/>
+        <w:ind w:left="200"/>
+      </w:pPr>
+      <w:r>
+        <w:rPr>
+          <w:rFonts w:ascii="Consolas" w:cs="Consolas" w:eastAsia="Consolas" w:hAnsi="Consolas"/>
+          <w:sz w:val="17"/>
+          <w:szCs w:val="17"/>
+        </w:rPr>
+        <w:t xml:space="preserve">        dbname: str = Field(default="biblioteca_db2")</w:t>
+      </w:r>
+    </w:p>
+    <w:p>
+      <w:pPr>
+        <w:pBdr>
+          <w:left w:val="single" w:color="1E3A8A" w:sz="12" w:space="6"/>
+        </w:pBdr>
+        <w:shd w:fill="F3F4F6" w:val="clear"/>
+        <w:spacing w:after="0" w:line="240"/>
+        <w:ind w:left="200"/>
+      </w:pPr>
+      <w:r>
+        <w:rPr>
+          <w:rFonts w:ascii="Consolas" w:cs="Consolas" w:eastAsia="Consolas" w:hAnsi="Consolas"/>
+          <w:sz w:val="17"/>
+          <w:szCs w:val="17"/>
+        </w:rPr>
+        <w:t xml:space="preserve">        user: str = Field(default="postgres")</w:t>
+      </w:r>
+    </w:p>
+    <w:p>
+      <w:pPr>
+        <w:pBdr>
+          <w:left w:val="single" w:color="1E3A8A" w:sz="12" w:space="6"/>
+        </w:pBdr>
+        <w:shd w:fill="F3F4F6" w:val="clear"/>
+        <w:spacing w:after="0" w:line="240"/>
+        <w:ind w:left="200"/>
+      </w:pPr>
+      <w:r>
+        <w:rPr>
+          <w:rFonts w:ascii="Consolas" w:cs="Consolas" w:eastAsia="Consolas" w:hAnsi="Consolas"/>
+          <w:sz w:val="17"/>
+          <w:szCs w:val="17"/>
+        </w:rPr>
+        <w:t xml:space="preserve">        password: str = Field(</w:t>
+      </w:r>
+    </w:p>
+    <w:p>
+      <w:pPr>
+        <w:pBdr>
+          <w:left w:val="single" w:color="1E3A8A" w:sz="12" w:space="6"/>
+        </w:pBdr>
+        <w:shd w:fill="F3F4F6" w:val="clear"/>
+        <w:spacing w:after="0" w:line="240"/>
+        <w:ind w:left="200"/>
+      </w:pPr>
+      <w:r>
+        <w:rPr>
+          <w:rFonts w:ascii="Consolas" w:cs="Consolas" w:eastAsia="Consolas" w:hAnsi="Consolas"/>
+          <w:sz w:val="17"/>
+          <w:szCs w:val="17"/>
+        </w:rPr>
+        <w:t xml:space="preserve">            default="123456789",</w:t>
+      </w:r>
+    </w:p>
+    <w:p>
+      <w:pPr>
+        <w:pBdr>
+          <w:left w:val="single" w:color="1E3A8A" w:sz="12" w:space="6"/>
+        </w:pBdr>
+        <w:shd w:fill="F3F4F6" w:val="clear"/>
+        <w:spacing w:after="0" w:line="240"/>
+        <w:ind w:left="200"/>
+      </w:pPr>
+      <w:r>
+        <w:rPr>
+          <w:rFonts w:ascii="Consolas" w:cs="Consolas" w:eastAsia="Consolas" w:hAnsi="Consolas"/>
+          <w:sz w:val="17"/>
+          <w:szCs w:val="17"/>
+        </w:rPr>
+        <w:t xml:space="preserve">            description="Configura esto en el panel de Valves, no aquí",</w:t>
+      </w:r>
+    </w:p>
+    <w:p>
+      <w:pPr>
+        <w:pBdr>
+          <w:left w:val="single" w:color="1E3A8A" w:sz="12" w:space="6"/>
+        </w:pBdr>
+        <w:shd w:fill="F3F4F6" w:val="clear"/>
+        <w:spacing w:after="0" w:line="240"/>
+        <w:ind w:left="200"/>
+      </w:pPr>
+      <w:r>
+        <w:rPr>
+          <w:rFonts w:ascii="Consolas" w:cs="Consolas" w:eastAsia="Consolas" w:hAnsi="Consolas"/>
+          <w:sz w:val="17"/>
+          <w:szCs w:val="17"/>
+        </w:rPr>
+        <w:t xml:space="preserve">        )</w:t>
+      </w:r>
+    </w:p>
+    <w:p>
+      <w:pPr>
+        <w:pBdr>
+          <w:left w:val="single" w:color="1E3A8A" w:sz="12" w:space="6"/>
+        </w:pBdr>
+        <w:shd w:fill="F3F4F6" w:val="clear"/>
+        <w:spacing w:after="0" w:line="240"/>
+        <w:ind w:left="200"/>
+      </w:pPr>
+      <w:r>
+        <w:rPr>
+          <w:rFonts w:ascii="Consolas" w:cs="Consolas" w:eastAsia="Consolas" w:hAnsi="Consolas"/>
+          <w:sz w:val="17"/>
+          <w:szCs w:val="17"/>
+        </w:rPr>
+        <w:t xml:space="preserve">        max_rows: int = Field(default=50, description="Filas máximas devueltas")</w:t>
+      </w:r>
+    </w:p>
+    <w:p>
+      <w:pPr>
+        <w:pBdr>
+          <w:left w:val="single" w:color="1E3A8A" w:sz="12" w:space="6"/>
+        </w:pBdr>
+        <w:shd w:fill="F3F4F6" w:val="clear"/>
+        <w:spacing w:after="0" w:line="240"/>
+        <w:ind w:left="200"/>
+      </w:pPr>
+      <w:r>
+        <w:rPr>
+          <w:rFonts w:ascii="Consolas" w:cs="Consolas" w:eastAsia="Consolas" w:hAnsi="Consolas"/>
+          <w:sz w:val="17"/>
+          <w:szCs w:val="17"/>
+        </w:rPr>
+        <w:t xml:space="preserve"> </w:t>
+      </w:r>
+    </w:p>
+    <w:p>
+      <w:pPr>
+        <w:pBdr>
+          <w:left w:val="single" w:color="1E3A8A" w:sz="12" w:space="6"/>
+        </w:pBdr>
+        <w:shd w:fill="F3F4F6" w:val="clear"/>
+        <w:spacing w:after="0" w:line="240"/>
+        <w:ind w:left="200"/>
+      </w:pPr>
+      <w:r>
+        <w:rPr>
+          <w:rFonts w:ascii="Consolas" w:cs="Consolas" w:eastAsia="Consolas" w:hAnsi="Consolas"/>
+          <w:sz w:val="17"/>
+          <w:szCs w:val="17"/>
+        </w:rPr>
+        <w:t xml:space="preserve">    def __init__(self):</w:t>
+      </w:r>
+    </w:p>
+    <w:p>
+      <w:pPr>
+        <w:pBdr>
+          <w:left w:val="single" w:color="1E3A8A" w:sz="12" w:space="6"/>
+        </w:pBdr>
+        <w:shd w:fill="F3F4F6" w:val="clear"/>
+        <w:spacing w:after="0" w:line="240"/>
+        <w:ind w:left="200"/>
+      </w:pPr>
+      <w:r>
+        <w:rPr>
+          <w:rFonts w:ascii="Consolas" w:cs="Consolas" w:eastAsia="Consolas" w:hAnsi="Consolas"/>
+          <w:sz w:val="17"/>
+          <w:szCs w:val="17"/>
+        </w:rPr>
+        <w:t xml:space="preserve">        self.valves = self.Valves()</w:t>
+      </w:r>
+    </w:p>
+    <w:p>
+      <w:pPr>
+        <w:pBdr>
+          <w:left w:val="single" w:color="1E3A8A" w:sz="12" w:space="6"/>
+        </w:pBdr>
+        <w:shd w:fill="F3F4F6" w:val="clear"/>
+        <w:spacing w:after="0" w:line="240"/>
+        <w:ind w:left="200"/>
+      </w:pPr>
+      <w:r>
+        <w:rPr>
+          <w:rFonts w:ascii="Consolas" w:cs="Consolas" w:eastAsia="Consolas" w:hAnsi="Consolas"/>
+          <w:sz w:val="17"/>
+          <w:szCs w:val="17"/>
+        </w:rPr>
+        <w:t xml:space="preserve"> </w:t>
+      </w:r>
+    </w:p>
+    <w:p>
+      <w:pPr>
+        <w:pBdr>
+          <w:left w:val="single" w:color="1E3A8A" w:sz="12" w:space="6"/>
+        </w:pBdr>
+        <w:shd w:fill="F3F4F6" w:val="clear"/>
+        <w:spacing w:after="0" w:line="240"/>
+        <w:ind w:left="200"/>
+      </w:pPr>
+      <w:r>
+        <w:rPr>
+          <w:rFonts w:ascii="Consolas" w:cs="Consolas" w:eastAsia="Consolas" w:hAnsi="Consolas"/>
+          <w:sz w:val="17"/>
+          <w:szCs w:val="17"/>
+        </w:rPr>
+        <w:t xml:space="preserve">    def get_schema(self) -&gt; str:</w:t>
+      </w:r>
+    </w:p>
+    <w:p>
+      <w:pPr>
+        <w:pBdr>
+          <w:left w:val="single" w:color="1E3A8A" w:sz="12" w:space="6"/>
+        </w:pBdr>
+        <w:shd w:fill="F3F4F6" w:val="clear"/>
+        <w:spacing w:after="0" w:line="240"/>
+        <w:ind w:left="200"/>
+      </w:pPr>
+      <w:r>
+        <w:rPr>
+          <w:rFonts w:ascii="Consolas" w:cs="Consolas" w:eastAsia="Consolas" w:hAnsi="Consolas"/>
+          <w:sz w:val="17"/>
+          <w:szCs w:val="17"/>
+        </w:rPr>
+        <w:t xml:space="preserve">        """</w:t>
+      </w:r>
+    </w:p>
+    <w:p>
+      <w:pPr>
+        <w:pBdr>
+          <w:left w:val="single" w:color="1E3A8A" w:sz="12" w:space="6"/>
+        </w:pBdr>
+        <w:shd w:fill="F3F4F6" w:val="clear"/>
+        <w:spacing w:after="0" w:line="240"/>
+        <w:ind w:left="200"/>
+      </w:pPr>
+      <w:r>
+        <w:rPr>
+          <w:rFonts w:ascii="Consolas" w:cs="Consolas" w:eastAsia="Consolas" w:hAnsi="Consolas"/>
+          <w:sz w:val="17"/>
+          <w:szCs w:val="17"/>
+        </w:rPr>
+        <w:t xml:space="preserve">        Devuelve las tablas, columnas y tipos de datos de la base de datos.</w:t>
+      </w:r>
+    </w:p>
+    <w:p>
+      <w:pPr>
+        <w:pBdr>
+          <w:left w:val="single" w:color="1E3A8A" w:sz="12" w:space="6"/>
+        </w:pBdr>
+        <w:shd w:fill="F3F4F6" w:val="clear"/>
+        <w:spacing w:after="0" w:line="240"/>
+        <w:ind w:left="200"/>
+      </w:pPr>
+      <w:r>
+        <w:rPr>
+          <w:rFonts w:ascii="Consolas" w:cs="Consolas" w:eastAsia="Consolas" w:hAnsi="Consolas"/>
+          <w:sz w:val="17"/>
+          <w:szCs w:val="17"/>
+        </w:rPr>
+        <w:t xml:space="preserve">        Úsala SIEMPRE antes de generar una consulta SQL para conocer los nombres reales de tablas y columnas.</w:t>
+      </w:r>
+    </w:p>
+    <w:p>
+      <w:pPr>
+        <w:pBdr>
+          <w:left w:val="single" w:color="1E3A8A" w:sz="12" w:space="6"/>
+        </w:pBdr>
+        <w:shd w:fill="F3F4F6" w:val="clear"/>
+        <w:spacing w:after="0" w:line="240"/>
+        <w:ind w:left="200"/>
+      </w:pPr>
+      <w:r>
+        <w:rPr>
+          <w:rFonts w:ascii="Consolas" w:cs="Consolas" w:eastAsia="Consolas" w:hAnsi="Consolas"/>
+          <w:sz w:val="17"/>
+          <w:szCs w:val="17"/>
+        </w:rPr>
+        <w:t xml:space="preserve">        """</w:t>
+      </w:r>
+    </w:p>
+    <w:p>
+      <w:pPr>
+        <w:pBdr>
+          <w:left w:val="single" w:color="1E3A8A" w:sz="12" w:space="6"/>
+        </w:pBdr>
+        <w:shd w:fill="F3F4F6" w:val="clear"/>
+        <w:spacing w:after="0" w:line="240"/>
+        <w:ind w:left="200"/>
+      </w:pPr>
+      <w:r>
+        <w:rPr>
+          <w:rFonts w:ascii="Consolas" w:cs="Consolas" w:eastAsia="Consolas" w:hAnsi="Consolas"/>
+          <w:sz w:val="17"/>
+          <w:szCs w:val="17"/>
+        </w:rPr>
+        <w:t xml:space="preserve">        query = """</w:t>
+      </w:r>
+    </w:p>
+    <w:p>
+      <w:pPr>
+        <w:pBdr>
+          <w:left w:val="single" w:color="1E3A8A" w:sz="12" w:space="6"/>
+        </w:pBdr>
+        <w:shd w:fill="F3F4F6" w:val="clear"/>
+        <w:spacing w:after="0" w:line="240"/>
+        <w:ind w:left="200"/>
+      </w:pPr>
+      <w:r>
+        <w:rPr>
+          <w:rFonts w:ascii="Consolas" w:cs="Consolas" w:eastAsia="Consolas" w:hAnsi="Consolas"/>
+          <w:sz w:val="17"/>
+          <w:szCs w:val="17"/>
+        </w:rPr>
+        <w:t xml:space="preserve">        SELECT table_name, column_name, data_type</w:t>
+      </w:r>
+    </w:p>
+    <w:p>
+      <w:pPr>
+        <w:pBdr>
+          <w:left w:val="single" w:color="1E3A8A" w:sz="12" w:space="6"/>
+        </w:pBdr>
+        <w:shd w:fill="F3F4F6" w:val="clear"/>
+        <w:spacing w:after="0" w:line="240"/>
+        <w:ind w:left="200"/>
+      </w:pPr>
+      <w:r>
+        <w:rPr>
+          <w:rFonts w:ascii="Consolas" w:cs="Consolas" w:eastAsia="Consolas" w:hAnsi="Consolas"/>
+          <w:sz w:val="17"/>
+          <w:szCs w:val="17"/>
+        </w:rPr>
+        <w:t xml:space="preserve">        FROM information_schema.columns</w:t>
+      </w:r>
+    </w:p>
+    <w:p>
+      <w:pPr>
+        <w:pBdr>
+          <w:left w:val="single" w:color="1E3A8A" w:sz="12" w:space="6"/>
+        </w:pBdr>
+        <w:shd w:fill="F3F4F6" w:val="clear"/>
+        <w:spacing w:after="0" w:line="240"/>
+        <w:ind w:left="200"/>
+      </w:pPr>
+      <w:r>
+        <w:rPr>
+          <w:rFonts w:ascii="Consolas" w:cs="Consolas" w:eastAsia="Consolas" w:hAnsi="Consolas"/>
+          <w:sz w:val="17"/>
+          <w:szCs w:val="17"/>
+        </w:rPr>
+        <w:t xml:space="preserve">        WHERE table_schema = 'public'</w:t>
+      </w:r>
+    </w:p>
+    <w:p>
+      <w:pPr>
+        <w:pBdr>
+          <w:left w:val="single" w:color="1E3A8A" w:sz="12" w:space="6"/>
+        </w:pBdr>
+        <w:shd w:fill="F3F4F6" w:val="clear"/>
+        <w:spacing w:after="0" w:line="240"/>
+        <w:ind w:left="200"/>
+      </w:pPr>
+      <w:r>
+        <w:rPr>
+          <w:rFonts w:ascii="Consolas" w:cs="Consolas" w:eastAsia="Consolas" w:hAnsi="Consolas"/>
+          <w:sz w:val="17"/>
+          <w:szCs w:val="17"/>
+        </w:rPr>
+        <w:t xml:space="preserve">        ORDER BY table_name, ordinal_position;</w:t>
+      </w:r>
+    </w:p>
+    <w:p>
+      <w:pPr>
+        <w:pBdr>
+          <w:left w:val="single" w:color="1E3A8A" w:sz="12" w:space="6"/>
+        </w:pBdr>
+        <w:shd w:fill="F3F4F6" w:val="clear"/>
+        <w:spacing w:after="0" w:line="240"/>
+        <w:ind w:left="200"/>
+      </w:pPr>
+      <w:r>
+        <w:rPr>
+          <w:rFonts w:ascii="Consolas" w:cs="Consolas" w:eastAsia="Consolas" w:hAnsi="Consolas"/>
+          <w:sz w:val="17"/>
+          <w:szCs w:val="17"/>
+        </w:rPr>
+        <w:t xml:space="preserve">        """</w:t>
+      </w:r>
+    </w:p>
+    <w:p>
+      <w:pPr>
+        <w:pBdr>
+          <w:left w:val="single" w:color="1E3A8A" w:sz="12" w:space="6"/>
+        </w:pBdr>
+        <w:shd w:fill="F3F4F6" w:val="clear"/>
+        <w:spacing w:after="0" w:line="240"/>
+        <w:ind w:left="200"/>
+      </w:pPr>
+      <w:r>
+        <w:rPr>
+          <w:rFonts w:ascii="Consolas" w:cs="Consolas" w:eastAsia="Consolas" w:hAnsi="Consolas"/>
+          <w:sz w:val="17"/>
+          <w:szCs w:val="17"/>
+        </w:rPr>
+        <w:t xml:space="preserve">        rows = self._run(query)</w:t>
+      </w:r>
+    </w:p>
+    <w:p>
+      <w:pPr>
+        <w:pBdr>
+          <w:left w:val="single" w:color="1E3A8A" w:sz="12" w:space="6"/>
+        </w:pBdr>
+        <w:shd w:fill="F3F4F6" w:val="clear"/>
+        <w:spacing w:after="0" w:line="240"/>
+        <w:ind w:left="200"/>
+      </w:pPr>
+      <w:r>
+        <w:rPr>
+          <w:rFonts w:ascii="Consolas" w:cs="Consolas" w:eastAsia="Consolas" w:hAnsi="Consolas"/>
+          <w:sz w:val="17"/>
+          <w:szCs w:val="17"/>
+        </w:rPr>
+        <w:t xml:space="preserve">        if not rows:</w:t>
+      </w:r>
+    </w:p>
+    <w:p>
+      <w:pPr>
+        <w:pBdr>
+          <w:left w:val="single" w:color="1E3A8A" w:sz="12" w:space="6"/>
+        </w:pBdr>
+        <w:shd w:fill="F3F4F6" w:val="clear"/>
+        <w:spacing w:after="0" w:line="240"/>
+        <w:ind w:left="200"/>
+      </w:pPr>
+      <w:r>
+        <w:rPr>
+          <w:rFonts w:ascii="Consolas" w:cs="Consolas" w:eastAsia="Consolas" w:hAnsi="Consolas"/>
+          <w:sz w:val="17"/>
+          <w:szCs w:val="17"/>
+        </w:rPr>
+        <w:t xml:space="preserve">            return "No se encontraron tablas en el esquema public."</w:t>
+      </w:r>
+    </w:p>
+    <w:p>
+      <w:pPr>
+        <w:pBdr>
+          <w:left w:val="single" w:color="1E3A8A" w:sz="12" w:space="6"/>
+        </w:pBdr>
+        <w:shd w:fill="F3F4F6" w:val="clear"/>
+        <w:spacing w:after="0" w:line="240"/>
+        <w:ind w:left="200"/>
+      </w:pPr>
+      <w:r>
+        <w:rPr>
+          <w:rFonts w:ascii="Consolas" w:cs="Consolas" w:eastAsia="Consolas" w:hAnsi="Consolas"/>
+          <w:sz w:val="17"/>
+          <w:szCs w:val="17"/>
+        </w:rPr>
+        <w:t xml:space="preserve">        out = {}</w:t>
+      </w:r>
+    </w:p>
+    <w:p>
+      <w:pPr>
+        <w:pBdr>
+          <w:left w:val="single" w:color="1E3A8A" w:sz="12" w:space="6"/>
+        </w:pBdr>
+        <w:shd w:fill="F3F4F6" w:val="clear"/>
+        <w:spacing w:after="0" w:line="240"/>
+        <w:ind w:left="200"/>
+      </w:pPr>
+      <w:r>
+        <w:rPr>
+          <w:rFonts w:ascii="Consolas" w:cs="Consolas" w:eastAsia="Consolas" w:hAnsi="Consolas"/>
+          <w:sz w:val="17"/>
+          <w:szCs w:val="17"/>
+        </w:rPr>
+        <w:t xml:space="preserve">        for t, c, d in rows:</w:t>
+      </w:r>
+    </w:p>
+    <w:p>
+      <w:pPr>
+        <w:pBdr>
+          <w:left w:val="single" w:color="1E3A8A" w:sz="12" w:space="6"/>
+        </w:pBdr>
+        <w:shd w:fill="F3F4F6" w:val="clear"/>
+        <w:spacing w:after="0" w:line="240"/>
+        <w:ind w:left="200"/>
+      </w:pPr>
+      <w:r>
+        <w:rPr>
+          <w:rFonts w:ascii="Consolas" w:cs="Consolas" w:eastAsia="Consolas" w:hAnsi="Consolas"/>
+          <w:sz w:val="17"/>
+          <w:szCs w:val="17"/>
+        </w:rPr>
+        <w:t xml:space="preserve">            out.setdefault(t, []).append(f"{c} ({d})")</w:t>
+      </w:r>
+    </w:p>
+    <w:p>
+      <w:pPr>
+        <w:pBdr>
+          <w:left w:val="single" w:color="1E3A8A" w:sz="12" w:space="6"/>
+        </w:pBdr>
+        <w:shd w:fill="F3F4F6" w:val="clear"/>
+        <w:spacing w:after="0" w:line="240"/>
+        <w:ind w:left="200"/>
+      </w:pPr>
+      <w:r>
+        <w:rPr>
+          <w:rFonts w:ascii="Consolas" w:cs="Consolas" w:eastAsia="Consolas" w:hAnsi="Consolas"/>
+          <w:sz w:val="17"/>
+          <w:szCs w:val="17"/>
+        </w:rPr>
+        <w:t xml:space="preserve">        return "\n".join(f"{t}: {', '.join(cols)}" for t, cols in out.items())</w:t>
+      </w:r>
+    </w:p>
+    <w:p>
+      <w:pPr>
+        <w:pBdr>
+          <w:left w:val="single" w:color="1E3A8A" w:sz="12" w:space="6"/>
+        </w:pBdr>
+        <w:shd w:fill="F3F4F6" w:val="clear"/>
+        <w:spacing w:after="0" w:line="240"/>
+        <w:ind w:left="200"/>
+      </w:pPr>
+      <w:r>
+        <w:rPr>
+          <w:rFonts w:ascii="Consolas" w:cs="Consolas" w:eastAsia="Consolas" w:hAnsi="Consolas"/>
+          <w:sz w:val="17"/>
+          <w:szCs w:val="17"/>
+        </w:rPr>
+        <w:t xml:space="preserve"> </w:t>
+      </w:r>
+    </w:p>
+    <w:p>
+      <w:pPr>
+        <w:pBdr>
+          <w:left w:val="single" w:color="1E3A8A" w:sz="12" w:space="6"/>
+        </w:pBdr>
+        <w:shd w:fill="F3F4F6" w:val="clear"/>
+        <w:spacing w:after="0" w:line="240"/>
+        <w:ind w:left="200"/>
+      </w:pPr>
+      <w:r>
+        <w:rPr>
+          <w:rFonts w:ascii="Consolas" w:cs="Consolas" w:eastAsia="Consolas" w:hAnsi="Consolas"/>
+          <w:sz w:val="17"/>
+          <w:szCs w:val="17"/>
+        </w:rPr>
+        <w:t xml:space="preserve">    def run_sql_query(self, sql_query: str) -&gt; str:</w:t>
+      </w:r>
+    </w:p>
+    <w:p>
+      <w:pPr>
+        <w:pBdr>
+          <w:left w:val="single" w:color="1E3A8A" w:sz="12" w:space="6"/>
+        </w:pBdr>
+        <w:shd w:fill="F3F4F6" w:val="clear"/>
+        <w:spacing w:after="0" w:line="240"/>
+        <w:ind w:left="200"/>
+      </w:pPr>
+      <w:r>
+        <w:rPr>
+          <w:rFonts w:ascii="Consolas" w:cs="Consolas" w:eastAsia="Consolas" w:hAnsi="Consolas"/>
+          <w:sz w:val="17"/>
+          <w:szCs w:val="17"/>
+        </w:rPr>
+        <w:t xml:space="preserve">        """</w:t>
+      </w:r>
+    </w:p>
+    <w:p>
+      <w:pPr>
+        <w:pBdr>
+          <w:left w:val="single" w:color="1E3A8A" w:sz="12" w:space="6"/>
+        </w:pBdr>
+        <w:shd w:fill="F3F4F6" w:val="clear"/>
+        <w:spacing w:after="0" w:line="240"/>
+        <w:ind w:left="200"/>
+      </w:pPr>
+      <w:r>
+        <w:rPr>
+          <w:rFonts w:ascii="Consolas" w:cs="Consolas" w:eastAsia="Consolas" w:hAnsi="Consolas"/>
+          <w:sz w:val="17"/>
+          <w:szCs w:val="17"/>
+        </w:rPr>
+        <w:t xml:space="preserve">        Ejecuta una consulta SQL de tipo SELECT contra la base de datos PostgreSQL y devuelve el resultado.</w:t>
+      </w:r>
+    </w:p>
+    <w:p>
+      <w:pPr>
+        <w:pBdr>
+          <w:left w:val="single" w:color="1E3A8A" w:sz="12" w:space="6"/>
+        </w:pBdr>
+        <w:shd w:fill="F3F4F6" w:val="clear"/>
+        <w:spacing w:after="0" w:line="240"/>
+        <w:ind w:left="200"/>
+      </w:pPr>
+      <w:r>
+        <w:rPr>
+          <w:rFonts w:ascii="Consolas" w:cs="Consolas" w:eastAsia="Consolas" w:hAnsi="Consolas"/>
+          <w:sz w:val="17"/>
+          <w:szCs w:val="17"/>
+        </w:rPr>
+        <w:t xml:space="preserve">        SOLO se permiten sentencias SELECT. No uses INSERT, UPDATE, DELETE, DROP ni ALTER.</w:t>
+      </w:r>
+    </w:p>
+    <w:p>
+      <w:pPr>
+        <w:pBdr>
+          <w:left w:val="single" w:color="1E3A8A" w:sz="12" w:space="6"/>
+        </w:pBdr>
+        <w:shd w:fill="F3F4F6" w:val="clear"/>
+        <w:spacing w:after="0" w:line="240"/>
+        <w:ind w:left="200"/>
+      </w:pPr>
+      <w:r>
+        <w:rPr>
+          <w:rFonts w:ascii="Consolas" w:cs="Consolas" w:eastAsia="Consolas" w:hAnsi="Consolas"/>
+          <w:sz w:val="17"/>
+          <w:szCs w:val="17"/>
+        </w:rPr>
+        <w:t xml:space="preserve">        :param sql_query: La consulta SQL en formato SELECT a ejecutar.</w:t>
+      </w:r>
+    </w:p>
+    <w:p>
+      <w:pPr>
+        <w:pBdr>
+          <w:left w:val="single" w:color="1E3A8A" w:sz="12" w:space="6"/>
+        </w:pBdr>
+        <w:shd w:fill="F3F4F6" w:val="clear"/>
+        <w:spacing w:after="0" w:line="240"/>
+        <w:ind w:left="200"/>
+      </w:pPr>
+      <w:r>
+        <w:rPr>
+          <w:rFonts w:ascii="Consolas" w:cs="Consolas" w:eastAsia="Consolas" w:hAnsi="Consolas"/>
+          <w:sz w:val="17"/>
+          <w:szCs w:val="17"/>
+        </w:rPr>
+        <w:t xml:space="preserve">        """</w:t>
+      </w:r>
+    </w:p>
+    <w:p>
+      <w:pPr>
+        <w:pBdr>
+          <w:left w:val="single" w:color="1E3A8A" w:sz="12" w:space="6"/>
+        </w:pBdr>
+        <w:shd w:fill="F3F4F6" w:val="clear"/>
+        <w:spacing w:after="0" w:line="240"/>
+        <w:ind w:left="200"/>
+      </w:pPr>
+      <w:r>
+        <w:rPr>
+          <w:rFonts w:ascii="Consolas" w:cs="Consolas" w:eastAsia="Consolas" w:hAnsi="Consolas"/>
+          <w:sz w:val="17"/>
+          <w:szCs w:val="17"/>
+        </w:rPr>
+        <w:t xml:space="preserve">        cleaned = sql_query.strip().rstrip(";")</w:t>
+      </w:r>
+    </w:p>
+    <w:p>
+      <w:pPr>
+        <w:pBdr>
+          <w:left w:val="single" w:color="1E3A8A" w:sz="12" w:space="6"/>
+        </w:pBdr>
+        <w:shd w:fill="F3F4F6" w:val="clear"/>
+        <w:spacing w:after="0" w:line="240"/>
+        <w:ind w:left="200"/>
+      </w:pPr>
+      <w:r>
+        <w:rPr>
+          <w:rFonts w:ascii="Consolas" w:cs="Consolas" w:eastAsia="Consolas" w:hAnsi="Consolas"/>
+          <w:sz w:val="17"/>
+          <w:szCs w:val="17"/>
+        </w:rPr>
+        <w:t xml:space="preserve">        if not cleaned.lower().startswith("select"):</w:t>
+      </w:r>
+    </w:p>
+    <w:p>
+      <w:pPr>
+        <w:pBdr>
+          <w:left w:val="single" w:color="1E3A8A" w:sz="12" w:space="6"/>
+        </w:pBdr>
+        <w:shd w:fill="F3F4F6" w:val="clear"/>
+        <w:spacing w:after="0" w:line="240"/>
+        <w:ind w:left="200"/>
+      </w:pPr>
+      <w:r>
+        <w:rPr>
+          <w:rFonts w:ascii="Consolas" w:cs="Consolas" w:eastAsia="Consolas" w:hAnsi="Consolas"/>
+          <w:sz w:val="17"/>
+          <w:szCs w:val="17"/>
+        </w:rPr>
+        <w:t xml:space="preserve">            return "Error: solo se permiten consultas SELECT."</w:t>
+      </w:r>
+    </w:p>
+    <w:p>
+      <w:pPr>
+        <w:pBdr>
+          <w:left w:val="single" w:color="1E3A8A" w:sz="12" w:space="6"/>
+        </w:pBdr>
+        <w:shd w:fill="F3F4F6" w:val="clear"/>
+        <w:spacing w:after="0" w:line="240"/>
+        <w:ind w:left="200"/>
+      </w:pPr>
+      <w:r>
+        <w:rPr>
+          <w:rFonts w:ascii="Consolas" w:cs="Consolas" w:eastAsia="Consolas" w:hAnsi="Consolas"/>
+          <w:sz w:val="17"/>
+          <w:szCs w:val="17"/>
+        </w:rPr>
+        <w:t xml:space="preserve">        try:</w:t>
+      </w:r>
+    </w:p>
+    <w:p>
+      <w:pPr>
+        <w:pBdr>
+          <w:left w:val="single" w:color="1E3A8A" w:sz="12" w:space="6"/>
+        </w:pBdr>
+        <w:shd w:fill="F3F4F6" w:val="clear"/>
+        <w:spacing w:after="0" w:line="240"/>
+        <w:ind w:left="200"/>
+      </w:pPr>
+      <w:r>
+        <w:rPr>
+          <w:rFonts w:ascii="Consolas" w:cs="Consolas" w:eastAsia="Consolas" w:hAnsi="Consolas"/>
+          <w:sz w:val="17"/>
+          <w:szCs w:val="17"/>
+        </w:rPr>
+        <w:t xml:space="preserve">            rows = self._run(cleaned)</w:t>
+      </w:r>
+    </w:p>
+    <w:p>
+      <w:pPr>
+        <w:pBdr>
+          <w:left w:val="single" w:color="1E3A8A" w:sz="12" w:space="6"/>
+        </w:pBdr>
+        <w:shd w:fill="F3F4F6" w:val="clear"/>
+        <w:spacing w:after="0" w:line="240"/>
+        <w:ind w:left="200"/>
+      </w:pPr>
+      <w:r>
+        <w:rPr>
+          <w:rFonts w:ascii="Consolas" w:cs="Consolas" w:eastAsia="Consolas" w:hAnsi="Consolas"/>
+          <w:sz w:val="17"/>
+          <w:szCs w:val="17"/>
+        </w:rPr>
+        <w:t xml:space="preserve">        except Exception as e:</w:t>
+      </w:r>
+    </w:p>
+    <w:p>
+      <w:pPr>
+        <w:pBdr>
+          <w:left w:val="single" w:color="1E3A8A" w:sz="12" w:space="6"/>
+        </w:pBdr>
+        <w:shd w:fill="F3F4F6" w:val="clear"/>
+        <w:spacing w:after="0" w:line="240"/>
+        <w:ind w:left="200"/>
+      </w:pPr>
+      <w:r>
+        <w:rPr>
+          <w:rFonts w:ascii="Consolas" w:cs="Consolas" w:eastAsia="Consolas" w:hAnsi="Consolas"/>
+          <w:sz w:val="17"/>
+          <w:szCs w:val="17"/>
+        </w:rPr>
+        <w:t xml:space="preserve">            return f"Error ejecutando la consulta: {e}"</w:t>
+      </w:r>
+    </w:p>
+    <w:p>
+      <w:pPr>
+        <w:pBdr>
+          <w:left w:val="single" w:color="1E3A8A" w:sz="12" w:space="6"/>
+        </w:pBdr>
+        <w:shd w:fill="F3F4F6" w:val="clear"/>
+        <w:spacing w:after="0" w:line="240"/>
+        <w:ind w:left="200"/>
+      </w:pPr>
+      <w:r>
+        <w:rPr>
+          <w:rFonts w:ascii="Consolas" w:cs="Consolas" w:eastAsia="Consolas" w:hAnsi="Consolas"/>
+          <w:sz w:val="17"/>
+          <w:szCs w:val="17"/>
+        </w:rPr>
+        <w:t xml:space="preserve">        if not rows:</w:t>
+      </w:r>
+    </w:p>
+    <w:p>
+      <w:pPr>
+        <w:pBdr>
+          <w:left w:val="single" w:color="1E3A8A" w:sz="12" w:space="6"/>
+        </w:pBdr>
+        <w:shd w:fill="F3F4F6" w:val="clear"/>
+        <w:spacing w:after="0" w:line="240"/>
+        <w:ind w:left="200"/>
+      </w:pPr>
+      <w:r>
+        <w:rPr>
+          <w:rFonts w:ascii="Consolas" w:cs="Consolas" w:eastAsia="Consolas" w:hAnsi="Consolas"/>
+          <w:sz w:val="17"/>
+          <w:szCs w:val="17"/>
+        </w:rPr>
+        <w:t xml:space="preserve">            return "La consulta no devolvió resultados."</w:t>
+      </w:r>
+    </w:p>
+    <w:p>
+      <w:pPr>
+        <w:pBdr>
+          <w:left w:val="single" w:color="1E3A8A" w:sz="12" w:space="6"/>
+        </w:pBdr>
+        <w:shd w:fill="F3F4F6" w:val="clear"/>
+        <w:spacing w:after="0" w:line="240"/>
+        <w:ind w:left="200"/>
+      </w:pPr>
+      <w:r>
+        <w:rPr>
+          <w:rFonts w:ascii="Consolas" w:cs="Consolas" w:eastAsia="Consolas" w:hAnsi="Consolas"/>
+          <w:sz w:val="17"/>
+          <w:szCs w:val="17"/>
+        </w:rPr>
+        <w:t xml:space="preserve">        rows = rows[: self.valves.max_rows]</w:t>
+      </w:r>
+    </w:p>
+    <w:p>
+      <w:pPr>
+        <w:pBdr>
+          <w:left w:val="single" w:color="1E3A8A" w:sz="12" w:space="6"/>
+        </w:pBdr>
+        <w:shd w:fill="F3F4F6" w:val="clear"/>
+        <w:spacing w:after="0" w:line="240"/>
+        <w:ind w:left="200"/>
+      </w:pPr>
+      <w:r>
+        <w:rPr>
+          <w:rFonts w:ascii="Consolas" w:cs="Consolas" w:eastAsia="Consolas" w:hAnsi="Consolas"/>
+          <w:sz w:val="17"/>
+          <w:szCs w:val="17"/>
+        </w:rPr>
+        <w:t xml:space="preserve">        return "\n".join(str(r) for r in rows)</w:t>
+      </w:r>
+    </w:p>
+    <w:p>
+      <w:pPr>
+        <w:pBdr>
+          <w:left w:val="single" w:color="1E3A8A" w:sz="12" w:space="6"/>
+        </w:pBdr>
+        <w:shd w:fill="F3F4F6" w:val="clear"/>
+        <w:spacing w:after="0" w:line="240"/>
+        <w:ind w:left="200"/>
+      </w:pPr>
+      <w:r>
+        <w:rPr>
+          <w:rFonts w:ascii="Consolas" w:cs="Consolas" w:eastAsia="Consolas" w:hAnsi="Consolas"/>
+          <w:sz w:val="17"/>
+          <w:szCs w:val="17"/>
+        </w:rPr>
+        <w:t xml:space="preserve"> </w:t>
+      </w:r>
+    </w:p>
+    <w:p>
+      <w:pPr>
+        <w:pBdr>
+          <w:left w:val="single" w:color="1E3A8A" w:sz="12" w:space="6"/>
+        </w:pBdr>
+        <w:shd w:fill="F3F4F6" w:val="clear"/>
+        <w:spacing w:after="0" w:line="240"/>
+        <w:ind w:left="200"/>
+      </w:pPr>
+      <w:r>
+        <w:rPr>
+          <w:rFonts w:ascii="Consolas" w:cs="Consolas" w:eastAsia="Consolas" w:hAnsi="Consolas"/>
+          <w:sz w:val="17"/>
+          <w:szCs w:val="17"/>
+        </w:rPr>
+        <w:t xml:space="preserve">    def _run(self, query: str):</w:t>
+      </w:r>
+    </w:p>
+    <w:p>
+      <w:pPr>
+        <w:pBdr>
+          <w:left w:val="single" w:color="1E3A8A" w:sz="12" w:space="6"/>
+        </w:pBdr>
+        <w:shd w:fill="F3F4F6" w:val="clear"/>
+        <w:spacing w:after="0" w:line="240"/>
+        <w:ind w:left="200"/>
+      </w:pPr>
+      <w:r>
+        <w:rPr>
+          <w:rFonts w:ascii="Consolas" w:cs="Consolas" w:eastAsia="Consolas" w:hAnsi="Consolas"/>
+          <w:sz w:val="17"/>
+          <w:szCs w:val="17"/>
+        </w:rPr>
+        <w:t xml:space="preserve">        conn = psycopg2.connect(</w:t>
+      </w:r>
+    </w:p>
+    <w:p>
+      <w:pPr>
+        <w:pBdr>
+          <w:left w:val="single" w:color="1E3A8A" w:sz="12" w:space="6"/>
+        </w:pBdr>
+        <w:shd w:fill="F3F4F6" w:val="clear"/>
+        <w:spacing w:after="0" w:line="240"/>
+        <w:ind w:left="200"/>
+      </w:pPr>
+      <w:r>
+        <w:rPr>
+          <w:rFonts w:ascii="Consolas" w:cs="Consolas" w:eastAsia="Consolas" w:hAnsi="Consolas"/>
+          <w:sz w:val="17"/>
+          <w:szCs w:val="17"/>
+        </w:rPr>
+        <w:t xml:space="preserve">            host=self.valves.host,</w:t>
+      </w:r>
+    </w:p>
+    <w:p>
+      <w:pPr>
+        <w:pBdr>
+          <w:left w:val="single" w:color="1E3A8A" w:sz="12" w:space="6"/>
+        </w:pBdr>
+        <w:shd w:fill="F3F4F6" w:val="clear"/>
+        <w:spacing w:after="0" w:line="240"/>
+        <w:ind w:left="200"/>
+      </w:pPr>
+      <w:r>
+        <w:rPr>
+          <w:rFonts w:ascii="Consolas" w:cs="Consolas" w:eastAsia="Consolas" w:hAnsi="Consolas"/>
+          <w:sz w:val="17"/>
+          <w:szCs w:val="17"/>
+        </w:rPr>
+        <w:t xml:space="preserve">            port=self.valves.port,</w:t>
+      </w:r>
+    </w:p>
+    <w:p>
+      <w:pPr>
+        <w:pBdr>
+          <w:left w:val="single" w:color="1E3A8A" w:sz="12" w:space="6"/>
+        </w:pBdr>
+        <w:shd w:fill="F3F4F6" w:val="clear"/>
+        <w:spacing w:after="0" w:line="240"/>
+        <w:ind w:left="200"/>
+      </w:pPr>
+      <w:r>
+        <w:rPr>
+          <w:rFonts w:ascii="Consolas" w:cs="Consolas" w:eastAsia="Consolas" w:hAnsi="Consolas"/>
+          <w:sz w:val="17"/>
+          <w:szCs w:val="17"/>
+        </w:rPr>
+        <w:t xml:space="preserve">            dbname=self.valves.dbname,</w:t>
+      </w:r>
+    </w:p>
+    <w:p>
+      <w:pPr>
+        <w:pBdr>
+          <w:left w:val="single" w:color="1E3A8A" w:sz="12" w:space="6"/>
+        </w:pBdr>
+        <w:shd w:fill="F3F4F6" w:val="clear"/>
+        <w:spacing w:after="0" w:line="240"/>
+        <w:ind w:left="200"/>
+      </w:pPr>
+      <w:r>
+        <w:rPr>
+          <w:rFonts w:ascii="Consolas" w:cs="Consolas" w:eastAsia="Consolas" w:hAnsi="Consolas"/>
+          <w:sz w:val="17"/>
+          <w:szCs w:val="17"/>
+        </w:rPr>
+        <w:t xml:space="preserve">            user=self.valves.user,</w:t>
+      </w:r>
+    </w:p>
+    <w:p>
+      <w:pPr>
+        <w:pBdr>
+          <w:left w:val="single" w:color="1E3A8A" w:sz="12" w:space="6"/>
+        </w:pBdr>
+        <w:shd w:fill="F3F4F6" w:val="clear"/>
+        <w:spacing w:after="0" w:line="240"/>
+        <w:ind w:left="200"/>
+      </w:pPr>
+      <w:r>
+        <w:rPr>
+          <w:rFonts w:ascii="Consolas" w:cs="Consolas" w:eastAsia="Consolas" w:hAnsi="Consolas"/>
+          <w:sz w:val="17"/>
+          <w:szCs w:val="17"/>
+        </w:rPr>
+        <w:t xml:space="preserve">            password=self.valves.password,</w:t>
+      </w:r>
+    </w:p>
+    <w:p>
+      <w:pPr>
+        <w:pBdr>
+          <w:left w:val="single" w:color="1E3A8A" w:sz="12" w:space="6"/>
+        </w:pBdr>
+        <w:shd w:fill="F3F4F6" w:val="clear"/>
+        <w:spacing w:after="0" w:line="240"/>
+        <w:ind w:left="200"/>
+      </w:pPr>
+      <w:r>
+        <w:rPr>
+          <w:rFonts w:ascii="Consolas" w:cs="Consolas" w:eastAsia="Consolas" w:hAnsi="Consolas"/>
+          <w:sz w:val="17"/>
+          <w:szCs w:val="17"/>
+        </w:rPr>
+        <w:t xml:space="preserve">            options="-c statement_timeout=5000",</w:t>
+      </w:r>
+    </w:p>
+    <w:p>
+      <w:pPr>
+        <w:pBdr>
+          <w:left w:val="single" w:color="1E3A8A" w:sz="12" w:space="6"/>
+        </w:pBdr>
+        <w:shd w:fill="F3F4F6" w:val="clear"/>
+        <w:spacing w:after="0" w:line="240"/>
+        <w:ind w:left="200"/>
+      </w:pPr>
+      <w:r>
+        <w:rPr>
+          <w:rFonts w:ascii="Consolas" w:cs="Consolas" w:eastAsia="Consolas" w:hAnsi="Consolas"/>
+          <w:sz w:val="17"/>
+          <w:szCs w:val="17"/>
+        </w:rPr>
+        <w:t xml:space="preserve">        )</w:t>
+      </w:r>
+    </w:p>
+    <w:p>
+      <w:pPr>
+        <w:pBdr>
+          <w:left w:val="single" w:color="1E3A8A" w:sz="12" w:space="6"/>
+        </w:pBdr>
+        <w:shd w:fill="F3F4F6" w:val="clear"/>
+        <w:spacing w:after="0" w:line="240"/>
+        <w:ind w:left="200"/>
+      </w:pPr>
+      <w:r>
+        <w:rPr>
+          <w:rFonts w:ascii="Consolas" w:cs="Consolas" w:eastAsia="Consolas" w:hAnsi="Consolas"/>
+          <w:sz w:val="17"/>
+          <w:szCs w:val="17"/>
+        </w:rPr>
+        <w:t xml:space="preserve">        try:</w:t>
+      </w:r>
+    </w:p>
+    <w:p>
+      <w:pPr>
+        <w:pBdr>
+          <w:left w:val="single" w:color="1E3A8A" w:sz="12" w:space="6"/>
+        </w:pBdr>
+        <w:shd w:fill="F3F4F6" w:val="clear"/>
+        <w:spacing w:after="0" w:line="240"/>
+        <w:ind w:left="200"/>
+      </w:pPr>
+      <w:r>
+        <w:rPr>
+          <w:rFonts w:ascii="Consolas" w:cs="Consolas" w:eastAsia="Consolas" w:hAnsi="Consolas"/>
+          <w:sz w:val="17"/>
+          <w:szCs w:val="17"/>
+        </w:rPr>
+        <w:t xml:space="preserve">            with conn.cursor() as cur:</w:t>
+      </w:r>
+    </w:p>
+    <w:p>
+      <w:pPr>
+        <w:pBdr>
+          <w:left w:val="single" w:color="1E3A8A" w:sz="12" w:space="6"/>
+        </w:pBdr>
+        <w:shd w:fill="F3F4F6" w:val="clear"/>
+        <w:spacing w:after="0" w:line="240"/>
+        <w:ind w:left="200"/>
+      </w:pPr>
+      <w:r>
+        <w:rPr>
+          <w:rFonts w:ascii="Consolas" w:cs="Consolas" w:eastAsia="Consolas" w:hAnsi="Consolas"/>
+          <w:sz w:val="17"/>
+          <w:szCs w:val="17"/>
+        </w:rPr>
+        <w:t xml:space="preserve">                cur.execute(query)</w:t>
+      </w:r>
+    </w:p>
+    <w:p>
+      <w:pPr>
+        <w:pBdr>
+          <w:left w:val="single" w:color="1E3A8A" w:sz="12" w:space="6"/>
+        </w:pBdr>
+        <w:shd w:fill="F3F4F6" w:val="clear"/>
+        <w:spacing w:after="0" w:line="240"/>
+        <w:ind w:left="200"/>
+      </w:pPr>
+      <w:r>
+        <w:rPr>
+          <w:rFonts w:ascii="Consolas" w:cs="Consolas" w:eastAsia="Consolas" w:hAnsi="Consolas"/>
+          <w:sz w:val="17"/>
+          <w:szCs w:val="17"/>
+        </w:rPr>
+        <w:t xml:space="preserve">                return cur.fetchall()</w:t>
+      </w:r>
+    </w:p>
+    <w:p>
+      <w:pPr>
+        <w:pBdr>
+          <w:left w:val="single" w:color="1E3A8A" w:sz="12" w:space="6"/>
+        </w:pBdr>
+        <w:shd w:fill="F3F4F6" w:val="clear"/>
+        <w:spacing w:after="0" w:line="240"/>
+        <w:ind w:left="200"/>
+      </w:pPr>
+      <w:r>
+        <w:rPr>
+          <w:rFonts w:ascii="Consolas" w:cs="Consolas" w:eastAsia="Consolas" w:hAnsi="Consolas"/>
+          <w:sz w:val="17"/>
+          <w:szCs w:val="17"/>
+        </w:rPr>
+        <w:t xml:space="preserve">        finally:</w:t>
+      </w:r>
+    </w:p>
+    <w:p>
+      <w:pPr>
+        <w:pBdr>
+          <w:left w:val="single" w:color="1E3A8A" w:sz="12" w:space="6"/>
+        </w:pBdr>
+        <w:shd w:fill="F3F4F6" w:val="clear"/>
+        <w:spacing w:after="0" w:line="240"/>
+        <w:ind w:left="200"/>
+      </w:pPr>
+      <w:r>
+        <w:rPr>
+          <w:rFonts w:ascii="Consolas" w:cs="Consolas" w:eastAsia="Consolas" w:hAnsi="Consolas"/>
+          <w:sz w:val="17"/>
+          <w:szCs w:val="17"/>
+        </w:rPr>
+        <w:t xml:space="preserve">            conn.close()</w:t>
+      </w:r>
+    </w:p>
+    <w:p>
+      <w:pPr>
+        <w:spacing w:after="120"/>
+      </w:pPr>
+    </w:p>
+    <w:p>
+      <w:pPr>
+        <w:keepNext/>
+        <w:spacing w:after="40" w:before="120"/>
+      </w:pPr>
+      <w:r>
+        <w:rPr>
+          <w:b/>
+          <w:bCs/>
+          <w:color w:val="1E3A8A"/>
+          <w:sz w:val="20"/>
+          <w:szCs w:val="20"/>
+        </w:rPr>
         <w:t xml:space="preserve">practica_3_openwebui_postgres/prompt_del_sistema.txt</w:t>
       </w:r>
     </w:p>
@@ -8991,7 +10570,7 @@
         <w:pStyle w:val="Heading1"/>
       </w:pPr>
       <w:r>
-        <w:t xml:space="preserve">7. Práctica 4 · Open WebUI + MCP Toolbox + Groq</w:t>
+        <w:t xml:space="preserve">8. Práctica 4 · Open WebUI + MCP Toolbox + Groq</w:t>
       </w:r>
     </w:p>
     <w:p>
@@ -9409,7 +10988,7 @@
         <w:pStyle w:val="Heading2"/>
       </w:pPr>
       <w:r>
-        <w:t xml:space="preserve">7.1 Pasos de la práctica</w:t>
+        <w:t xml:space="preserve">8.1 Pasos de la práctica</w:t>
       </w:r>
     </w:p>
     <w:p>
@@ -9534,7 +11113,7 @@
         <w:pStyle w:val="Heading2"/>
       </w:pPr>
       <w:r>
-        <w:t xml:space="preserve">7.2 Archivos</w:t>
+        <w:t xml:space="preserve">8.2 Archivos</w:t>
       </w:r>
     </w:p>
     <w:p>
@@ -10579,7 +12158,7 @@
         <w:pStyle w:val="Heading1"/>
       </w:pPr>
       <w:r>
-        <w:t xml:space="preserve">8. Solución de problemas</w:t>
+        <w:t xml:space="preserve">9. Solución de problemas</w:t>
       </w:r>
     </w:p>
     <w:tbl>
@@ -11110,7 +12689,7 @@
         <w:pStyle w:val="Heading1"/>
       </w:pPr>
       <w:r>
-        <w:t xml:space="preserve">9. Pendientes y supuestos</w:t>
+        <w:t xml:space="preserve">10. Pendientes y puntos por confirmar con el docente</w:t>
       </w:r>
     </w:p>
     <w:p>
@@ -11123,7 +12702,7 @@
         <w:spacing w:after="60"/>
       </w:pPr>
       <w:r>
-        <w:t xml:space="preserve">Probar el frontend contra la API FastAPI real y ajustar los campos del módulo de libros.</w:t>
+        <w:t xml:space="preserve">Prefijo de la API: la guía del frontend llama a /api/estudiantes/, pero el código de la API entregada publica /estudiantes/. Con el proxy tal como está en la guía, las peticiones darían 404 hasta aclarar cuál de los dos se usa.</w:t>
       </w:r>
     </w:p>
     <w:p>
@@ -11136,7 +12715,7 @@
         <w:spacing w:after="60"/>
       </w:pPr>
       <w:r>
-        <w:t xml:space="preserve">Ajustar tools.yaml y la herramienta de la práctica 3 al esquema real de la base de datos.</w:t>
+        <w:t xml:space="preserve">Campo grado: la guía del frontend usa texto (por ejemplo 10A), pero el modelo de la API define grado como entero.</w:t>
       </w:r>
     </w:p>
     <w:p>
@@ -11149,7 +12728,7 @@
         <w:spacing w:after="60"/>
       </w:pPr>
       <w:r>
-        <w:t xml:space="preserve">El módulo de préstamos queda en construcción, como indica la guía.</w:t>
+        <w:t xml:space="preserve">Probar la API y el frontend con las credenciales propias de Neon.</w:t>
       </w:r>
     </w:p>
     <w:p>
@@ -11162,6 +12741,19 @@
         <w:spacing w:after="60"/>
       </w:pPr>
       <w:r>
+        <w:t xml:space="preserve">Los módulos de libros y préstamos quedan como marcador «en construcción», como indica la guía.</w:t>
+      </w:r>
+    </w:p>
+    <w:p>
+      <w:pPr>
+        <w:pStyle w:val="ListParagraph"/>
+        <w:numPr>
+          <w:ilvl w:val="0"/>
+          <w:numId w:val="2"/>
+        </w:numPr>
+        <w:spacing w:after="60"/>
+      </w:pPr>
+      <w:r>
         <w:t xml:space="preserve">Power BI no estaba en los documentos entregados; si el docente lo pidió, se debe indicar qué se requiere.</w:t>
       </w:r>
     </w:p>
@@ -11170,7 +12762,7 @@
         <w:pStyle w:val="Heading1"/>
       </w:pPr>
       <w:r>
-        <w:t xml:space="preserve">10. Resumen</w:t>
+        <w:t xml:space="preserve">11. Resumen</w:t>
       </w:r>
     </w:p>
     <w:p>
@@ -11178,7 +12770,7 @@
         <w:spacing w:after="120" w:line="300"/>
       </w:pPr>
       <w:r>
-        <w:t xml:space="preserve">Se entregó el proyecto SvelteKit con la estructura y el código de la guía del docente, el reto final resuelto, los archivos de configuración de las prácticas 3 y 4 y el comando de Docker de la práctica 1 con su equivalente en docker-compose. Todo está organizado en la carpeta actividad_brayan.</w:t>
+        <w:t xml:space="preserve">Se entregó la API del docente, el proyecto SvelteKit creado con sv create con la estructura y el código de la guía, los archivos de configuración de las prácticas 3 y 4 y el comando de Docker de la práctica 1. Todo está organizado en la carpeta actividad_brayan.</w:t>
       </w:r>
     </w:p>
     <w:sectPr>
